--- a/test/generator/baseline/gen.odp.to.docx.docx
+++ b/test/generator/baseline/gen.odp.to.docx.docx
@@ -6329,272 +6329,35 @@
       </w:pPr>
     </w:lvl>
   </w:abstractNum>
-  <w:abstractNum w:abstractNumId="2">
-    <w:multiLevelType w:val="multilevel"/>
-    <w:lvl w:ilvl="0">
-      <w:start w:val="1"/>
-      <w:numFmt w:val="decimal"/>
-      <w:lvlText w:val="%1."/>
-      <w:lvlJc w:val="left"/>
-      <w:pPr>
-        <w:ind w:left="720" w:hanging="360"/>
-      </w:pPr>
-    </w:lvl>
-    <w:lvl w:ilvl="1">
-      <w:start w:val="1"/>
-      <w:numFmt w:val="decimal"/>
-      <w:lvlText w:val="%2."/>
-      <w:lvlJc w:val="left"/>
-      <w:pPr>
-        <w:ind w:left="1440" w:hanging="360"/>
-      </w:pPr>
-    </w:lvl>
-    <w:lvl w:ilvl="2">
-      <w:start w:val="1"/>
-      <w:numFmt w:val="decimal"/>
-      <w:lvlText w:val="%3."/>
-      <w:lvlJc w:val="left"/>
-      <w:pPr>
-        <w:ind w:left="2160" w:hanging="360"/>
-      </w:pPr>
-    </w:lvl>
-    <w:lvl w:ilvl="3">
-      <w:start w:val="1"/>
-      <w:numFmt w:val="decimal"/>
-      <w:lvlText w:val="%4."/>
-      <w:lvlJc w:val="left"/>
-      <w:pPr>
-        <w:ind w:left="2880" w:hanging="360"/>
-      </w:pPr>
-    </w:lvl>
-    <w:lvl w:ilvl="4">
-      <w:start w:val="1"/>
-      <w:numFmt w:val="decimal"/>
-      <w:lvlText w:val="%5."/>
-      <w:lvlJc w:val="left"/>
-      <w:pPr>
-        <w:ind w:left="3600" w:hanging="360"/>
-      </w:pPr>
-    </w:lvl>
-    <w:lvl w:ilvl="5">
-      <w:start w:val="1"/>
-      <w:numFmt w:val="decimal"/>
-      <w:lvlText w:val="%6."/>
-      <w:lvlJc w:val="left"/>
-      <w:pPr>
-        <w:ind w:left="4320" w:hanging="360"/>
-      </w:pPr>
-    </w:lvl>
-    <w:lvl w:ilvl="6">
-      <w:start w:val="1"/>
-      <w:numFmt w:val="decimal"/>
-      <w:lvlText w:val="%7."/>
-      <w:lvlJc w:val="left"/>
-      <w:pPr>
-        <w:ind w:left="5040" w:hanging="360"/>
-      </w:pPr>
-    </w:lvl>
-    <w:lvl w:ilvl="7">
-      <w:start w:val="1"/>
-      <w:numFmt w:val="decimal"/>
-      <w:lvlText w:val="%8."/>
-      <w:lvlJc w:val="left"/>
-      <w:pPr>
-        <w:ind w:left="5760" w:hanging="360"/>
-      </w:pPr>
-    </w:lvl>
-    <w:lvl w:ilvl="8">
-      <w:start w:val="1"/>
-      <w:numFmt w:val="decimal"/>
-      <w:lvlText w:val="%9."/>
-      <w:lvlJc w:val="left"/>
-      <w:pPr>
-        <w:ind w:left="6480" w:hanging="360"/>
-      </w:pPr>
-    </w:lvl>
-  </w:abstractNum>
-  <w:abstractNum w:abstractNumId="3">
-    <w:multiLevelType w:val="multilevel"/>
-    <w:lvl w:ilvl="0">
-      <w:start w:val="1"/>
-      <w:numFmt w:val="bullet"/>
-      <w:lvlText w:val="•"/>
-      <w:lvlJc w:val="left"/>
-      <w:pPr>
-        <w:ind w:left="720" w:hanging="360"/>
-      </w:pPr>
-    </w:lvl>
-    <w:lvl w:ilvl="1">
-      <w:start w:val="1"/>
-      <w:numFmt w:val="bullet"/>
-      <w:lvlText w:val="•"/>
-      <w:lvlJc w:val="left"/>
-      <w:pPr>
-        <w:ind w:left="1440" w:hanging="360"/>
-      </w:pPr>
-    </w:lvl>
-    <w:lvl w:ilvl="2">
-      <w:start w:val="1"/>
-      <w:numFmt w:val="bullet"/>
-      <w:lvlText w:val="•"/>
-      <w:lvlJc w:val="left"/>
-      <w:pPr>
-        <w:ind w:left="2160" w:hanging="360"/>
-      </w:pPr>
-    </w:lvl>
-    <w:lvl w:ilvl="3">
-      <w:start w:val="1"/>
-      <w:numFmt w:val="bullet"/>
-      <w:lvlText w:val="•"/>
-      <w:lvlJc w:val="left"/>
-      <w:pPr>
-        <w:ind w:left="2880" w:hanging="360"/>
-      </w:pPr>
-    </w:lvl>
-    <w:lvl w:ilvl="4">
-      <w:start w:val="1"/>
-      <w:numFmt w:val="bullet"/>
-      <w:lvlText w:val="•"/>
-      <w:lvlJc w:val="left"/>
-      <w:pPr>
-        <w:ind w:left="3600" w:hanging="360"/>
-      </w:pPr>
-    </w:lvl>
-    <w:lvl w:ilvl="5">
-      <w:start w:val="1"/>
-      <w:numFmt w:val="bullet"/>
-      <w:lvlText w:val="•"/>
-      <w:lvlJc w:val="left"/>
-      <w:pPr>
-        <w:ind w:left="4320" w:hanging="360"/>
-      </w:pPr>
-    </w:lvl>
-    <w:lvl w:ilvl="6">
-      <w:start w:val="1"/>
-      <w:numFmt w:val="bullet"/>
-      <w:lvlText w:val="•"/>
-      <w:lvlJc w:val="left"/>
-      <w:pPr>
-        <w:ind w:left="5040" w:hanging="360"/>
-      </w:pPr>
-    </w:lvl>
-    <w:lvl w:ilvl="7">
-      <w:start w:val="1"/>
-      <w:numFmt w:val="bullet"/>
-      <w:lvlText w:val="•"/>
-      <w:lvlJc w:val="left"/>
-      <w:pPr>
-        <w:ind w:left="5760" w:hanging="360"/>
-      </w:pPr>
-    </w:lvl>
-    <w:lvl w:ilvl="8">
-      <w:start w:val="1"/>
-      <w:numFmt w:val="bullet"/>
-      <w:lvlText w:val="•"/>
-      <w:lvlJc w:val="left"/>
-      <w:pPr>
-        <w:ind w:left="6480" w:hanging="360"/>
-      </w:pPr>
-    </w:lvl>
-  </w:abstractNum>
-  <w:abstractNum w:abstractNumId="4">
-    <w:multiLevelType w:val="multilevel"/>
-    <w:lvl w:ilvl="0">
-      <w:start w:val="1"/>
-      <w:numFmt w:val="decimal"/>
-      <w:lvlText w:val="%1."/>
-      <w:lvlJc w:val="left"/>
-      <w:pPr>
-        <w:ind w:left="720" w:hanging="360"/>
-      </w:pPr>
-    </w:lvl>
-    <w:lvl w:ilvl="1">
-      <w:start w:val="1"/>
-      <w:numFmt w:val="decimal"/>
-      <w:lvlText w:val="%2."/>
-      <w:lvlJc w:val="left"/>
-      <w:pPr>
-        <w:ind w:left="1440" w:hanging="360"/>
-      </w:pPr>
-    </w:lvl>
-    <w:lvl w:ilvl="2">
-      <w:start w:val="1"/>
-      <w:numFmt w:val="decimal"/>
-      <w:lvlText w:val="%3."/>
-      <w:lvlJc w:val="left"/>
-      <w:pPr>
-        <w:ind w:left="2160" w:hanging="360"/>
-      </w:pPr>
-    </w:lvl>
-    <w:lvl w:ilvl="3">
-      <w:start w:val="1"/>
-      <w:numFmt w:val="decimal"/>
-      <w:lvlText w:val="%4."/>
-      <w:lvlJc w:val="left"/>
-      <w:pPr>
-        <w:ind w:left="2880" w:hanging="360"/>
-      </w:pPr>
-    </w:lvl>
-    <w:lvl w:ilvl="4">
-      <w:start w:val="1"/>
-      <w:numFmt w:val="decimal"/>
-      <w:lvlText w:val="%5."/>
-      <w:lvlJc w:val="left"/>
-      <w:pPr>
-        <w:ind w:left="3600" w:hanging="360"/>
-      </w:pPr>
-    </w:lvl>
-    <w:lvl w:ilvl="5">
-      <w:start w:val="1"/>
-      <w:numFmt w:val="decimal"/>
-      <w:lvlText w:val="%6."/>
-      <w:lvlJc w:val="left"/>
-      <w:pPr>
-        <w:ind w:left="4320" w:hanging="360"/>
-      </w:pPr>
-    </w:lvl>
-    <w:lvl w:ilvl="6">
-      <w:start w:val="1"/>
-      <w:numFmt w:val="decimal"/>
-      <w:lvlText w:val="%7."/>
-      <w:lvlJc w:val="left"/>
-      <w:pPr>
-        <w:ind w:left="5040" w:hanging="360"/>
-      </w:pPr>
-    </w:lvl>
-    <w:lvl w:ilvl="7">
-      <w:start w:val="1"/>
-      <w:numFmt w:val="decimal"/>
-      <w:lvlText w:val="%8."/>
-      <w:lvlJc w:val="left"/>
-      <w:pPr>
-        <w:ind w:left="5760" w:hanging="360"/>
-      </w:pPr>
-    </w:lvl>
-    <w:lvl w:ilvl="8">
-      <w:start w:val="1"/>
-      <w:numFmt w:val="decimal"/>
-      <w:lvlText w:val="%9."/>
-      <w:lvlJc w:val="left"/>
-      <w:pPr>
-        <w:ind w:left="6480" w:hanging="360"/>
-      </w:pPr>
-    </w:lvl>
-  </w:abstractNum>
   <w:num w:numId="1">
     <w:abstractNumId w:val="0"/>
   </w:num>
   <w:num w:numId="2">
     <w:abstractNumId w:val="1"/>
+    <w:lvlOverride w:ilvl="0">
+      <w:startOverride w:val="1"/>
+    </w:lvlOverride>
   </w:num>
   <w:num w:numId="3">
-    <w:abstractNumId w:val="2"/>
+    <w:abstractNumId w:val="1"/>
+    <w:lvlOverride w:ilvl="0">
+      <w:startOverride w:val="1"/>
+    </w:lvlOverride>
+    <w:lvlOverride w:ilvl="1">
+      <w:startOverride w:val="1"/>
+    </w:lvlOverride>
+    <w:lvlOverride w:ilvl="2">
+      <w:startOverride w:val="1"/>
+    </w:lvlOverride>
   </w:num>
   <w:num w:numId="4">
-    <w:abstractNumId w:val="3"/>
+    <w:abstractNumId w:val="0"/>
   </w:num>
   <w:num w:numId="5">
-    <w:abstractNumId w:val="4"/>
+    <w:abstractNumId w:val="1"/>
+    <w:lvlOverride w:ilvl="0">
+      <w:startOverride w:val="1"/>
+    </w:lvlOverride>
   </w:num>
 </w:numbering>
 </file>

--- a/test/generator/baseline/gen.odp.to.docx.docx
+++ b/test/generator/baseline/gen.odp.to.docx.docx
@@ -5408,6 +5408,8 @@
         <w:t xml:space="preserve">Centered images like this are useful for large pictures that should be a focus of attention. </w:t>
       </w:r>
     </w:p>
+    <w:bookmarkStart w:id="5" w:name="Picture_8"/>
+    <w:bookmarkEnd w:id="5"/>
     <w:p>
       <w:r>
         <w:drawing>
@@ -5906,7 +5908,7 @@
       <w:pPr>
         <w:pStyle w:val="Heading1"/>
       </w:pPr>
-      <w:bookmarkStart w:id="5" w:name="charts"/>
+      <w:bookmarkStart w:id="6" w:name="charts"/>
       <w:r>
         <w:rPr>
           <w:rFonts w:ascii="Aptos Display" w:hAnsi="Aptos Display"/>
@@ -5915,7 +5917,7 @@
         </w:rPr>
         <w:t xml:space="preserve">Charts</w:t>
       </w:r>
-      <w:bookmarkEnd w:id="5"/>
+      <w:bookmarkEnd w:id="6"/>
     </w:p>
     <w:p>
       <w:r>

--- a/test/generator/baseline/gen.odp.to.docx.docx
+++ b/test/generator/baseline/gen.odp.to.docx.docx
@@ -2193,6 +2193,9 @@
       </w:r>
     </w:p>
     <w:p>
+      <w:pPr>
+        <w:ind w:left="360" w:hanging="360"/>
+      </w:pPr>
       <w:r>
         <w:rPr>
           <w:rFonts w:ascii="Ubuntu" w:hAnsi="Ubuntu"/>
@@ -5142,6 +5145,9 @@
       <w:bookmarkEnd w:id="3"/>
     </w:p>
     <w:p>
+      <w:pPr>
+        <w:ind w:left="360" w:hanging="360"/>
+      </w:pPr>
       <w:r>
         <w:rPr>
           <w:rFonts w:ascii="Ubuntu" w:hAnsi="Ubuntu"/>
@@ -5168,6 +5174,9 @@
       </w:r>
     </w:p>
     <w:p>
+      <w:pPr>
+        <w:ind w:left="360" w:hanging="360"/>
+      </w:pPr>
       <w:r>
         <w:rPr>
           <w:rFonts w:ascii="Ubuntu" w:hAnsi="Ubuntu"/>
@@ -5179,6 +5188,9 @@
       </w:r>
     </w:p>
     <w:p>
+      <w:pPr>
+        <w:ind w:left="360" w:hanging="360"/>
+      </w:pPr>
       <w:r>
         <w:rPr>
           <w:rFonts w:ascii="Ubuntu" w:hAnsi="Ubuntu"/>
@@ -5253,6 +5265,9 @@
       </w:r>
     </w:p>
     <w:p>
+      <w:pPr>
+        <w:ind w:left="360" w:hanging="360"/>
+      </w:pPr>
       <w:r>
         <w:rPr>
           <w:rFonts w:ascii="Ubuntu" w:hAnsi="Ubuntu"/>
@@ -5264,6 +5279,9 @@
       </w:r>
     </w:p>
     <w:p>
+      <w:pPr>
+        <w:ind w:left="360" w:hanging="360"/>
+      </w:pPr>
       <w:r>
         <w:rPr>
           <w:rFonts w:ascii="Ubuntu" w:hAnsi="Ubuntu"/>
@@ -5274,6 +5292,9 @@
       </w:r>
     </w:p>
     <w:p>
+      <w:pPr>
+        <w:ind w:left="360" w:hanging="360"/>
+      </w:pPr>
       <w:r>
         <w:rPr>
           <w:rFonts w:ascii="Ubuntu" w:hAnsi="Ubuntu"/>
@@ -5300,6 +5321,9 @@
       </w:r>
     </w:p>
     <w:p>
+      <w:pPr>
+        <w:ind w:left="360" w:hanging="360"/>
+      </w:pPr>
       <w:r>
         <w:rPr>
           <w:rFonts w:ascii="Ubuntu" w:hAnsi="Ubuntu"/>
@@ -5311,6 +5335,9 @@
       </w:r>
     </w:p>
     <w:p>
+      <w:pPr>
+        <w:ind w:left="360" w:hanging="360"/>
+      </w:pPr>
       <w:r>
         <w:rPr>
           <w:rFonts w:ascii="Ubuntu" w:hAnsi="Ubuntu"/>
@@ -5399,6 +5426,9 @@
       <w:bookmarkEnd w:id="4"/>
     </w:p>
     <w:p>
+      <w:pPr>
+        <w:ind w:left="360" w:hanging="360"/>
+      </w:pPr>
       <w:r>
         <w:rPr>
           <w:rFonts w:ascii="Ubuntu" w:hAnsi="Ubuntu"/>
@@ -5484,6 +5514,7 @@
     </w:p>
     <w:p>
       <w:pPr>
+        <w:ind w:left="360" w:hanging="360"/>
         <w:jc w:val="center"/>
       </w:pPr>
       <w:r>
@@ -5497,6 +5528,9 @@
       </w:r>
     </w:p>
     <w:p>
+      <w:pPr>
+        <w:ind w:left="360" w:hanging="360"/>
+      </w:pPr>
       <w:r>
         <w:rPr>
           <w:rFonts w:ascii="Ubuntu" w:hAnsi="Ubuntu"/>
@@ -5507,6 +5541,9 @@
       </w:r>
     </w:p>
     <w:p>
+      <w:pPr>
+        <w:ind w:left="360" w:hanging="360"/>
+      </w:pPr>
       <w:r>
         <w:rPr>
           <w:rFonts w:ascii="Ubuntu" w:hAnsi="Ubuntu"/>
@@ -5553,6 +5590,7 @@
     </w:p>
     <w:p>
       <w:pPr>
+        <w:ind w:left="360" w:hanging="360"/>
         <w:jc w:val="center"/>
       </w:pPr>
     </w:p>

--- a/test/generator/baseline/gen.odp.to.docx.docx
+++ b/test/generator/baseline/gen.odp.to.docx.docx
@@ -4,32 +4,38 @@
   <w:body>
     <w:p>
       <w:pPr>
+        <w:spacing w:before="0" w:after="0"/>
         <w:jc w:val="center"/>
       </w:pPr>
     </w:p>
     <w:p>
       <w:pPr>
+        <w:spacing w:before="0" w:after="0"/>
         <w:jc w:val="center"/>
       </w:pPr>
     </w:p>
     <w:p>
       <w:pPr>
+        <w:spacing w:before="0" w:after="0"/>
         <w:jc w:val="center"/>
       </w:pPr>
     </w:p>
     <w:p>
       <w:pPr>
+        <w:spacing w:before="0" w:after="0"/>
         <w:jc w:val="center"/>
       </w:pPr>
     </w:p>
     <w:p>
       <w:pPr>
+        <w:spacing w:before="0" w:after="0"/>
         <w:jc w:val="center"/>
       </w:pPr>
     </w:p>
     <w:p>
       <w:pPr>
         <w:pStyle w:val="Heading1"/>
+        <w:spacing w:before="0" w:after="0" w:line="216" w:lineRule="auto"/>
       </w:pPr>
       <w:bookmarkStart w:id="0" w:name="demonstration_of_docx_support_in_calibre"/>
       <w:r>
@@ -51,6 +57,9 @@
       <w:bookmarkEnd w:id="0"/>
     </w:p>
     <w:p>
+      <w:pPr>
+        <w:spacing w:before="200" w:after="0" w:line="216" w:lineRule="auto"/>
+      </w:pPr>
       <w:r>
         <w:rPr>
           <w:rFonts w:ascii="Ubuntu" w:hAnsi="Ubuntu"/>
@@ -109,6 +118,9 @@
       </w:r>
     </w:p>
     <w:p>
+      <w:pPr>
+        <w:spacing w:before="200" w:after="0" w:line="216" w:lineRule="auto"/>
+      </w:pPr>
       <w:r>
         <w:rPr>
           <w:rFonts w:ascii="Ubuntu" w:hAnsi="Ubuntu"/>
@@ -135,6 +147,9 @@
       </w:r>
     </w:p>
     <w:p>
+      <w:pPr>
+        <w:spacing w:before="200" w:after="0" w:line="216" w:lineRule="auto"/>
+      </w:pPr>
       <w:r>
         <w:rPr>
           <w:rFonts w:ascii="Ubuntu" w:hAnsi="Ubuntu"/>
@@ -219,6 +234,7 @@
     <w:p>
       <w:pPr>
         <w:pStyle w:val="Heading1"/>
+        <w:spacing w:before="0" w:after="0" w:line="216" w:lineRule="auto"/>
       </w:pPr>
       <w:bookmarkStart w:id="1" w:name="text_formatting"/>
       <w:r>
@@ -233,6 +249,9 @@
       <w:bookmarkEnd w:id="1"/>
     </w:p>
     <w:p>
+      <w:pPr>
+        <w:spacing w:before="200" w:after="0" w:line="216" w:lineRule="auto"/>
+      </w:pPr>
       <w:r>
         <w:rPr>
           <w:rFonts w:ascii="Ubuntu" w:hAnsi="Ubuntu"/>
@@ -244,6 +263,9 @@
       </w:r>
     </w:p>
     <w:p>
+      <w:pPr>
+        <w:spacing w:before="200" w:after="0" w:line="216" w:lineRule="auto"/>
+      </w:pPr>
       <w:r>
         <w:rPr>
           <w:rFonts w:ascii="Ubuntu" w:hAnsi="Ubuntu"/>
@@ -254,6 +276,9 @@
       </w:r>
     </w:p>
     <w:p>
+      <w:pPr>
+        <w:spacing w:before="200" w:after="0" w:line="216" w:lineRule="auto"/>
+      </w:pPr>
       <w:r>
         <w:rPr>
           <w:rFonts w:ascii="Ubuntu" w:hAnsi="Ubuntu"/>
@@ -448,6 +473,9 @@
       </w:r>
     </w:p>
     <w:p>
+      <w:pPr>
+        <w:spacing w:before="200" w:after="0" w:line="216" w:lineRule="auto"/>
+      </w:pPr>
       <w:r>
         <w:rPr>
           <w:rFonts w:ascii="Ubuntu" w:hAnsi="Ubuntu"/>
@@ -526,6 +554,9 @@
       </w:r>
     </w:p>
     <w:p>
+      <w:pPr>
+        <w:spacing w:before="200" w:after="0" w:line="216" w:lineRule="auto"/>
+      </w:pPr>
       <w:r>
         <w:rPr>
           <w:rFonts w:ascii="Ubuntu" w:hAnsi="Ubuntu"/>
@@ -537,6 +568,9 @@
       </w:r>
     </w:p>
     <w:p>
+      <w:pPr>
+        <w:spacing w:before="200" w:after="0" w:line="216" w:lineRule="auto"/>
+      </w:pPr>
       <w:r>
         <w:rPr>
           <w:rFonts w:ascii="Ubuntu" w:hAnsi="Ubuntu"/>
@@ -595,6 +629,9 @@
       </w:r>
     </w:p>
     <w:p>
+      <w:pPr>
+        <w:spacing w:before="200" w:after="0" w:line="216" w:lineRule="auto"/>
+      </w:pPr>
       <w:r>
         <w:rPr>
           <w:rFonts w:ascii="Ubuntu" w:hAnsi="Ubuntu"/>
@@ -607,6 +644,7 @@
     </w:p>
     <w:p>
       <w:pPr>
+        <w:spacing w:before="200" w:after="0" w:line="216" w:lineRule="auto"/>
         <w:jc w:val="right"/>
       </w:pPr>
       <w:r>
@@ -619,6 +657,9 @@
       </w:r>
     </w:p>
     <w:p>
+      <w:pPr>
+        <w:spacing w:before="200" w:after="0" w:line="216" w:lineRule="auto"/>
+      </w:pPr>
       <w:r>
         <w:rPr>
           <w:rFonts w:ascii="Ubuntu" w:hAnsi="Ubuntu"/>
@@ -636,6 +677,7 @@
     <w:p>
       <w:pPr>
         <w:pStyle w:val="Heading1"/>
+        <w:spacing w:before="0" w:after="0" w:line="216" w:lineRule="auto"/>
       </w:pPr>
       <w:bookmarkStart w:id="2" w:name="tables"/>
       <w:r>
@@ -673,6 +715,9 @@
             <w:shd w:val="clear" w:color="auto" w:fill="9BBB59"/>
           </w:tcPr>
           <w:p>
+            <w:pPr>
+              <w:spacing w:line="285" w:lineRule="exact"/>
+            </w:pPr>
             <w:r>
               <w:rPr>
                 <w:rFonts w:ascii="Ubuntu" w:hAnsi="Ubuntu"/>
@@ -690,6 +735,9 @@
             <w:shd w:val="clear" w:color="auto" w:fill="9BBB59"/>
           </w:tcPr>
           <w:p>
+            <w:pPr>
+              <w:spacing w:line="285" w:lineRule="exact"/>
+            </w:pPr>
             <w:r>
               <w:rPr>
                 <w:rFonts w:ascii="Ubuntu" w:hAnsi="Ubuntu"/>
@@ -708,6 +756,9 @@
             <w:tcW w:w="0" w:type="auto"/>
           </w:tcPr>
           <w:p>
+            <w:pPr>
+              <w:spacing w:line="285" w:lineRule="exact"/>
+            </w:pPr>
             <w:r>
               <w:rPr>
                 <w:rFonts w:ascii="Ubuntu" w:hAnsi="Ubuntu"/>
@@ -722,6 +773,9 @@
             <w:tcW w:w="0" w:type="auto"/>
           </w:tcPr>
           <w:p>
+            <w:pPr>
+              <w:spacing w:line="285" w:lineRule="exact"/>
+            </w:pPr>
             <w:r>
               <w:rPr>
                 <w:rFonts w:ascii="Ubuntu" w:hAnsi="Ubuntu"/>
@@ -738,6 +792,9 @@
             <w:tcW w:w="0" w:type="auto"/>
           </w:tcPr>
           <w:p>
+            <w:pPr>
+              <w:spacing w:line="285" w:lineRule="exact"/>
+            </w:pPr>
             <w:r>
               <w:rPr>
                 <w:rFonts w:ascii="Ubuntu" w:hAnsi="Ubuntu"/>
@@ -752,6 +809,9 @@
             <w:tcW w:w="0" w:type="auto"/>
           </w:tcPr>
           <w:p>
+            <w:pPr>
+              <w:spacing w:line="285" w:lineRule="exact"/>
+            </w:pPr>
             <w:r>
               <w:rPr>
                 <w:rFonts w:ascii="Ubuntu" w:hAnsi="Ubuntu"/>
@@ -768,6 +828,9 @@
             <w:tcW w:w="0" w:type="auto"/>
           </w:tcPr>
           <w:p>
+            <w:pPr>
+              <w:spacing w:line="285" w:lineRule="exact"/>
+            </w:pPr>
             <w:r>
               <w:rPr>
                 <w:rFonts w:ascii="Ubuntu" w:hAnsi="Ubuntu"/>
@@ -782,6 +845,9 @@
             <w:tcW w:w="0" w:type="auto"/>
           </w:tcPr>
           <w:p>
+            <w:pPr>
+              <w:spacing w:line="285" w:lineRule="exact"/>
+            </w:pPr>
             <w:r>
               <w:rPr>
                 <w:rFonts w:ascii="Ubuntu" w:hAnsi="Ubuntu"/>
@@ -798,6 +864,9 @@
             <w:tcW w:w="0" w:type="auto"/>
           </w:tcPr>
           <w:p>
+            <w:pPr>
+              <w:spacing w:line="285" w:lineRule="exact"/>
+            </w:pPr>
             <w:r>
               <w:rPr>
                 <w:rFonts w:ascii="Ubuntu" w:hAnsi="Ubuntu"/>
@@ -812,6 +881,9 @@
             <w:tcW w:w="0" w:type="auto"/>
           </w:tcPr>
           <w:p>
+            <w:pPr>
+              <w:spacing w:line="285" w:lineRule="exact"/>
+            </w:pPr>
             <w:r>
               <w:rPr>
                 <w:rFonts w:ascii="Ubuntu" w:hAnsi="Ubuntu"/>
@@ -828,6 +900,9 @@
             <w:tcW w:w="0" w:type="auto"/>
           </w:tcPr>
           <w:p>
+            <w:pPr>
+              <w:spacing w:line="285" w:lineRule="exact"/>
+            </w:pPr>
             <w:r>
               <w:rPr>
                 <w:rFonts w:ascii="Ubuntu" w:hAnsi="Ubuntu"/>
@@ -842,6 +917,9 @@
             <w:tcW w:w="0" w:type="auto"/>
           </w:tcPr>
           <w:p>
+            <w:pPr>
+              <w:spacing w:line="285" w:lineRule="exact"/>
+            </w:pPr>
             <w:r>
               <w:rPr>
                 <w:rFonts w:ascii="Ubuntu" w:hAnsi="Ubuntu"/>
@@ -854,6 +932,9 @@
       </w:tr>
     </w:tbl>
     <w:p>
+      <w:pPr>
+        <w:spacing w:before="0" w:after="0"/>
+      </w:pPr>
       <w:r>
         <w:rPr>
           <w:rFonts w:ascii="Ubuntu" w:hAnsi="Ubuntu"/>
@@ -888,6 +969,9 @@
       </w:r>
     </w:p>
     <w:p>
+      <w:pPr>
+        <w:spacing w:before="0" w:after="0"/>
+      </w:pPr>
       <w:r>
         <w:rPr>
           <w:rFonts w:ascii="Ubuntu" w:hAnsi="Ubuntu"/>
@@ -899,6 +983,7 @@
     </w:p>
     <w:p>
       <w:pPr>
+        <w:spacing w:before="0" w:after="0"/>
         <w:jc w:val="center"/>
       </w:pPr>
     </w:p>
@@ -930,6 +1015,9 @@
             <w:shd w:val="clear" w:color="auto" w:fill="FFFFFF"/>
           </w:tcPr>
           <w:p>
+            <w:pPr>
+              <w:spacing w:line="255" w:lineRule="exact"/>
+            </w:pPr>
             <w:r>
               <w:rPr>
                 <w:rFonts w:ascii="Ubuntu" w:hAnsi="Ubuntu"/>
@@ -946,6 +1034,7 @@
           </w:tcPr>
           <w:p>
             <w:pPr>
+              <w:spacing w:line="255" w:lineRule="exact"/>
               <w:jc w:val="center"/>
             </w:pPr>
             <w:r>
@@ -964,6 +1053,7 @@
           </w:tcPr>
           <w:p>
             <w:pPr>
+              <w:spacing w:line="255" w:lineRule="exact"/>
               <w:jc w:val="center"/>
             </w:pPr>
             <w:r>
@@ -982,6 +1072,7 @@
           </w:tcPr>
           <w:p>
             <w:pPr>
+              <w:spacing w:line="255" w:lineRule="exact"/>
               <w:jc w:val="center"/>
             </w:pPr>
             <w:r>
@@ -1000,6 +1091,7 @@
           </w:tcPr>
           <w:p>
             <w:pPr>
+              <w:spacing w:line="255" w:lineRule="exact"/>
               <w:jc w:val="center"/>
             </w:pPr>
             <w:r>
@@ -1018,6 +1110,7 @@
           </w:tcPr>
           <w:p>
             <w:pPr>
+              <w:spacing w:line="255" w:lineRule="exact"/>
               <w:jc w:val="center"/>
             </w:pPr>
             <w:r>
@@ -1037,6 +1130,9 @@
             <w:shd w:val="clear" w:color="auto" w:fill="FFFFFF"/>
           </w:tcPr>
           <w:p>
+            <w:pPr>
+              <w:spacing w:line="285" w:lineRule="exact"/>
+            </w:pPr>
             <w:r>
               <w:rPr>
                 <w:rFonts w:ascii="Ubuntu" w:hAnsi="Ubuntu"/>
@@ -1053,6 +1149,7 @@
           </w:tcPr>
           <w:p>
             <w:pPr>
+              <w:spacing w:line="285" w:lineRule="exact"/>
               <w:jc w:val="center"/>
             </w:pPr>
             <w:r>
@@ -1071,6 +1168,7 @@
           </w:tcPr>
           <w:p>
             <w:pPr>
+              <w:spacing w:line="285" w:lineRule="exact"/>
               <w:jc w:val="center"/>
             </w:pPr>
           </w:p>
@@ -1082,6 +1180,7 @@
           </w:tcPr>
           <w:p>
             <w:pPr>
+              <w:spacing w:line="285" w:lineRule="exact"/>
               <w:jc w:val="center"/>
             </w:pPr>
           </w:p>
@@ -1093,6 +1192,7 @@
           </w:tcPr>
           <w:p>
             <w:pPr>
+              <w:spacing w:line="285" w:lineRule="exact"/>
               <w:jc w:val="center"/>
             </w:pPr>
           </w:p>
@@ -1104,6 +1204,7 @@
           </w:tcPr>
           <w:p>
             <w:pPr>
+              <w:spacing w:line="285" w:lineRule="exact"/>
               <w:jc w:val="center"/>
             </w:pPr>
           </w:p>
@@ -1116,6 +1217,9 @@
             <w:shd w:val="clear" w:color="auto" w:fill="FFFFFF"/>
           </w:tcPr>
           <w:p>
+            <w:pPr>
+              <w:spacing w:line="285" w:lineRule="exact"/>
+            </w:pPr>
             <w:r>
               <w:rPr>
                 <w:rFonts w:ascii="Ubuntu" w:hAnsi="Ubuntu"/>
@@ -1131,6 +1235,7 @@
           </w:tcPr>
           <w:p>
             <w:pPr>
+              <w:spacing w:line="285" w:lineRule="exact"/>
               <w:jc w:val="center"/>
             </w:pPr>
             <w:r>
@@ -1148,6 +1253,7 @@
           </w:tcPr>
           <w:p>
             <w:pPr>
+              <w:spacing w:line="285" w:lineRule="exact"/>
               <w:jc w:val="center"/>
             </w:pPr>
             <w:r>
@@ -1165,6 +1271,7 @@
           </w:tcPr>
           <w:p>
             <w:pPr>
+              <w:spacing w:line="285" w:lineRule="exact"/>
               <w:jc w:val="center"/>
             </w:pPr>
           </w:p>
@@ -1175,6 +1282,7 @@
           </w:tcPr>
           <w:p>
             <w:pPr>
+              <w:spacing w:line="285" w:lineRule="exact"/>
               <w:jc w:val="center"/>
             </w:pPr>
           </w:p>
@@ -1185,6 +1293,7 @@
           </w:tcPr>
           <w:p>
             <w:pPr>
+              <w:spacing w:line="285" w:lineRule="exact"/>
               <w:jc w:val="center"/>
             </w:pPr>
           </w:p>
@@ -1197,6 +1306,9 @@
             <w:shd w:val="clear" w:color="auto" w:fill="FFFFFF"/>
           </w:tcPr>
           <w:p>
+            <w:pPr>
+              <w:spacing w:line="285" w:lineRule="exact"/>
+            </w:pPr>
             <w:r>
               <w:rPr>
                 <w:rFonts w:ascii="Ubuntu" w:hAnsi="Ubuntu"/>
@@ -1213,6 +1325,7 @@
           </w:tcPr>
           <w:p>
             <w:pPr>
+              <w:spacing w:line="285" w:lineRule="exact"/>
               <w:jc w:val="center"/>
             </w:pPr>
             <w:r>
@@ -1231,6 +1344,7 @@
           </w:tcPr>
           <w:p>
             <w:pPr>
+              <w:spacing w:line="285" w:lineRule="exact"/>
               <w:jc w:val="center"/>
             </w:pPr>
             <w:r>
@@ -1249,6 +1363,7 @@
           </w:tcPr>
           <w:p>
             <w:pPr>
+              <w:spacing w:line="285" w:lineRule="exact"/>
               <w:jc w:val="center"/>
             </w:pPr>
             <w:r>
@@ -1267,6 +1382,7 @@
           </w:tcPr>
           <w:p>
             <w:pPr>
+              <w:spacing w:line="285" w:lineRule="exact"/>
               <w:jc w:val="center"/>
             </w:pPr>
           </w:p>
@@ -1278,6 +1394,7 @@
           </w:tcPr>
           <w:p>
             <w:pPr>
+              <w:spacing w:line="285" w:lineRule="exact"/>
               <w:jc w:val="center"/>
             </w:pPr>
           </w:p>
@@ -1290,6 +1407,9 @@
             <w:shd w:val="clear" w:color="auto" w:fill="FFFFFF"/>
           </w:tcPr>
           <w:p>
+            <w:pPr>
+              <w:spacing w:line="285" w:lineRule="exact"/>
+            </w:pPr>
             <w:r>
               <w:rPr>
                 <w:rFonts w:ascii="Ubuntu" w:hAnsi="Ubuntu"/>
@@ -1305,6 +1425,7 @@
           </w:tcPr>
           <w:p>
             <w:pPr>
+              <w:spacing w:line="285" w:lineRule="exact"/>
               <w:jc w:val="center"/>
             </w:pPr>
             <w:r>
@@ -1322,6 +1443,7 @@
           </w:tcPr>
           <w:p>
             <w:pPr>
+              <w:spacing w:line="285" w:lineRule="exact"/>
               <w:jc w:val="center"/>
             </w:pPr>
             <w:r>
@@ -1339,6 +1461,7 @@
           </w:tcPr>
           <w:p>
             <w:pPr>
+              <w:spacing w:line="285" w:lineRule="exact"/>
               <w:jc w:val="center"/>
             </w:pPr>
             <w:r>
@@ -1356,6 +1479,7 @@
           </w:tcPr>
           <w:p>
             <w:pPr>
+              <w:spacing w:line="285" w:lineRule="exact"/>
               <w:jc w:val="center"/>
             </w:pPr>
             <w:r>
@@ -1373,6 +1497,7 @@
           </w:tcPr>
           <w:p>
             <w:pPr>
+              <w:spacing w:line="285" w:lineRule="exact"/>
               <w:jc w:val="center"/>
             </w:pPr>
           </w:p>
@@ -1385,6 +1510,9 @@
             <w:shd w:val="clear" w:color="auto" w:fill="FFFFFF"/>
           </w:tcPr>
           <w:p>
+            <w:pPr>
+              <w:spacing w:line="285" w:lineRule="exact"/>
+            </w:pPr>
             <w:r>
               <w:rPr>
                 <w:rFonts w:ascii="Ubuntu" w:hAnsi="Ubuntu"/>
@@ -1401,6 +1529,7 @@
           </w:tcPr>
           <w:p>
             <w:pPr>
+              <w:spacing w:line="285" w:lineRule="exact"/>
               <w:jc w:val="center"/>
             </w:pPr>
             <w:r>
@@ -1419,6 +1548,7 @@
           </w:tcPr>
           <w:p>
             <w:pPr>
+              <w:spacing w:line="285" w:lineRule="exact"/>
               <w:jc w:val="center"/>
             </w:pPr>
             <w:r>
@@ -1437,6 +1567,7 @@
           </w:tcPr>
           <w:p>
             <w:pPr>
+              <w:spacing w:line="285" w:lineRule="exact"/>
               <w:jc w:val="center"/>
             </w:pPr>
             <w:r>
@@ -1455,6 +1586,7 @@
           </w:tcPr>
           <w:p>
             <w:pPr>
+              <w:spacing w:line="285" w:lineRule="exact"/>
               <w:jc w:val="center"/>
             </w:pPr>
             <w:r>
@@ -1473,6 +1605,7 @@
           </w:tcPr>
           <w:p>
             <w:pPr>
+              <w:spacing w:line="285" w:lineRule="exact"/>
               <w:jc w:val="center"/>
             </w:pPr>
             <w:r>
@@ -1492,6 +1625,9 @@
       </w:r>
     </w:p>
     <w:p>
+      <w:pPr>
+        <w:spacing w:before="200" w:after="0" w:line="216" w:lineRule="auto"/>
+      </w:pPr>
       <w:r>
         <w:rPr>
           <w:rFonts w:ascii="Ubuntu" w:hAnsi="Ubuntu"/>
@@ -1527,6 +1663,9 @@
             <w:shd w:val="clear" w:color="auto" w:fill="4BACC6"/>
           </w:tcPr>
           <w:p>
+            <w:pPr>
+              <w:spacing w:line="285" w:lineRule="exact"/>
+            </w:pPr>
             <w:r>
               <w:rPr>
                 <w:rFonts w:ascii="Ubuntu" w:hAnsi="Ubuntu"/>
@@ -1544,6 +1683,9 @@
             <w:shd w:val="clear" w:color="auto" w:fill="4BACC6"/>
           </w:tcPr>
           <w:p>
+            <w:pPr>
+              <w:spacing w:line="285" w:lineRule="exact"/>
+            </w:pPr>
             <w:r>
               <w:rPr>
                 <w:rFonts w:ascii="Ubuntu" w:hAnsi="Ubuntu"/>
@@ -1561,6 +1703,9 @@
             <w:shd w:val="clear" w:color="auto" w:fill="4BACC6"/>
           </w:tcPr>
           <w:p>
+            <w:pPr>
+              <w:spacing w:line="285" w:lineRule="exact"/>
+            </w:pPr>
             <w:r>
               <w:rPr>
                 <w:rFonts w:ascii="Ubuntu" w:hAnsi="Ubuntu"/>
@@ -1578,6 +1723,9 @@
             <w:shd w:val="clear" w:color="auto" w:fill="4BACC6"/>
           </w:tcPr>
           <w:p>
+            <w:pPr>
+              <w:spacing w:line="285" w:lineRule="exact"/>
+            </w:pPr>
             <w:r>
               <w:rPr>
                 <w:rFonts w:ascii="Ubuntu" w:hAnsi="Ubuntu"/>
@@ -1596,20 +1744,26 @@
             <w:tcW w:w="0" w:type="auto"/>
           </w:tcPr>
           <w:p>
-            <w:r>
-              <w:rPr>
-                <w:rFonts w:ascii="Ubuntu" w:hAnsi="Ubuntu"/>
-                <w:sz w:val="24"/>
-              </w:rPr>
-              <w:t xml:space="preserve"> </w:t>
-            </w:r>
-          </w:p>
-        </w:tc>
-        <w:tc>
-          <w:tcPr>
-            <w:tcW w:w="0" w:type="auto"/>
-          </w:tcPr>
-          <w:p>
+            <w:pPr>
+              <w:spacing w:line="285" w:lineRule="exact"/>
+            </w:pPr>
+            <w:r>
+              <w:rPr>
+                <w:rFonts w:ascii="Ubuntu" w:hAnsi="Ubuntu"/>
+                <w:sz w:val="24"/>
+              </w:rPr>
+              <w:t xml:space="preserve"> </w:t>
+            </w:r>
+          </w:p>
+        </w:tc>
+        <w:tc>
+          <w:tcPr>
+            <w:tcW w:w="0" w:type="auto"/>
+          </w:tcPr>
+          <w:p>
+            <w:pPr>
+              <w:spacing w:line="285" w:lineRule="exact"/>
+            </w:pPr>
             <w:r>
               <w:rPr>
                 <w:rFonts w:ascii="Ubuntu" w:hAnsi="Ubuntu"/>
@@ -1634,20 +1788,26 @@
             <w:tcW w:w="0" w:type="auto"/>
           </w:tcPr>
           <w:p>
-            <w:r>
-              <w:rPr>
-                <w:rFonts w:ascii="Ubuntu" w:hAnsi="Ubuntu"/>
-                <w:sz w:val="24"/>
-              </w:rPr>
-              <w:t xml:space="preserve"> </w:t>
-            </w:r>
-          </w:p>
-        </w:tc>
-        <w:tc>
-          <w:tcPr>
-            <w:tcW w:w="0" w:type="auto"/>
-          </w:tcPr>
-          <w:p>
+            <w:pPr>
+              <w:spacing w:line="285" w:lineRule="exact"/>
+            </w:pPr>
+            <w:r>
+              <w:rPr>
+                <w:rFonts w:ascii="Ubuntu" w:hAnsi="Ubuntu"/>
+                <w:sz w:val="24"/>
+              </w:rPr>
+              <w:t xml:space="preserve"> </w:t>
+            </w:r>
+          </w:p>
+        </w:tc>
+        <w:tc>
+          <w:tcPr>
+            <w:tcW w:w="0" w:type="auto"/>
+          </w:tcPr>
+          <w:p>
+            <w:pPr>
+              <w:spacing w:line="285" w:lineRule="exact"/>
+            </w:pPr>
             <w:r>
               <w:rPr>
                 <w:rFonts w:ascii="Ubuntu" w:hAnsi="Ubuntu"/>
@@ -1664,6 +1824,9 @@
             <w:tcW w:w="0" w:type="auto"/>
           </w:tcPr>
           <w:p>
+            <w:pPr>
+              <w:spacing w:line="285" w:lineRule="exact"/>
+            </w:pPr>
             <w:r>
               <w:rPr>
                 <w:rFonts w:ascii="Ubuntu" w:hAnsi="Ubuntu"/>
@@ -1678,6 +1841,9 @@
             <w:tcW w:w="0" w:type="auto"/>
           </w:tcPr>
           <w:p>
+            <w:pPr>
+              <w:spacing w:after="200" w:line="255" w:lineRule="exact"/>
+            </w:pPr>
             <w:r>
               <w:rPr>
                 <w:rFonts w:ascii="Ubuntu" w:hAnsi="Ubuntu"/>
@@ -1692,6 +1858,9 @@
             <w:tcW w:w="0" w:type="auto"/>
           </w:tcPr>
           <w:p>
+            <w:pPr>
+              <w:spacing w:after="200" w:line="255" w:lineRule="exact"/>
+            </w:pPr>
             <w:r>
               <w:rPr>
                 <w:rFonts w:ascii="Ubuntu" w:hAnsi="Ubuntu"/>
@@ -1706,6 +1875,9 @@
             <w:tcW w:w="0" w:type="auto"/>
           </w:tcPr>
           <w:p>
+            <w:pPr>
+              <w:spacing w:after="200" w:line="255" w:lineRule="exact"/>
+            </w:pPr>
             <w:r>
               <w:rPr>
                 <w:rFonts w:ascii="Ubuntu" w:hAnsi="Ubuntu"/>
@@ -1722,6 +1894,9 @@
             <w:tcW w:w="0" w:type="auto"/>
           </w:tcPr>
           <w:p>
+            <w:pPr>
+              <w:spacing w:line="285" w:lineRule="exact"/>
+            </w:pPr>
             <w:r>
               <w:rPr>
                 <w:rFonts w:ascii="Ubuntu" w:hAnsi="Ubuntu"/>
@@ -1736,6 +1911,9 @@
             <w:tcW w:w="0" w:type="auto"/>
           </w:tcPr>
           <w:p>
+            <w:pPr>
+              <w:spacing w:after="200" w:line="255" w:lineRule="exact"/>
+            </w:pPr>
             <w:r>
               <w:rPr>
                 <w:rFonts w:ascii="Ubuntu" w:hAnsi="Ubuntu"/>
@@ -1750,6 +1928,9 @@
             <w:tcW w:w="0" w:type="auto"/>
           </w:tcPr>
           <w:p>
+            <w:pPr>
+              <w:spacing w:after="200" w:line="255" w:lineRule="exact"/>
+            </w:pPr>
             <w:r>
               <w:rPr>
                 <w:rFonts w:ascii="Ubuntu" w:hAnsi="Ubuntu"/>
@@ -1764,6 +1945,9 @@
             <w:tcW w:w="0" w:type="auto"/>
           </w:tcPr>
           <w:p>
+            <w:pPr>
+              <w:spacing w:after="200" w:line="255" w:lineRule="exact"/>
+            </w:pPr>
             <w:r>
               <w:rPr>
                 <w:rFonts w:ascii="Ubuntu" w:hAnsi="Ubuntu"/>
@@ -1780,20 +1964,26 @@
             <w:tcW w:w="0" w:type="auto"/>
           </w:tcPr>
           <w:p>
-            <w:r>
-              <w:rPr>
-                <w:rFonts w:ascii="Ubuntu" w:hAnsi="Ubuntu"/>
-                <w:sz w:val="24"/>
-              </w:rPr>
-              <w:t xml:space="preserve"> </w:t>
-            </w:r>
-          </w:p>
-        </w:tc>
-        <w:tc>
-          <w:tcPr>
-            <w:tcW w:w="0" w:type="auto"/>
-          </w:tcPr>
-          <w:p>
+            <w:pPr>
+              <w:spacing w:line="285" w:lineRule="exact"/>
+            </w:pPr>
+            <w:r>
+              <w:rPr>
+                <w:rFonts w:ascii="Ubuntu" w:hAnsi="Ubuntu"/>
+                <w:sz w:val="24"/>
+              </w:rPr>
+              <w:t xml:space="preserve"> </w:t>
+            </w:r>
+          </w:p>
+        </w:tc>
+        <w:tc>
+          <w:tcPr>
+            <w:tcW w:w="0" w:type="auto"/>
+          </w:tcPr>
+          <w:p>
+            <w:pPr>
+              <w:spacing w:line="285" w:lineRule="exact"/>
+            </w:pPr>
             <w:r>
               <w:rPr>
                 <w:rFonts w:ascii="Ubuntu" w:hAnsi="Ubuntu"/>
@@ -1818,20 +2008,26 @@
             <w:tcW w:w="0" w:type="auto"/>
           </w:tcPr>
           <w:p>
-            <w:r>
-              <w:rPr>
-                <w:rFonts w:ascii="Ubuntu" w:hAnsi="Ubuntu"/>
-                <w:sz w:val="24"/>
-              </w:rPr>
-              <w:t xml:space="preserve"> </w:t>
-            </w:r>
-          </w:p>
-        </w:tc>
-        <w:tc>
-          <w:tcPr>
-            <w:tcW w:w="0" w:type="auto"/>
-          </w:tcPr>
-          <w:p>
+            <w:pPr>
+              <w:spacing w:line="285" w:lineRule="exact"/>
+            </w:pPr>
+            <w:r>
+              <w:rPr>
+                <w:rFonts w:ascii="Ubuntu" w:hAnsi="Ubuntu"/>
+                <w:sz w:val="24"/>
+              </w:rPr>
+              <w:t xml:space="preserve"> </w:t>
+            </w:r>
+          </w:p>
+        </w:tc>
+        <w:tc>
+          <w:tcPr>
+            <w:tcW w:w="0" w:type="auto"/>
+          </w:tcPr>
+          <w:p>
+            <w:pPr>
+              <w:spacing w:line="285" w:lineRule="exact"/>
+            </w:pPr>
             <w:r>
               <w:rPr>
                 <w:rFonts w:ascii="Ubuntu" w:hAnsi="Ubuntu"/>
@@ -1848,6 +2044,9 @@
             <w:tcW w:w="0" w:type="auto"/>
           </w:tcPr>
           <w:p>
+            <w:pPr>
+              <w:spacing w:line="285" w:lineRule="exact"/>
+            </w:pPr>
             <w:r>
               <w:rPr>
                 <w:rFonts w:ascii="Ubuntu" w:hAnsi="Ubuntu"/>
@@ -1862,6 +2061,9 @@
             <w:tcW w:w="0" w:type="auto"/>
           </w:tcPr>
           <w:p>
+            <w:pPr>
+              <w:spacing w:after="200" w:line="255" w:lineRule="exact"/>
+            </w:pPr>
             <w:r>
               <w:rPr>
                 <w:rFonts w:ascii="Ubuntu" w:hAnsi="Ubuntu"/>
@@ -1876,6 +2078,9 @@
             <w:tcW w:w="0" w:type="auto"/>
           </w:tcPr>
           <w:p>
+            <w:pPr>
+              <w:spacing w:after="200" w:line="255" w:lineRule="exact"/>
+            </w:pPr>
             <w:r>
               <w:rPr>
                 <w:rFonts w:ascii="Ubuntu" w:hAnsi="Ubuntu"/>
@@ -1890,6 +2095,9 @@
             <w:tcW w:w="0" w:type="auto"/>
           </w:tcPr>
           <w:p>
+            <w:pPr>
+              <w:spacing w:after="200" w:line="255" w:lineRule="exact"/>
+            </w:pPr>
             <w:r>
               <w:rPr>
                 <w:rFonts w:ascii="Ubuntu" w:hAnsi="Ubuntu"/>
@@ -1906,6 +2114,9 @@
             <w:tcW w:w="0" w:type="auto"/>
           </w:tcPr>
           <w:p>
+            <w:pPr>
+              <w:spacing w:line="285" w:lineRule="exact"/>
+            </w:pPr>
             <w:r>
               <w:rPr>
                 <w:rFonts w:ascii="Ubuntu" w:hAnsi="Ubuntu"/>
@@ -1920,6 +2131,9 @@
             <w:tcW w:w="0" w:type="auto"/>
           </w:tcPr>
           <w:p>
+            <w:pPr>
+              <w:spacing w:after="200" w:line="255" w:lineRule="exact"/>
+            </w:pPr>
             <w:r>
               <w:rPr>
                 <w:rFonts w:ascii="Ubuntu" w:hAnsi="Ubuntu"/>
@@ -1934,6 +2148,9 @@
             <w:tcW w:w="0" w:type="auto"/>
           </w:tcPr>
           <w:p>
+            <w:pPr>
+              <w:spacing w:after="200" w:line="255" w:lineRule="exact"/>
+            </w:pPr>
             <w:r>
               <w:rPr>
                 <w:rFonts w:ascii="Ubuntu" w:hAnsi="Ubuntu"/>
@@ -1948,6 +2165,9 @@
             <w:tcW w:w="0" w:type="auto"/>
           </w:tcPr>
           <w:p>
+            <w:pPr>
+              <w:spacing w:after="200" w:line="255" w:lineRule="exact"/>
+            </w:pPr>
             <w:r>
               <w:rPr>
                 <w:rFonts w:ascii="Ubuntu" w:hAnsi="Ubuntu"/>
@@ -1965,6 +2185,9 @@
             <w:shd w:val="clear" w:color="auto" w:fill="FFFFFF"/>
           </w:tcPr>
           <w:p>
+            <w:pPr>
+              <w:spacing w:line="285" w:lineRule="exact"/>
+            </w:pPr>
             <w:r>
               <w:rPr>
                 <w:rFonts w:ascii="Ubuntu" w:hAnsi="Ubuntu"/>
@@ -1980,6 +2203,9 @@
             <w:shd w:val="clear" w:color="auto" w:fill="FFFFFF"/>
           </w:tcPr>
           <w:p>
+            <w:pPr>
+              <w:spacing w:after="200" w:line="255" w:lineRule="exact"/>
+            </w:pPr>
             <w:r>
               <w:rPr>
                 <w:rFonts w:ascii="Ubuntu" w:hAnsi="Ubuntu"/>
@@ -1995,6 +2221,9 @@
             <w:shd w:val="clear" w:color="auto" w:fill="FFFFFF"/>
           </w:tcPr>
           <w:p>
+            <w:pPr>
+              <w:spacing w:after="200" w:line="255" w:lineRule="exact"/>
+            </w:pPr>
             <w:r>
               <w:rPr>
                 <w:rFonts w:ascii="Ubuntu" w:hAnsi="Ubuntu"/>
@@ -2010,6 +2239,9 @@
             <w:shd w:val="clear" w:color="auto" w:fill="FFFFFF"/>
           </w:tcPr>
           <w:p>
+            <w:pPr>
+              <w:spacing w:after="200" w:line="255" w:lineRule="exact"/>
+            </w:pPr>
             <w:r>
               <w:rPr>
                 <w:rFonts w:ascii="Ubuntu" w:hAnsi="Ubuntu"/>
@@ -2022,6 +2254,9 @@
       </w:tr>
     </w:tbl>
     <w:p>
+      <w:pPr>
+        <w:spacing w:before="0" w:after="0"/>
+      </w:pPr>
       <w:r>
         <w:rPr>
           <w:rFonts w:ascii="Ubuntu" w:hAnsi="Ubuntu"/>
@@ -2049,6 +2284,9 @@
       </w:r>
     </w:p>
     <w:p>
+      <w:pPr>
+        <w:spacing w:before="0" w:after="0"/>
+      </w:pPr>
       <w:r>
         <w:rPr>
           <w:rFonts w:ascii="Ubuntu" w:hAnsi="Ubuntu"/>
@@ -2090,6 +2328,9 @@
             <w:vMerge w:val="restart"/>
           </w:tcPr>
           <w:p>
+            <w:pPr>
+              <w:spacing w:before="240" w:line="285" w:lineRule="exact"/>
+            </w:pPr>
             <w:r>
               <w:rPr>
                 <w:rFonts w:ascii="Ubuntu" w:hAnsi="Ubuntu"/>
@@ -2099,6 +2340,9 @@
             </w:r>
           </w:p>
           <w:p>
+            <w:pPr>
+              <w:spacing w:before="240" w:line="285" w:lineRule="exact"/>
+            </w:pPr>
             <w:r>
               <w:rPr>
                 <w:rFonts w:ascii="Ubuntu" w:hAnsi="Ubuntu"/>
@@ -2113,6 +2357,9 @@
             <w:tcW w:w="0" w:type="auto"/>
           </w:tcPr>
           <w:p>
+            <w:pPr>
+              <w:spacing w:before="240" w:line="285" w:lineRule="exact"/>
+            </w:pPr>
             <w:r>
               <w:rPr>
                 <w:rFonts w:ascii="Ubuntu" w:hAnsi="Ubuntu"/>
@@ -2136,6 +2383,9 @@
             <w:tcW w:w="0" w:type="auto"/>
           </w:tcPr>
           <w:p>
+            <w:pPr>
+              <w:spacing w:before="240" w:line="285" w:lineRule="exact"/>
+            </w:pPr>
             <w:r>
               <w:rPr>
                 <w:rFonts w:ascii="Ubuntu" w:hAnsi="Ubuntu"/>
@@ -2169,13 +2419,20 @@
           <w:tcPr>
             <w:tcW w:w="0" w:type="auto"/>
           </w:tcPr>
-          <w:p/>
-        </w:tc>
-        <w:tc>
-          <w:tcPr>
-            <w:tcW w:w="0" w:type="auto"/>
-          </w:tcPr>
-          <w:p>
+          <w:p>
+            <w:pPr>
+              <w:spacing w:before="240" w:line="285" w:lineRule="exact"/>
+            </w:pPr>
+          </w:p>
+        </w:tc>
+        <w:tc>
+          <w:tcPr>
+            <w:tcW w:w="0" w:type="auto"/>
+          </w:tcPr>
+          <w:p>
+            <w:pPr>
+              <w:spacing w:before="240" w:line="285" w:lineRule="exact"/>
+            </w:pPr>
             <w:r>
               <w:rPr>
                 <w:rFonts w:ascii="Ubuntu" w:hAnsi="Ubuntu"/>
@@ -2194,6 +2451,7 @@
     </w:p>
     <w:p>
       <w:pPr>
+        <w:spacing w:before="200" w:after="0" w:line="216" w:lineRule="auto"/>
         <w:ind w:left="360" w:hanging="360"/>
       </w:pPr>
       <w:r>
@@ -2221,7 +2479,11 @@
         <w:t xml:space="preserve">.</w:t>
       </w:r>
     </w:p>
-    <w:p/>
+    <w:p>
+      <w:pPr>
+        <w:spacing w:before="200" w:after="0" w:line="216" w:lineRule="auto"/>
+      </w:pPr>
+    </w:p>
     <w:tbl>
       <w:tblPr>
         <w:tblStyle w:val="TableGrid"/>
@@ -2259,6 +2521,7 @@
           </w:tcPr>
           <w:p>
             <w:pPr>
+              <w:spacing w:line="285" w:lineRule="exact"/>
               <w:jc w:val="right"/>
             </w:pPr>
             <w:r>
@@ -2285,6 +2548,7 @@
           </w:tcPr>
           <w:p>
             <w:pPr>
+              <w:spacing w:line="285" w:lineRule="exact"/>
               <w:jc w:val="right"/>
             </w:pPr>
             <w:r>
@@ -2303,24 +2567,26 @@
           </w:tcPr>
           <w:p>
             <w:pPr>
-              <w:jc w:val="right"/>
-            </w:pPr>
-            <w:r>
-              <w:rPr>
-                <w:rFonts w:ascii="Ubuntu" w:hAnsi="Ubuntu"/>
-                <w:color w:val="7F7F7F"/>
-                <w:sz w:val="24"/>
-              </w:rPr>
-              <w:t xml:space="preserve"> </w:t>
-            </w:r>
-          </w:p>
-        </w:tc>
-        <w:tc>
-          <w:tcPr>
-            <w:tcW w:w="0" w:type="auto"/>
-          </w:tcPr>
-          <w:p>
-            <w:pPr>
+              <w:spacing w:line="285" w:lineRule="exact"/>
+              <w:jc w:val="right"/>
+            </w:pPr>
+            <w:r>
+              <w:rPr>
+                <w:rFonts w:ascii="Ubuntu" w:hAnsi="Ubuntu"/>
+                <w:color w:val="7F7F7F"/>
+                <w:sz w:val="24"/>
+              </w:rPr>
+              <w:t xml:space="preserve"> </w:t>
+            </w:r>
+          </w:p>
+        </w:tc>
+        <w:tc>
+          <w:tcPr>
+            <w:tcW w:w="0" w:type="auto"/>
+          </w:tcPr>
+          <w:p>
+            <w:pPr>
+              <w:spacing w:line="285" w:lineRule="exact"/>
               <w:jc w:val="right"/>
             </w:pPr>
             <w:r>
@@ -2339,24 +2605,26 @@
           </w:tcPr>
           <w:p>
             <w:pPr>
-              <w:jc w:val="right"/>
-            </w:pPr>
-            <w:r>
-              <w:rPr>
-                <w:rFonts w:ascii="Ubuntu" w:hAnsi="Ubuntu"/>
-                <w:color w:val="7F7F7F"/>
-                <w:sz w:val="24"/>
-              </w:rPr>
-              <w:t xml:space="preserve"> </w:t>
-            </w:r>
-          </w:p>
-        </w:tc>
-        <w:tc>
-          <w:tcPr>
-            <w:tcW w:w="0" w:type="auto"/>
-          </w:tcPr>
-          <w:p>
-            <w:pPr>
+              <w:spacing w:line="285" w:lineRule="exact"/>
+              <w:jc w:val="right"/>
+            </w:pPr>
+            <w:r>
+              <w:rPr>
+                <w:rFonts w:ascii="Ubuntu" w:hAnsi="Ubuntu"/>
+                <w:color w:val="7F7F7F"/>
+                <w:sz w:val="24"/>
+              </w:rPr>
+              <w:t xml:space="preserve"> </w:t>
+            </w:r>
+          </w:p>
+        </w:tc>
+        <w:tc>
+          <w:tcPr>
+            <w:tcW w:w="0" w:type="auto"/>
+          </w:tcPr>
+          <w:p>
+            <w:pPr>
+              <w:spacing w:line="285" w:lineRule="exact"/>
               <w:jc w:val="right"/>
             </w:pPr>
             <w:r>
@@ -2375,24 +2643,26 @@
           </w:tcPr>
           <w:p>
             <w:pPr>
-              <w:jc w:val="right"/>
-            </w:pPr>
-            <w:r>
-              <w:rPr>
-                <w:rFonts w:ascii="Ubuntu" w:hAnsi="Ubuntu"/>
-                <w:color w:val="7F7F7F"/>
-                <w:sz w:val="24"/>
-              </w:rPr>
-              <w:t xml:space="preserve"> </w:t>
-            </w:r>
-          </w:p>
-        </w:tc>
-        <w:tc>
-          <w:tcPr>
-            <w:tcW w:w="0" w:type="auto"/>
-          </w:tcPr>
-          <w:p>
-            <w:pPr>
+              <w:spacing w:line="285" w:lineRule="exact"/>
+              <w:jc w:val="right"/>
+            </w:pPr>
+            <w:r>
+              <w:rPr>
+                <w:rFonts w:ascii="Ubuntu" w:hAnsi="Ubuntu"/>
+                <w:color w:val="7F7F7F"/>
+                <w:sz w:val="24"/>
+              </w:rPr>
+              <w:t xml:space="preserve"> </w:t>
+            </w:r>
+          </w:p>
+        </w:tc>
+        <w:tc>
+          <w:tcPr>
+            <w:tcW w:w="0" w:type="auto"/>
+          </w:tcPr>
+          <w:p>
+            <w:pPr>
+              <w:spacing w:line="285" w:lineRule="exact"/>
               <w:jc w:val="right"/>
             </w:pPr>
             <w:r>
@@ -2411,24 +2681,26 @@
           </w:tcPr>
           <w:p>
             <w:pPr>
-              <w:jc w:val="right"/>
-            </w:pPr>
-            <w:r>
-              <w:rPr>
-                <w:rFonts w:ascii="Ubuntu" w:hAnsi="Ubuntu"/>
-                <w:color w:val="7F7F7F"/>
-                <w:sz w:val="24"/>
-              </w:rPr>
-              <w:t xml:space="preserve"> </w:t>
-            </w:r>
-          </w:p>
-        </w:tc>
-        <w:tc>
-          <w:tcPr>
-            <w:tcW w:w="0" w:type="auto"/>
-          </w:tcPr>
-          <w:p>
-            <w:pPr>
+              <w:spacing w:line="285" w:lineRule="exact"/>
+              <w:jc w:val="right"/>
+            </w:pPr>
+            <w:r>
+              <w:rPr>
+                <w:rFonts w:ascii="Ubuntu" w:hAnsi="Ubuntu"/>
+                <w:color w:val="7F7F7F"/>
+                <w:sz w:val="24"/>
+              </w:rPr>
+              <w:t xml:space="preserve"> </w:t>
+            </w:r>
+          </w:p>
+        </w:tc>
+        <w:tc>
+          <w:tcPr>
+            <w:tcW w:w="0" w:type="auto"/>
+          </w:tcPr>
+          <w:p>
+            <w:pPr>
+              <w:spacing w:line="285" w:lineRule="exact"/>
               <w:jc w:val="right"/>
             </w:pPr>
             <w:r>
@@ -2447,24 +2719,26 @@
           </w:tcPr>
           <w:p>
             <w:pPr>
-              <w:jc w:val="right"/>
-            </w:pPr>
-            <w:r>
-              <w:rPr>
-                <w:rFonts w:ascii="Ubuntu" w:hAnsi="Ubuntu"/>
-                <w:color w:val="7F7F7F"/>
-                <w:sz w:val="24"/>
-              </w:rPr>
-              <w:t xml:space="preserve"> </w:t>
-            </w:r>
-          </w:p>
-        </w:tc>
-        <w:tc>
-          <w:tcPr>
-            <w:tcW w:w="0" w:type="auto"/>
-          </w:tcPr>
-          <w:p>
-            <w:pPr>
+              <w:spacing w:line="285" w:lineRule="exact"/>
+              <w:jc w:val="right"/>
+            </w:pPr>
+            <w:r>
+              <w:rPr>
+                <w:rFonts w:ascii="Ubuntu" w:hAnsi="Ubuntu"/>
+                <w:color w:val="7F7F7F"/>
+                <w:sz w:val="24"/>
+              </w:rPr>
+              <w:t xml:space="preserve"> </w:t>
+            </w:r>
+          </w:p>
+        </w:tc>
+        <w:tc>
+          <w:tcPr>
+            <w:tcW w:w="0" w:type="auto"/>
+          </w:tcPr>
+          <w:p>
+            <w:pPr>
+              <w:spacing w:line="285" w:lineRule="exact"/>
               <w:jc w:val="right"/>
             </w:pPr>
             <w:r>
@@ -2483,6 +2757,7 @@
           </w:tcPr>
           <w:p>
             <w:pPr>
+              <w:spacing w:line="285" w:lineRule="exact"/>
               <w:jc w:val="right"/>
             </w:pPr>
             <w:r>
@@ -2502,6 +2777,7 @@
           </w:tcPr>
           <w:p>
             <w:pPr>
+              <w:spacing w:line="285" w:lineRule="exact"/>
               <w:jc w:val="right"/>
             </w:pPr>
             <w:r>
@@ -2522,6 +2798,7 @@
           </w:tcPr>
           <w:p>
             <w:pPr>
+              <w:spacing w:line="285" w:lineRule="exact"/>
               <w:jc w:val="right"/>
             </w:pPr>
             <w:r>
@@ -2540,186 +2817,197 @@
           </w:tcPr>
           <w:p>
             <w:pPr>
-              <w:jc w:val="right"/>
-            </w:pPr>
-            <w:r>
-              <w:rPr>
-                <w:rFonts w:ascii="Ubuntu" w:hAnsi="Ubuntu"/>
-                <w:color w:val="7F7F7F"/>
-                <w:sz w:val="24"/>
-              </w:rPr>
-              <w:t xml:space="preserve"> </w:t>
-            </w:r>
-          </w:p>
-        </w:tc>
-        <w:tc>
-          <w:tcPr>
-            <w:tcW w:w="0" w:type="auto"/>
-          </w:tcPr>
-          <w:p>
-            <w:pPr>
-              <w:jc w:val="right"/>
-            </w:pPr>
-            <w:r>
-              <w:rPr>
-                <w:rFonts w:ascii="Ubuntu" w:hAnsi="Ubuntu"/>
-                <w:color w:val="7F7F7F"/>
-                <w:sz w:val="24"/>
-              </w:rPr>
-              <w:t xml:space="preserve"> </w:t>
-            </w:r>
-          </w:p>
-        </w:tc>
-        <w:tc>
-          <w:tcPr>
-            <w:tcW w:w="0" w:type="auto"/>
-          </w:tcPr>
-          <w:p>
-            <w:pPr>
-              <w:jc w:val="right"/>
-            </w:pPr>
-            <w:r>
-              <w:rPr>
-                <w:rFonts w:ascii="Ubuntu" w:hAnsi="Ubuntu"/>
-                <w:color w:val="7F7F7F"/>
-                <w:sz w:val="24"/>
-              </w:rPr>
-              <w:t xml:space="preserve"> </w:t>
-            </w:r>
-          </w:p>
-        </w:tc>
-        <w:tc>
-          <w:tcPr>
-            <w:tcW w:w="0" w:type="auto"/>
-          </w:tcPr>
-          <w:p>
-            <w:pPr>
-              <w:jc w:val="right"/>
-            </w:pPr>
-            <w:r>
-              <w:rPr>
-                <w:rFonts w:ascii="Ubuntu" w:hAnsi="Ubuntu"/>
-                <w:color w:val="7F7F7F"/>
-                <w:sz w:val="24"/>
-              </w:rPr>
-              <w:t xml:space="preserve"> </w:t>
-            </w:r>
-          </w:p>
-        </w:tc>
-        <w:tc>
-          <w:tcPr>
-            <w:tcW w:w="0" w:type="auto"/>
-          </w:tcPr>
-          <w:p>
-            <w:pPr>
-              <w:jc w:val="right"/>
-            </w:pPr>
-            <w:r>
-              <w:rPr>
-                <w:rFonts w:ascii="Ubuntu" w:hAnsi="Ubuntu"/>
-                <w:color w:val="7F7F7F"/>
-                <w:sz w:val="24"/>
-              </w:rPr>
-              <w:t xml:space="preserve"> </w:t>
-            </w:r>
-          </w:p>
-        </w:tc>
-        <w:tc>
-          <w:tcPr>
-            <w:tcW w:w="0" w:type="auto"/>
-          </w:tcPr>
-          <w:p>
-            <w:pPr>
-              <w:jc w:val="right"/>
-            </w:pPr>
-            <w:r>
-              <w:rPr>
-                <w:rFonts w:ascii="Ubuntu" w:hAnsi="Ubuntu"/>
-                <w:color w:val="7F7F7F"/>
-                <w:sz w:val="24"/>
-              </w:rPr>
-              <w:t xml:space="preserve"> </w:t>
-            </w:r>
-          </w:p>
-        </w:tc>
-        <w:tc>
-          <w:tcPr>
-            <w:tcW w:w="0" w:type="auto"/>
-          </w:tcPr>
-          <w:p>
-            <w:pPr>
-              <w:jc w:val="right"/>
-            </w:pPr>
-            <w:r>
-              <w:rPr>
-                <w:rFonts w:ascii="Ubuntu" w:hAnsi="Ubuntu"/>
-                <w:color w:val="7F7F7F"/>
-                <w:sz w:val="24"/>
-              </w:rPr>
-              <w:t xml:space="preserve"> </w:t>
-            </w:r>
-          </w:p>
-        </w:tc>
-        <w:tc>
-          <w:tcPr>
-            <w:tcW w:w="0" w:type="auto"/>
-          </w:tcPr>
-          <w:p>
-            <w:pPr>
-              <w:jc w:val="right"/>
-            </w:pPr>
-            <w:r>
-              <w:rPr>
-                <w:rFonts w:ascii="Ubuntu" w:hAnsi="Ubuntu"/>
-                <w:color w:val="7F7F7F"/>
-                <w:sz w:val="24"/>
-              </w:rPr>
-              <w:t xml:space="preserve"> </w:t>
-            </w:r>
-          </w:p>
-        </w:tc>
-        <w:tc>
-          <w:tcPr>
-            <w:tcW w:w="0" w:type="auto"/>
-          </w:tcPr>
-          <w:p>
-            <w:pPr>
-              <w:jc w:val="right"/>
-            </w:pPr>
-            <w:r>
-              <w:rPr>
-                <w:rFonts w:ascii="Ubuntu" w:hAnsi="Ubuntu"/>
-                <w:color w:val="7F7F7F"/>
-                <w:sz w:val="24"/>
-              </w:rPr>
-              <w:t xml:space="preserve"> </w:t>
-            </w:r>
-          </w:p>
-        </w:tc>
-        <w:tc>
-          <w:tcPr>
-            <w:tcW w:w="0" w:type="auto"/>
-          </w:tcPr>
-          <w:p>
-            <w:pPr>
-              <w:jc w:val="right"/>
-            </w:pPr>
-            <w:r>
-              <w:rPr>
-                <w:rFonts w:ascii="Ubuntu" w:hAnsi="Ubuntu"/>
-                <w:color w:val="7F7F7F"/>
-                <w:sz w:val="24"/>
-              </w:rPr>
-              <w:t xml:space="preserve"> </w:t>
-            </w:r>
-          </w:p>
-        </w:tc>
-        <w:tc>
-          <w:tcPr>
-            <w:tcW w:w="0" w:type="auto"/>
-          </w:tcPr>
-          <w:p>
-            <w:pPr>
+              <w:spacing w:line="285" w:lineRule="exact"/>
+              <w:jc w:val="right"/>
+            </w:pPr>
+            <w:r>
+              <w:rPr>
+                <w:rFonts w:ascii="Ubuntu" w:hAnsi="Ubuntu"/>
+                <w:color w:val="7F7F7F"/>
+                <w:sz w:val="24"/>
+              </w:rPr>
+              <w:t xml:space="preserve"> </w:t>
+            </w:r>
+          </w:p>
+        </w:tc>
+        <w:tc>
+          <w:tcPr>
+            <w:tcW w:w="0" w:type="auto"/>
+          </w:tcPr>
+          <w:p>
+            <w:pPr>
+              <w:spacing w:line="285" w:lineRule="exact"/>
+              <w:jc w:val="right"/>
+            </w:pPr>
+            <w:r>
+              <w:rPr>
+                <w:rFonts w:ascii="Ubuntu" w:hAnsi="Ubuntu"/>
+                <w:color w:val="7F7F7F"/>
+                <w:sz w:val="24"/>
+              </w:rPr>
+              <w:t xml:space="preserve"> </w:t>
+            </w:r>
+          </w:p>
+        </w:tc>
+        <w:tc>
+          <w:tcPr>
+            <w:tcW w:w="0" w:type="auto"/>
+          </w:tcPr>
+          <w:p>
+            <w:pPr>
+              <w:spacing w:line="285" w:lineRule="exact"/>
+              <w:jc w:val="right"/>
+            </w:pPr>
+            <w:r>
+              <w:rPr>
+                <w:rFonts w:ascii="Ubuntu" w:hAnsi="Ubuntu"/>
+                <w:color w:val="7F7F7F"/>
+                <w:sz w:val="24"/>
+              </w:rPr>
+              <w:t xml:space="preserve"> </w:t>
+            </w:r>
+          </w:p>
+        </w:tc>
+        <w:tc>
+          <w:tcPr>
+            <w:tcW w:w="0" w:type="auto"/>
+          </w:tcPr>
+          <w:p>
+            <w:pPr>
+              <w:spacing w:line="285" w:lineRule="exact"/>
+              <w:jc w:val="right"/>
+            </w:pPr>
+            <w:r>
+              <w:rPr>
+                <w:rFonts w:ascii="Ubuntu" w:hAnsi="Ubuntu"/>
+                <w:color w:val="7F7F7F"/>
+                <w:sz w:val="24"/>
+              </w:rPr>
+              <w:t xml:space="preserve"> </w:t>
+            </w:r>
+          </w:p>
+        </w:tc>
+        <w:tc>
+          <w:tcPr>
+            <w:tcW w:w="0" w:type="auto"/>
+          </w:tcPr>
+          <w:p>
+            <w:pPr>
+              <w:spacing w:line="285" w:lineRule="exact"/>
+              <w:jc w:val="right"/>
+            </w:pPr>
+            <w:r>
+              <w:rPr>
+                <w:rFonts w:ascii="Ubuntu" w:hAnsi="Ubuntu"/>
+                <w:color w:val="7F7F7F"/>
+                <w:sz w:val="24"/>
+              </w:rPr>
+              <w:t xml:space="preserve"> </w:t>
+            </w:r>
+          </w:p>
+        </w:tc>
+        <w:tc>
+          <w:tcPr>
+            <w:tcW w:w="0" w:type="auto"/>
+          </w:tcPr>
+          <w:p>
+            <w:pPr>
+              <w:spacing w:line="285" w:lineRule="exact"/>
+              <w:jc w:val="right"/>
+            </w:pPr>
+            <w:r>
+              <w:rPr>
+                <w:rFonts w:ascii="Ubuntu" w:hAnsi="Ubuntu"/>
+                <w:color w:val="7F7F7F"/>
+                <w:sz w:val="24"/>
+              </w:rPr>
+              <w:t xml:space="preserve"> </w:t>
+            </w:r>
+          </w:p>
+        </w:tc>
+        <w:tc>
+          <w:tcPr>
+            <w:tcW w:w="0" w:type="auto"/>
+          </w:tcPr>
+          <w:p>
+            <w:pPr>
+              <w:spacing w:line="285" w:lineRule="exact"/>
+              <w:jc w:val="right"/>
+            </w:pPr>
+            <w:r>
+              <w:rPr>
+                <w:rFonts w:ascii="Ubuntu" w:hAnsi="Ubuntu"/>
+                <w:color w:val="7F7F7F"/>
+                <w:sz w:val="24"/>
+              </w:rPr>
+              <w:t xml:space="preserve"> </w:t>
+            </w:r>
+          </w:p>
+        </w:tc>
+        <w:tc>
+          <w:tcPr>
+            <w:tcW w:w="0" w:type="auto"/>
+          </w:tcPr>
+          <w:p>
+            <w:pPr>
+              <w:spacing w:line="285" w:lineRule="exact"/>
+              <w:jc w:val="right"/>
+            </w:pPr>
+            <w:r>
+              <w:rPr>
+                <w:rFonts w:ascii="Ubuntu" w:hAnsi="Ubuntu"/>
+                <w:color w:val="7F7F7F"/>
+                <w:sz w:val="24"/>
+              </w:rPr>
+              <w:t xml:space="preserve"> </w:t>
+            </w:r>
+          </w:p>
+        </w:tc>
+        <w:tc>
+          <w:tcPr>
+            <w:tcW w:w="0" w:type="auto"/>
+          </w:tcPr>
+          <w:p>
+            <w:pPr>
+              <w:spacing w:line="285" w:lineRule="exact"/>
+              <w:jc w:val="right"/>
+            </w:pPr>
+            <w:r>
+              <w:rPr>
+                <w:rFonts w:ascii="Ubuntu" w:hAnsi="Ubuntu"/>
+                <w:color w:val="7F7F7F"/>
+                <w:sz w:val="24"/>
+              </w:rPr>
+              <w:t xml:space="preserve"> </w:t>
+            </w:r>
+          </w:p>
+        </w:tc>
+        <w:tc>
+          <w:tcPr>
+            <w:tcW w:w="0" w:type="auto"/>
+          </w:tcPr>
+          <w:p>
+            <w:pPr>
+              <w:spacing w:line="285" w:lineRule="exact"/>
+              <w:jc w:val="right"/>
+            </w:pPr>
+            <w:r>
+              <w:rPr>
+                <w:rFonts w:ascii="Ubuntu" w:hAnsi="Ubuntu"/>
+                <w:color w:val="7F7F7F"/>
+                <w:sz w:val="24"/>
+              </w:rPr>
+              <w:t xml:space="preserve"> </w:t>
+            </w:r>
+          </w:p>
+        </w:tc>
+        <w:tc>
+          <w:tcPr>
+            <w:tcW w:w="0" w:type="auto"/>
+          </w:tcPr>
+          <w:p>
+            <w:pPr>
+              <w:spacing w:line="285" w:lineRule="exact"/>
               <w:jc w:val="right"/>
             </w:pPr>
             <w:r>
@@ -2739,6 +3027,7 @@
           </w:tcPr>
           <w:p>
             <w:pPr>
+              <w:spacing w:line="285" w:lineRule="exact"/>
               <w:jc w:val="right"/>
             </w:pPr>
             <w:r>
@@ -2759,6 +3048,7 @@
           </w:tcPr>
           <w:p>
             <w:pPr>
+              <w:spacing w:line="285" w:lineRule="exact"/>
               <w:jc w:val="right"/>
             </w:pPr>
             <w:r>
@@ -2777,186 +3067,197 @@
           </w:tcPr>
           <w:p>
             <w:pPr>
-              <w:jc w:val="right"/>
-            </w:pPr>
-            <w:r>
-              <w:rPr>
-                <w:rFonts w:ascii="Ubuntu" w:hAnsi="Ubuntu"/>
-                <w:color w:val="7F7F7F"/>
-                <w:sz w:val="24"/>
-              </w:rPr>
-              <w:t xml:space="preserve"> </w:t>
-            </w:r>
-          </w:p>
-        </w:tc>
-        <w:tc>
-          <w:tcPr>
-            <w:tcW w:w="0" w:type="auto"/>
-          </w:tcPr>
-          <w:p>
-            <w:pPr>
-              <w:jc w:val="right"/>
-            </w:pPr>
-            <w:r>
-              <w:rPr>
-                <w:rFonts w:ascii="Ubuntu" w:hAnsi="Ubuntu"/>
-                <w:color w:val="7F7F7F"/>
-                <w:sz w:val="24"/>
-              </w:rPr>
-              <w:t xml:space="preserve"> </w:t>
-            </w:r>
-          </w:p>
-        </w:tc>
-        <w:tc>
-          <w:tcPr>
-            <w:tcW w:w="0" w:type="auto"/>
-          </w:tcPr>
-          <w:p>
-            <w:pPr>
-              <w:jc w:val="right"/>
-            </w:pPr>
-            <w:r>
-              <w:rPr>
-                <w:rFonts w:ascii="Ubuntu" w:hAnsi="Ubuntu"/>
-                <w:color w:val="7F7F7F"/>
-                <w:sz w:val="24"/>
-              </w:rPr>
-              <w:t xml:space="preserve"> </w:t>
-            </w:r>
-          </w:p>
-        </w:tc>
-        <w:tc>
-          <w:tcPr>
-            <w:tcW w:w="0" w:type="auto"/>
-          </w:tcPr>
-          <w:p>
-            <w:pPr>
-              <w:jc w:val="right"/>
-            </w:pPr>
-            <w:r>
-              <w:rPr>
-                <w:rFonts w:ascii="Ubuntu" w:hAnsi="Ubuntu"/>
-                <w:color w:val="7F7F7F"/>
-                <w:sz w:val="24"/>
-              </w:rPr>
-              <w:t xml:space="preserve"> </w:t>
-            </w:r>
-          </w:p>
-        </w:tc>
-        <w:tc>
-          <w:tcPr>
-            <w:tcW w:w="0" w:type="auto"/>
-          </w:tcPr>
-          <w:p>
-            <w:pPr>
-              <w:jc w:val="right"/>
-            </w:pPr>
-            <w:r>
-              <w:rPr>
-                <w:rFonts w:ascii="Ubuntu" w:hAnsi="Ubuntu"/>
-                <w:color w:val="7F7F7F"/>
-                <w:sz w:val="24"/>
-              </w:rPr>
-              <w:t xml:space="preserve"> </w:t>
-            </w:r>
-          </w:p>
-        </w:tc>
-        <w:tc>
-          <w:tcPr>
-            <w:tcW w:w="0" w:type="auto"/>
-          </w:tcPr>
-          <w:p>
-            <w:pPr>
-              <w:jc w:val="right"/>
-            </w:pPr>
-            <w:r>
-              <w:rPr>
-                <w:rFonts w:ascii="Ubuntu" w:hAnsi="Ubuntu"/>
-                <w:color w:val="7F7F7F"/>
-                <w:sz w:val="24"/>
-              </w:rPr>
-              <w:t xml:space="preserve"> </w:t>
-            </w:r>
-          </w:p>
-        </w:tc>
-        <w:tc>
-          <w:tcPr>
-            <w:tcW w:w="0" w:type="auto"/>
-          </w:tcPr>
-          <w:p>
-            <w:pPr>
-              <w:jc w:val="right"/>
-            </w:pPr>
-            <w:r>
-              <w:rPr>
-                <w:rFonts w:ascii="Ubuntu" w:hAnsi="Ubuntu"/>
-                <w:color w:val="7F7F7F"/>
-                <w:sz w:val="24"/>
-              </w:rPr>
-              <w:t xml:space="preserve"> </w:t>
-            </w:r>
-          </w:p>
-        </w:tc>
-        <w:tc>
-          <w:tcPr>
-            <w:tcW w:w="0" w:type="auto"/>
-          </w:tcPr>
-          <w:p>
-            <w:pPr>
-              <w:jc w:val="right"/>
-            </w:pPr>
-            <w:r>
-              <w:rPr>
-                <w:rFonts w:ascii="Ubuntu" w:hAnsi="Ubuntu"/>
-                <w:color w:val="7F7F7F"/>
-                <w:sz w:val="24"/>
-              </w:rPr>
-              <w:t xml:space="preserve"> </w:t>
-            </w:r>
-          </w:p>
-        </w:tc>
-        <w:tc>
-          <w:tcPr>
-            <w:tcW w:w="0" w:type="auto"/>
-          </w:tcPr>
-          <w:p>
-            <w:pPr>
-              <w:jc w:val="right"/>
-            </w:pPr>
-            <w:r>
-              <w:rPr>
-                <w:rFonts w:ascii="Ubuntu" w:hAnsi="Ubuntu"/>
-                <w:color w:val="7F7F7F"/>
-                <w:sz w:val="24"/>
-              </w:rPr>
-              <w:t xml:space="preserve"> </w:t>
-            </w:r>
-          </w:p>
-        </w:tc>
-        <w:tc>
-          <w:tcPr>
-            <w:tcW w:w="0" w:type="auto"/>
-          </w:tcPr>
-          <w:p>
-            <w:pPr>
-              <w:jc w:val="right"/>
-            </w:pPr>
-            <w:r>
-              <w:rPr>
-                <w:rFonts w:ascii="Ubuntu" w:hAnsi="Ubuntu"/>
-                <w:color w:val="7F7F7F"/>
-                <w:sz w:val="24"/>
-              </w:rPr>
-              <w:t xml:space="preserve"> </w:t>
-            </w:r>
-          </w:p>
-        </w:tc>
-        <w:tc>
-          <w:tcPr>
-            <w:tcW w:w="0" w:type="auto"/>
-          </w:tcPr>
-          <w:p>
-            <w:pPr>
+              <w:spacing w:line="285" w:lineRule="exact"/>
+              <w:jc w:val="right"/>
+            </w:pPr>
+            <w:r>
+              <w:rPr>
+                <w:rFonts w:ascii="Ubuntu" w:hAnsi="Ubuntu"/>
+                <w:color w:val="7F7F7F"/>
+                <w:sz w:val="24"/>
+              </w:rPr>
+              <w:t xml:space="preserve"> </w:t>
+            </w:r>
+          </w:p>
+        </w:tc>
+        <w:tc>
+          <w:tcPr>
+            <w:tcW w:w="0" w:type="auto"/>
+          </w:tcPr>
+          <w:p>
+            <w:pPr>
+              <w:spacing w:line="285" w:lineRule="exact"/>
+              <w:jc w:val="right"/>
+            </w:pPr>
+            <w:r>
+              <w:rPr>
+                <w:rFonts w:ascii="Ubuntu" w:hAnsi="Ubuntu"/>
+                <w:color w:val="7F7F7F"/>
+                <w:sz w:val="24"/>
+              </w:rPr>
+              <w:t xml:space="preserve"> </w:t>
+            </w:r>
+          </w:p>
+        </w:tc>
+        <w:tc>
+          <w:tcPr>
+            <w:tcW w:w="0" w:type="auto"/>
+          </w:tcPr>
+          <w:p>
+            <w:pPr>
+              <w:spacing w:line="285" w:lineRule="exact"/>
+              <w:jc w:val="right"/>
+            </w:pPr>
+            <w:r>
+              <w:rPr>
+                <w:rFonts w:ascii="Ubuntu" w:hAnsi="Ubuntu"/>
+                <w:color w:val="7F7F7F"/>
+                <w:sz w:val="24"/>
+              </w:rPr>
+              <w:t xml:space="preserve"> </w:t>
+            </w:r>
+          </w:p>
+        </w:tc>
+        <w:tc>
+          <w:tcPr>
+            <w:tcW w:w="0" w:type="auto"/>
+          </w:tcPr>
+          <w:p>
+            <w:pPr>
+              <w:spacing w:line="285" w:lineRule="exact"/>
+              <w:jc w:val="right"/>
+            </w:pPr>
+            <w:r>
+              <w:rPr>
+                <w:rFonts w:ascii="Ubuntu" w:hAnsi="Ubuntu"/>
+                <w:color w:val="7F7F7F"/>
+                <w:sz w:val="24"/>
+              </w:rPr>
+              <w:t xml:space="preserve"> </w:t>
+            </w:r>
+          </w:p>
+        </w:tc>
+        <w:tc>
+          <w:tcPr>
+            <w:tcW w:w="0" w:type="auto"/>
+          </w:tcPr>
+          <w:p>
+            <w:pPr>
+              <w:spacing w:line="285" w:lineRule="exact"/>
+              <w:jc w:val="right"/>
+            </w:pPr>
+            <w:r>
+              <w:rPr>
+                <w:rFonts w:ascii="Ubuntu" w:hAnsi="Ubuntu"/>
+                <w:color w:val="7F7F7F"/>
+                <w:sz w:val="24"/>
+              </w:rPr>
+              <w:t xml:space="preserve"> </w:t>
+            </w:r>
+          </w:p>
+        </w:tc>
+        <w:tc>
+          <w:tcPr>
+            <w:tcW w:w="0" w:type="auto"/>
+          </w:tcPr>
+          <w:p>
+            <w:pPr>
+              <w:spacing w:line="285" w:lineRule="exact"/>
+              <w:jc w:val="right"/>
+            </w:pPr>
+            <w:r>
+              <w:rPr>
+                <w:rFonts w:ascii="Ubuntu" w:hAnsi="Ubuntu"/>
+                <w:color w:val="7F7F7F"/>
+                <w:sz w:val="24"/>
+              </w:rPr>
+              <w:t xml:space="preserve"> </w:t>
+            </w:r>
+          </w:p>
+        </w:tc>
+        <w:tc>
+          <w:tcPr>
+            <w:tcW w:w="0" w:type="auto"/>
+          </w:tcPr>
+          <w:p>
+            <w:pPr>
+              <w:spacing w:line="285" w:lineRule="exact"/>
+              <w:jc w:val="right"/>
+            </w:pPr>
+            <w:r>
+              <w:rPr>
+                <w:rFonts w:ascii="Ubuntu" w:hAnsi="Ubuntu"/>
+                <w:color w:val="7F7F7F"/>
+                <w:sz w:val="24"/>
+              </w:rPr>
+              <w:t xml:space="preserve"> </w:t>
+            </w:r>
+          </w:p>
+        </w:tc>
+        <w:tc>
+          <w:tcPr>
+            <w:tcW w:w="0" w:type="auto"/>
+          </w:tcPr>
+          <w:p>
+            <w:pPr>
+              <w:spacing w:line="285" w:lineRule="exact"/>
+              <w:jc w:val="right"/>
+            </w:pPr>
+            <w:r>
+              <w:rPr>
+                <w:rFonts w:ascii="Ubuntu" w:hAnsi="Ubuntu"/>
+                <w:color w:val="7F7F7F"/>
+                <w:sz w:val="24"/>
+              </w:rPr>
+              <w:t xml:space="preserve"> </w:t>
+            </w:r>
+          </w:p>
+        </w:tc>
+        <w:tc>
+          <w:tcPr>
+            <w:tcW w:w="0" w:type="auto"/>
+          </w:tcPr>
+          <w:p>
+            <w:pPr>
+              <w:spacing w:line="285" w:lineRule="exact"/>
+              <w:jc w:val="right"/>
+            </w:pPr>
+            <w:r>
+              <w:rPr>
+                <w:rFonts w:ascii="Ubuntu" w:hAnsi="Ubuntu"/>
+                <w:color w:val="7F7F7F"/>
+                <w:sz w:val="24"/>
+              </w:rPr>
+              <w:t xml:space="preserve"> </w:t>
+            </w:r>
+          </w:p>
+        </w:tc>
+        <w:tc>
+          <w:tcPr>
+            <w:tcW w:w="0" w:type="auto"/>
+          </w:tcPr>
+          <w:p>
+            <w:pPr>
+              <w:spacing w:line="285" w:lineRule="exact"/>
+              <w:jc w:val="right"/>
+            </w:pPr>
+            <w:r>
+              <w:rPr>
+                <w:rFonts w:ascii="Ubuntu" w:hAnsi="Ubuntu"/>
+                <w:color w:val="7F7F7F"/>
+                <w:sz w:val="24"/>
+              </w:rPr>
+              <w:t xml:space="preserve"> </w:t>
+            </w:r>
+          </w:p>
+        </w:tc>
+        <w:tc>
+          <w:tcPr>
+            <w:tcW w:w="0" w:type="auto"/>
+          </w:tcPr>
+          <w:p>
+            <w:pPr>
+              <w:spacing w:line="285" w:lineRule="exact"/>
               <w:jc w:val="right"/>
             </w:pPr>
             <w:r>
@@ -2976,6 +3277,7 @@
           </w:tcPr>
           <w:p>
             <w:pPr>
+              <w:spacing w:line="285" w:lineRule="exact"/>
               <w:jc w:val="right"/>
             </w:pPr>
             <w:r>
@@ -2996,6 +3298,7 @@
           </w:tcPr>
           <w:p>
             <w:pPr>
+              <w:spacing w:line="285" w:lineRule="exact"/>
               <w:jc w:val="right"/>
             </w:pPr>
             <w:r>
@@ -3014,24 +3317,26 @@
           </w:tcPr>
           <w:p>
             <w:pPr>
-              <w:jc w:val="right"/>
-            </w:pPr>
-            <w:r>
-              <w:rPr>
-                <w:rFonts w:ascii="Ubuntu" w:hAnsi="Ubuntu"/>
-                <w:color w:val="7F7F7F"/>
-                <w:sz w:val="24"/>
-              </w:rPr>
-              <w:t xml:space="preserve"> </w:t>
-            </w:r>
-          </w:p>
-        </w:tc>
-        <w:tc>
-          <w:tcPr>
-            <w:tcW w:w="0" w:type="auto"/>
-          </w:tcPr>
-          <w:p>
-            <w:pPr>
+              <w:spacing w:line="285" w:lineRule="exact"/>
+              <w:jc w:val="right"/>
+            </w:pPr>
+            <w:r>
+              <w:rPr>
+                <w:rFonts w:ascii="Ubuntu" w:hAnsi="Ubuntu"/>
+                <w:color w:val="7F7F7F"/>
+                <w:sz w:val="24"/>
+              </w:rPr>
+              <w:t xml:space="preserve"> </w:t>
+            </w:r>
+          </w:p>
+        </w:tc>
+        <w:tc>
+          <w:tcPr>
+            <w:tcW w:w="0" w:type="auto"/>
+          </w:tcPr>
+          <w:p>
+            <w:pPr>
+              <w:spacing w:line="285" w:lineRule="exact"/>
               <w:jc w:val="right"/>
             </w:pPr>
             <w:r>
@@ -3050,24 +3355,26 @@
           </w:tcPr>
           <w:p>
             <w:pPr>
-              <w:jc w:val="right"/>
-            </w:pPr>
-            <w:r>
-              <w:rPr>
-                <w:rFonts w:ascii="Ubuntu" w:hAnsi="Ubuntu"/>
-                <w:color w:val="7F7F7F"/>
-                <w:sz w:val="24"/>
-              </w:rPr>
-              <w:t xml:space="preserve"> </w:t>
-            </w:r>
-          </w:p>
-        </w:tc>
-        <w:tc>
-          <w:tcPr>
-            <w:tcW w:w="0" w:type="auto"/>
-          </w:tcPr>
-          <w:p>
-            <w:pPr>
+              <w:spacing w:line="285" w:lineRule="exact"/>
+              <w:jc w:val="right"/>
+            </w:pPr>
+            <w:r>
+              <w:rPr>
+                <w:rFonts w:ascii="Ubuntu" w:hAnsi="Ubuntu"/>
+                <w:color w:val="7F7F7F"/>
+                <w:sz w:val="24"/>
+              </w:rPr>
+              <w:t xml:space="preserve"> </w:t>
+            </w:r>
+          </w:p>
+        </w:tc>
+        <w:tc>
+          <w:tcPr>
+            <w:tcW w:w="0" w:type="auto"/>
+          </w:tcPr>
+          <w:p>
+            <w:pPr>
+              <w:spacing w:line="285" w:lineRule="exact"/>
               <w:jc w:val="right"/>
             </w:pPr>
             <w:r>
@@ -3086,24 +3393,26 @@
           </w:tcPr>
           <w:p>
             <w:pPr>
-              <w:jc w:val="right"/>
-            </w:pPr>
-            <w:r>
-              <w:rPr>
-                <w:rFonts w:ascii="Ubuntu" w:hAnsi="Ubuntu"/>
-                <w:color w:val="7F7F7F"/>
-                <w:sz w:val="24"/>
-              </w:rPr>
-              <w:t xml:space="preserve"> </w:t>
-            </w:r>
-          </w:p>
-        </w:tc>
-        <w:tc>
-          <w:tcPr>
-            <w:tcW w:w="0" w:type="auto"/>
-          </w:tcPr>
-          <w:p>
-            <w:pPr>
+              <w:spacing w:line="285" w:lineRule="exact"/>
+              <w:jc w:val="right"/>
+            </w:pPr>
+            <w:r>
+              <w:rPr>
+                <w:rFonts w:ascii="Ubuntu" w:hAnsi="Ubuntu"/>
+                <w:color w:val="7F7F7F"/>
+                <w:sz w:val="24"/>
+              </w:rPr>
+              <w:t xml:space="preserve"> </w:t>
+            </w:r>
+          </w:p>
+        </w:tc>
+        <w:tc>
+          <w:tcPr>
+            <w:tcW w:w="0" w:type="auto"/>
+          </w:tcPr>
+          <w:p>
+            <w:pPr>
+              <w:spacing w:line="285" w:lineRule="exact"/>
               <w:jc w:val="right"/>
             </w:pPr>
             <w:r>
@@ -3122,24 +3431,26 @@
           </w:tcPr>
           <w:p>
             <w:pPr>
-              <w:jc w:val="right"/>
-            </w:pPr>
-            <w:r>
-              <w:rPr>
-                <w:rFonts w:ascii="Ubuntu" w:hAnsi="Ubuntu"/>
-                <w:color w:val="7F7F7F"/>
-                <w:sz w:val="24"/>
-              </w:rPr>
-              <w:t xml:space="preserve"> </w:t>
-            </w:r>
-          </w:p>
-        </w:tc>
-        <w:tc>
-          <w:tcPr>
-            <w:tcW w:w="0" w:type="auto"/>
-          </w:tcPr>
-          <w:p>
-            <w:pPr>
+              <w:spacing w:line="285" w:lineRule="exact"/>
+              <w:jc w:val="right"/>
+            </w:pPr>
+            <w:r>
+              <w:rPr>
+                <w:rFonts w:ascii="Ubuntu" w:hAnsi="Ubuntu"/>
+                <w:color w:val="7F7F7F"/>
+                <w:sz w:val="24"/>
+              </w:rPr>
+              <w:t xml:space="preserve"> </w:t>
+            </w:r>
+          </w:p>
+        </w:tc>
+        <w:tc>
+          <w:tcPr>
+            <w:tcW w:w="0" w:type="auto"/>
+          </w:tcPr>
+          <w:p>
+            <w:pPr>
+              <w:spacing w:line="285" w:lineRule="exact"/>
               <w:jc w:val="right"/>
             </w:pPr>
             <w:r>
@@ -3158,24 +3469,26 @@
           </w:tcPr>
           <w:p>
             <w:pPr>
-              <w:jc w:val="right"/>
-            </w:pPr>
-            <w:r>
-              <w:rPr>
-                <w:rFonts w:ascii="Ubuntu" w:hAnsi="Ubuntu"/>
-                <w:color w:val="7F7F7F"/>
-                <w:sz w:val="24"/>
-              </w:rPr>
-              <w:t xml:space="preserve"> </w:t>
-            </w:r>
-          </w:p>
-        </w:tc>
-        <w:tc>
-          <w:tcPr>
-            <w:tcW w:w="0" w:type="auto"/>
-          </w:tcPr>
-          <w:p>
-            <w:pPr>
+              <w:spacing w:line="285" w:lineRule="exact"/>
+              <w:jc w:val="right"/>
+            </w:pPr>
+            <w:r>
+              <w:rPr>
+                <w:rFonts w:ascii="Ubuntu" w:hAnsi="Ubuntu"/>
+                <w:color w:val="7F7F7F"/>
+                <w:sz w:val="24"/>
+              </w:rPr>
+              <w:t xml:space="preserve"> </w:t>
+            </w:r>
+          </w:p>
+        </w:tc>
+        <w:tc>
+          <w:tcPr>
+            <w:tcW w:w="0" w:type="auto"/>
+          </w:tcPr>
+          <w:p>
+            <w:pPr>
+              <w:spacing w:line="285" w:lineRule="exact"/>
               <w:jc w:val="right"/>
             </w:pPr>
             <w:r>
@@ -3194,6 +3507,7 @@
           </w:tcPr>
           <w:p>
             <w:pPr>
+              <w:spacing w:line="285" w:lineRule="exact"/>
               <w:jc w:val="right"/>
             </w:pPr>
             <w:r>
@@ -3213,6 +3527,7 @@
           </w:tcPr>
           <w:p>
             <w:pPr>
+              <w:spacing w:line="285" w:lineRule="exact"/>
               <w:jc w:val="right"/>
             </w:pPr>
             <w:r>
@@ -3233,6 +3548,7 @@
           </w:tcPr>
           <w:p>
             <w:pPr>
+              <w:spacing w:line="285" w:lineRule="exact"/>
               <w:jc w:val="right"/>
             </w:pPr>
             <w:r>
@@ -3251,186 +3567,197 @@
           </w:tcPr>
           <w:p>
             <w:pPr>
-              <w:jc w:val="right"/>
-            </w:pPr>
-            <w:r>
-              <w:rPr>
-                <w:rFonts w:ascii="Ubuntu" w:hAnsi="Ubuntu"/>
-                <w:color w:val="7F7F7F"/>
-                <w:sz w:val="24"/>
-              </w:rPr>
-              <w:t xml:space="preserve"> </w:t>
-            </w:r>
-          </w:p>
-        </w:tc>
-        <w:tc>
-          <w:tcPr>
-            <w:tcW w:w="0" w:type="auto"/>
-          </w:tcPr>
-          <w:p>
-            <w:pPr>
-              <w:jc w:val="right"/>
-            </w:pPr>
-            <w:r>
-              <w:rPr>
-                <w:rFonts w:ascii="Ubuntu" w:hAnsi="Ubuntu"/>
-                <w:color w:val="7F7F7F"/>
-                <w:sz w:val="24"/>
-              </w:rPr>
-              <w:t xml:space="preserve"> </w:t>
-            </w:r>
-          </w:p>
-        </w:tc>
-        <w:tc>
-          <w:tcPr>
-            <w:tcW w:w="0" w:type="auto"/>
-          </w:tcPr>
-          <w:p>
-            <w:pPr>
-              <w:jc w:val="right"/>
-            </w:pPr>
-            <w:r>
-              <w:rPr>
-                <w:rFonts w:ascii="Ubuntu" w:hAnsi="Ubuntu"/>
-                <w:color w:val="7F7F7F"/>
-                <w:sz w:val="24"/>
-              </w:rPr>
-              <w:t xml:space="preserve"> </w:t>
-            </w:r>
-          </w:p>
-        </w:tc>
-        <w:tc>
-          <w:tcPr>
-            <w:tcW w:w="0" w:type="auto"/>
-          </w:tcPr>
-          <w:p>
-            <w:pPr>
-              <w:jc w:val="right"/>
-            </w:pPr>
-            <w:r>
-              <w:rPr>
-                <w:rFonts w:ascii="Ubuntu" w:hAnsi="Ubuntu"/>
-                <w:color w:val="7F7F7F"/>
-                <w:sz w:val="24"/>
-              </w:rPr>
-              <w:t xml:space="preserve"> </w:t>
-            </w:r>
-          </w:p>
-        </w:tc>
-        <w:tc>
-          <w:tcPr>
-            <w:tcW w:w="0" w:type="auto"/>
-          </w:tcPr>
-          <w:p>
-            <w:pPr>
-              <w:jc w:val="right"/>
-            </w:pPr>
-            <w:r>
-              <w:rPr>
-                <w:rFonts w:ascii="Ubuntu" w:hAnsi="Ubuntu"/>
-                <w:color w:val="7F7F7F"/>
-                <w:sz w:val="24"/>
-              </w:rPr>
-              <w:t xml:space="preserve"> </w:t>
-            </w:r>
-          </w:p>
-        </w:tc>
-        <w:tc>
-          <w:tcPr>
-            <w:tcW w:w="0" w:type="auto"/>
-          </w:tcPr>
-          <w:p>
-            <w:pPr>
-              <w:jc w:val="right"/>
-            </w:pPr>
-            <w:r>
-              <w:rPr>
-                <w:rFonts w:ascii="Ubuntu" w:hAnsi="Ubuntu"/>
-                <w:color w:val="7F7F7F"/>
-                <w:sz w:val="24"/>
-              </w:rPr>
-              <w:t xml:space="preserve"> </w:t>
-            </w:r>
-          </w:p>
-        </w:tc>
-        <w:tc>
-          <w:tcPr>
-            <w:tcW w:w="0" w:type="auto"/>
-          </w:tcPr>
-          <w:p>
-            <w:pPr>
-              <w:jc w:val="right"/>
-            </w:pPr>
-            <w:r>
-              <w:rPr>
-                <w:rFonts w:ascii="Ubuntu" w:hAnsi="Ubuntu"/>
-                <w:color w:val="7F7F7F"/>
-                <w:sz w:val="24"/>
-              </w:rPr>
-              <w:t xml:space="preserve"> </w:t>
-            </w:r>
-          </w:p>
-        </w:tc>
-        <w:tc>
-          <w:tcPr>
-            <w:tcW w:w="0" w:type="auto"/>
-          </w:tcPr>
-          <w:p>
-            <w:pPr>
-              <w:jc w:val="right"/>
-            </w:pPr>
-            <w:r>
-              <w:rPr>
-                <w:rFonts w:ascii="Ubuntu" w:hAnsi="Ubuntu"/>
-                <w:color w:val="7F7F7F"/>
-                <w:sz w:val="24"/>
-              </w:rPr>
-              <w:t xml:space="preserve"> </w:t>
-            </w:r>
-          </w:p>
-        </w:tc>
-        <w:tc>
-          <w:tcPr>
-            <w:tcW w:w="0" w:type="auto"/>
-          </w:tcPr>
-          <w:p>
-            <w:pPr>
-              <w:jc w:val="right"/>
-            </w:pPr>
-            <w:r>
-              <w:rPr>
-                <w:rFonts w:ascii="Ubuntu" w:hAnsi="Ubuntu"/>
-                <w:color w:val="7F7F7F"/>
-                <w:sz w:val="24"/>
-              </w:rPr>
-              <w:t xml:space="preserve"> </w:t>
-            </w:r>
-          </w:p>
-        </w:tc>
-        <w:tc>
-          <w:tcPr>
-            <w:tcW w:w="0" w:type="auto"/>
-          </w:tcPr>
-          <w:p>
-            <w:pPr>
-              <w:jc w:val="right"/>
-            </w:pPr>
-            <w:r>
-              <w:rPr>
-                <w:rFonts w:ascii="Ubuntu" w:hAnsi="Ubuntu"/>
-                <w:color w:val="7F7F7F"/>
-                <w:sz w:val="24"/>
-              </w:rPr>
-              <w:t xml:space="preserve"> </w:t>
-            </w:r>
-          </w:p>
-        </w:tc>
-        <w:tc>
-          <w:tcPr>
-            <w:tcW w:w="0" w:type="auto"/>
-          </w:tcPr>
-          <w:p>
-            <w:pPr>
+              <w:spacing w:line="285" w:lineRule="exact"/>
+              <w:jc w:val="right"/>
+            </w:pPr>
+            <w:r>
+              <w:rPr>
+                <w:rFonts w:ascii="Ubuntu" w:hAnsi="Ubuntu"/>
+                <w:color w:val="7F7F7F"/>
+                <w:sz w:val="24"/>
+              </w:rPr>
+              <w:t xml:space="preserve"> </w:t>
+            </w:r>
+          </w:p>
+        </w:tc>
+        <w:tc>
+          <w:tcPr>
+            <w:tcW w:w="0" w:type="auto"/>
+          </w:tcPr>
+          <w:p>
+            <w:pPr>
+              <w:spacing w:line="285" w:lineRule="exact"/>
+              <w:jc w:val="right"/>
+            </w:pPr>
+            <w:r>
+              <w:rPr>
+                <w:rFonts w:ascii="Ubuntu" w:hAnsi="Ubuntu"/>
+                <w:color w:val="7F7F7F"/>
+                <w:sz w:val="24"/>
+              </w:rPr>
+              <w:t xml:space="preserve"> </w:t>
+            </w:r>
+          </w:p>
+        </w:tc>
+        <w:tc>
+          <w:tcPr>
+            <w:tcW w:w="0" w:type="auto"/>
+          </w:tcPr>
+          <w:p>
+            <w:pPr>
+              <w:spacing w:line="285" w:lineRule="exact"/>
+              <w:jc w:val="right"/>
+            </w:pPr>
+            <w:r>
+              <w:rPr>
+                <w:rFonts w:ascii="Ubuntu" w:hAnsi="Ubuntu"/>
+                <w:color w:val="7F7F7F"/>
+                <w:sz w:val="24"/>
+              </w:rPr>
+              <w:t xml:space="preserve"> </w:t>
+            </w:r>
+          </w:p>
+        </w:tc>
+        <w:tc>
+          <w:tcPr>
+            <w:tcW w:w="0" w:type="auto"/>
+          </w:tcPr>
+          <w:p>
+            <w:pPr>
+              <w:spacing w:line="285" w:lineRule="exact"/>
+              <w:jc w:val="right"/>
+            </w:pPr>
+            <w:r>
+              <w:rPr>
+                <w:rFonts w:ascii="Ubuntu" w:hAnsi="Ubuntu"/>
+                <w:color w:val="7F7F7F"/>
+                <w:sz w:val="24"/>
+              </w:rPr>
+              <w:t xml:space="preserve"> </w:t>
+            </w:r>
+          </w:p>
+        </w:tc>
+        <w:tc>
+          <w:tcPr>
+            <w:tcW w:w="0" w:type="auto"/>
+          </w:tcPr>
+          <w:p>
+            <w:pPr>
+              <w:spacing w:line="285" w:lineRule="exact"/>
+              <w:jc w:val="right"/>
+            </w:pPr>
+            <w:r>
+              <w:rPr>
+                <w:rFonts w:ascii="Ubuntu" w:hAnsi="Ubuntu"/>
+                <w:color w:val="7F7F7F"/>
+                <w:sz w:val="24"/>
+              </w:rPr>
+              <w:t xml:space="preserve"> </w:t>
+            </w:r>
+          </w:p>
+        </w:tc>
+        <w:tc>
+          <w:tcPr>
+            <w:tcW w:w="0" w:type="auto"/>
+          </w:tcPr>
+          <w:p>
+            <w:pPr>
+              <w:spacing w:line="285" w:lineRule="exact"/>
+              <w:jc w:val="right"/>
+            </w:pPr>
+            <w:r>
+              <w:rPr>
+                <w:rFonts w:ascii="Ubuntu" w:hAnsi="Ubuntu"/>
+                <w:color w:val="7F7F7F"/>
+                <w:sz w:val="24"/>
+              </w:rPr>
+              <w:t xml:space="preserve"> </w:t>
+            </w:r>
+          </w:p>
+        </w:tc>
+        <w:tc>
+          <w:tcPr>
+            <w:tcW w:w="0" w:type="auto"/>
+          </w:tcPr>
+          <w:p>
+            <w:pPr>
+              <w:spacing w:line="285" w:lineRule="exact"/>
+              <w:jc w:val="right"/>
+            </w:pPr>
+            <w:r>
+              <w:rPr>
+                <w:rFonts w:ascii="Ubuntu" w:hAnsi="Ubuntu"/>
+                <w:color w:val="7F7F7F"/>
+                <w:sz w:val="24"/>
+              </w:rPr>
+              <w:t xml:space="preserve"> </w:t>
+            </w:r>
+          </w:p>
+        </w:tc>
+        <w:tc>
+          <w:tcPr>
+            <w:tcW w:w="0" w:type="auto"/>
+          </w:tcPr>
+          <w:p>
+            <w:pPr>
+              <w:spacing w:line="285" w:lineRule="exact"/>
+              <w:jc w:val="right"/>
+            </w:pPr>
+            <w:r>
+              <w:rPr>
+                <w:rFonts w:ascii="Ubuntu" w:hAnsi="Ubuntu"/>
+                <w:color w:val="7F7F7F"/>
+                <w:sz w:val="24"/>
+              </w:rPr>
+              <w:t xml:space="preserve"> </w:t>
+            </w:r>
+          </w:p>
+        </w:tc>
+        <w:tc>
+          <w:tcPr>
+            <w:tcW w:w="0" w:type="auto"/>
+          </w:tcPr>
+          <w:p>
+            <w:pPr>
+              <w:spacing w:line="285" w:lineRule="exact"/>
+              <w:jc w:val="right"/>
+            </w:pPr>
+            <w:r>
+              <w:rPr>
+                <w:rFonts w:ascii="Ubuntu" w:hAnsi="Ubuntu"/>
+                <w:color w:val="7F7F7F"/>
+                <w:sz w:val="24"/>
+              </w:rPr>
+              <w:t xml:space="preserve"> </w:t>
+            </w:r>
+          </w:p>
+        </w:tc>
+        <w:tc>
+          <w:tcPr>
+            <w:tcW w:w="0" w:type="auto"/>
+          </w:tcPr>
+          <w:p>
+            <w:pPr>
+              <w:spacing w:line="285" w:lineRule="exact"/>
+              <w:jc w:val="right"/>
+            </w:pPr>
+            <w:r>
+              <w:rPr>
+                <w:rFonts w:ascii="Ubuntu" w:hAnsi="Ubuntu"/>
+                <w:color w:val="7F7F7F"/>
+                <w:sz w:val="24"/>
+              </w:rPr>
+              <w:t xml:space="preserve"> </w:t>
+            </w:r>
+          </w:p>
+        </w:tc>
+        <w:tc>
+          <w:tcPr>
+            <w:tcW w:w="0" w:type="auto"/>
+          </w:tcPr>
+          <w:p>
+            <w:pPr>
+              <w:spacing w:line="285" w:lineRule="exact"/>
               <w:jc w:val="right"/>
             </w:pPr>
             <w:r>
@@ -3450,6 +3777,7 @@
           </w:tcPr>
           <w:p>
             <w:pPr>
+              <w:spacing w:line="285" w:lineRule="exact"/>
               <w:jc w:val="right"/>
             </w:pPr>
             <w:r>
@@ -3470,6 +3798,7 @@
           </w:tcPr>
           <w:p>
             <w:pPr>
+              <w:spacing w:line="285" w:lineRule="exact"/>
               <w:jc w:val="right"/>
             </w:pPr>
             <w:r>
@@ -3488,24 +3817,26 @@
           </w:tcPr>
           <w:p>
             <w:pPr>
-              <w:jc w:val="right"/>
-            </w:pPr>
-            <w:r>
-              <w:rPr>
-                <w:rFonts w:ascii="Ubuntu" w:hAnsi="Ubuntu"/>
-                <w:color w:val="7F7F7F"/>
-                <w:sz w:val="24"/>
-              </w:rPr>
-              <w:t xml:space="preserve"> </w:t>
-            </w:r>
-          </w:p>
-        </w:tc>
-        <w:tc>
-          <w:tcPr>
-            <w:tcW w:w="0" w:type="auto"/>
-          </w:tcPr>
-          <w:p>
-            <w:pPr>
+              <w:spacing w:line="285" w:lineRule="exact"/>
+              <w:jc w:val="right"/>
+            </w:pPr>
+            <w:r>
+              <w:rPr>
+                <w:rFonts w:ascii="Ubuntu" w:hAnsi="Ubuntu"/>
+                <w:color w:val="7F7F7F"/>
+                <w:sz w:val="24"/>
+              </w:rPr>
+              <w:t xml:space="preserve"> </w:t>
+            </w:r>
+          </w:p>
+        </w:tc>
+        <w:tc>
+          <w:tcPr>
+            <w:tcW w:w="0" w:type="auto"/>
+          </w:tcPr>
+          <w:p>
+            <w:pPr>
+              <w:spacing w:line="285" w:lineRule="exact"/>
               <w:jc w:val="right"/>
             </w:pPr>
             <w:r>
@@ -3524,24 +3855,26 @@
           </w:tcPr>
           <w:p>
             <w:pPr>
-              <w:jc w:val="right"/>
-            </w:pPr>
-            <w:r>
-              <w:rPr>
-                <w:rFonts w:ascii="Ubuntu" w:hAnsi="Ubuntu"/>
-                <w:color w:val="7F7F7F"/>
-                <w:sz w:val="24"/>
-              </w:rPr>
-              <w:t xml:space="preserve"> </w:t>
-            </w:r>
-          </w:p>
-        </w:tc>
-        <w:tc>
-          <w:tcPr>
-            <w:tcW w:w="0" w:type="auto"/>
-          </w:tcPr>
-          <w:p>
-            <w:pPr>
+              <w:spacing w:line="285" w:lineRule="exact"/>
+              <w:jc w:val="right"/>
+            </w:pPr>
+            <w:r>
+              <w:rPr>
+                <w:rFonts w:ascii="Ubuntu" w:hAnsi="Ubuntu"/>
+                <w:color w:val="7F7F7F"/>
+                <w:sz w:val="24"/>
+              </w:rPr>
+              <w:t xml:space="preserve"> </w:t>
+            </w:r>
+          </w:p>
+        </w:tc>
+        <w:tc>
+          <w:tcPr>
+            <w:tcW w:w="0" w:type="auto"/>
+          </w:tcPr>
+          <w:p>
+            <w:pPr>
+              <w:spacing w:line="285" w:lineRule="exact"/>
               <w:jc w:val="right"/>
             </w:pPr>
             <w:r>
@@ -3560,24 +3893,26 @@
           </w:tcPr>
           <w:p>
             <w:pPr>
-              <w:jc w:val="right"/>
-            </w:pPr>
-            <w:r>
-              <w:rPr>
-                <w:rFonts w:ascii="Ubuntu" w:hAnsi="Ubuntu"/>
-                <w:color w:val="7F7F7F"/>
-                <w:sz w:val="24"/>
-              </w:rPr>
-              <w:t xml:space="preserve"> </w:t>
-            </w:r>
-          </w:p>
-        </w:tc>
-        <w:tc>
-          <w:tcPr>
-            <w:tcW w:w="0" w:type="auto"/>
-          </w:tcPr>
-          <w:p>
-            <w:pPr>
+              <w:spacing w:line="285" w:lineRule="exact"/>
+              <w:jc w:val="right"/>
+            </w:pPr>
+            <w:r>
+              <w:rPr>
+                <w:rFonts w:ascii="Ubuntu" w:hAnsi="Ubuntu"/>
+                <w:color w:val="7F7F7F"/>
+                <w:sz w:val="24"/>
+              </w:rPr>
+              <w:t xml:space="preserve"> </w:t>
+            </w:r>
+          </w:p>
+        </w:tc>
+        <w:tc>
+          <w:tcPr>
+            <w:tcW w:w="0" w:type="auto"/>
+          </w:tcPr>
+          <w:p>
+            <w:pPr>
+              <w:spacing w:line="285" w:lineRule="exact"/>
               <w:jc w:val="right"/>
             </w:pPr>
             <w:r>
@@ -3596,24 +3931,26 @@
           </w:tcPr>
           <w:p>
             <w:pPr>
-              <w:jc w:val="right"/>
-            </w:pPr>
-            <w:r>
-              <w:rPr>
-                <w:rFonts w:ascii="Ubuntu" w:hAnsi="Ubuntu"/>
-                <w:color w:val="7F7F7F"/>
-                <w:sz w:val="24"/>
-              </w:rPr>
-              <w:t xml:space="preserve"> </w:t>
-            </w:r>
-          </w:p>
-        </w:tc>
-        <w:tc>
-          <w:tcPr>
-            <w:tcW w:w="0" w:type="auto"/>
-          </w:tcPr>
-          <w:p>
-            <w:pPr>
+              <w:spacing w:line="285" w:lineRule="exact"/>
+              <w:jc w:val="right"/>
+            </w:pPr>
+            <w:r>
+              <w:rPr>
+                <w:rFonts w:ascii="Ubuntu" w:hAnsi="Ubuntu"/>
+                <w:color w:val="7F7F7F"/>
+                <w:sz w:val="24"/>
+              </w:rPr>
+              <w:t xml:space="preserve"> </w:t>
+            </w:r>
+          </w:p>
+        </w:tc>
+        <w:tc>
+          <w:tcPr>
+            <w:tcW w:w="0" w:type="auto"/>
+          </w:tcPr>
+          <w:p>
+            <w:pPr>
+              <w:spacing w:line="285" w:lineRule="exact"/>
               <w:jc w:val="right"/>
             </w:pPr>
             <w:r>
@@ -3632,24 +3969,26 @@
           </w:tcPr>
           <w:p>
             <w:pPr>
-              <w:jc w:val="right"/>
-            </w:pPr>
-            <w:r>
-              <w:rPr>
-                <w:rFonts w:ascii="Ubuntu" w:hAnsi="Ubuntu"/>
-                <w:color w:val="7F7F7F"/>
-                <w:sz w:val="24"/>
-              </w:rPr>
-              <w:t xml:space="preserve"> </w:t>
-            </w:r>
-          </w:p>
-        </w:tc>
-        <w:tc>
-          <w:tcPr>
-            <w:tcW w:w="0" w:type="auto"/>
-          </w:tcPr>
-          <w:p>
-            <w:pPr>
+              <w:spacing w:line="285" w:lineRule="exact"/>
+              <w:jc w:val="right"/>
+            </w:pPr>
+            <w:r>
+              <w:rPr>
+                <w:rFonts w:ascii="Ubuntu" w:hAnsi="Ubuntu"/>
+                <w:color w:val="7F7F7F"/>
+                <w:sz w:val="24"/>
+              </w:rPr>
+              <w:t xml:space="preserve"> </w:t>
+            </w:r>
+          </w:p>
+        </w:tc>
+        <w:tc>
+          <w:tcPr>
+            <w:tcW w:w="0" w:type="auto"/>
+          </w:tcPr>
+          <w:p>
+            <w:pPr>
+              <w:spacing w:line="285" w:lineRule="exact"/>
               <w:jc w:val="right"/>
             </w:pPr>
             <w:r>
@@ -3668,6 +4007,7 @@
           </w:tcPr>
           <w:p>
             <w:pPr>
+              <w:spacing w:line="285" w:lineRule="exact"/>
               <w:jc w:val="right"/>
             </w:pPr>
             <w:r>
@@ -3687,6 +4027,7 @@
           </w:tcPr>
           <w:p>
             <w:pPr>
+              <w:spacing w:line="285" w:lineRule="exact"/>
               <w:jc w:val="right"/>
             </w:pPr>
             <w:r>
@@ -3707,6 +4048,7 @@
           </w:tcPr>
           <w:p>
             <w:pPr>
+              <w:spacing w:line="285" w:lineRule="exact"/>
               <w:jc w:val="right"/>
             </w:pPr>
             <w:r>
@@ -3725,186 +4067,197 @@
           </w:tcPr>
           <w:p>
             <w:pPr>
-              <w:jc w:val="right"/>
-            </w:pPr>
-            <w:r>
-              <w:rPr>
-                <w:rFonts w:ascii="Ubuntu" w:hAnsi="Ubuntu"/>
-                <w:color w:val="7F7F7F"/>
-                <w:sz w:val="24"/>
-              </w:rPr>
-              <w:t xml:space="preserve"> </w:t>
-            </w:r>
-          </w:p>
-        </w:tc>
-        <w:tc>
-          <w:tcPr>
-            <w:tcW w:w="0" w:type="auto"/>
-          </w:tcPr>
-          <w:p>
-            <w:pPr>
-              <w:jc w:val="right"/>
-            </w:pPr>
-            <w:r>
-              <w:rPr>
-                <w:rFonts w:ascii="Ubuntu" w:hAnsi="Ubuntu"/>
-                <w:color w:val="7F7F7F"/>
-                <w:sz w:val="24"/>
-              </w:rPr>
-              <w:t xml:space="preserve"> </w:t>
-            </w:r>
-          </w:p>
-        </w:tc>
-        <w:tc>
-          <w:tcPr>
-            <w:tcW w:w="0" w:type="auto"/>
-          </w:tcPr>
-          <w:p>
-            <w:pPr>
-              <w:jc w:val="right"/>
-            </w:pPr>
-            <w:r>
-              <w:rPr>
-                <w:rFonts w:ascii="Ubuntu" w:hAnsi="Ubuntu"/>
-                <w:color w:val="7F7F7F"/>
-                <w:sz w:val="24"/>
-              </w:rPr>
-              <w:t xml:space="preserve"> </w:t>
-            </w:r>
-          </w:p>
-        </w:tc>
-        <w:tc>
-          <w:tcPr>
-            <w:tcW w:w="0" w:type="auto"/>
-          </w:tcPr>
-          <w:p>
-            <w:pPr>
-              <w:jc w:val="right"/>
-            </w:pPr>
-            <w:r>
-              <w:rPr>
-                <w:rFonts w:ascii="Ubuntu" w:hAnsi="Ubuntu"/>
-                <w:color w:val="7F7F7F"/>
-                <w:sz w:val="24"/>
-              </w:rPr>
-              <w:t xml:space="preserve"> </w:t>
-            </w:r>
-          </w:p>
-        </w:tc>
-        <w:tc>
-          <w:tcPr>
-            <w:tcW w:w="0" w:type="auto"/>
-          </w:tcPr>
-          <w:p>
-            <w:pPr>
-              <w:jc w:val="right"/>
-            </w:pPr>
-            <w:r>
-              <w:rPr>
-                <w:rFonts w:ascii="Ubuntu" w:hAnsi="Ubuntu"/>
-                <w:color w:val="7F7F7F"/>
-                <w:sz w:val="24"/>
-              </w:rPr>
-              <w:t xml:space="preserve"> </w:t>
-            </w:r>
-          </w:p>
-        </w:tc>
-        <w:tc>
-          <w:tcPr>
-            <w:tcW w:w="0" w:type="auto"/>
-          </w:tcPr>
-          <w:p>
-            <w:pPr>
-              <w:jc w:val="right"/>
-            </w:pPr>
-            <w:r>
-              <w:rPr>
-                <w:rFonts w:ascii="Ubuntu" w:hAnsi="Ubuntu"/>
-                <w:color w:val="7F7F7F"/>
-                <w:sz w:val="24"/>
-              </w:rPr>
-              <w:t xml:space="preserve"> </w:t>
-            </w:r>
-          </w:p>
-        </w:tc>
-        <w:tc>
-          <w:tcPr>
-            <w:tcW w:w="0" w:type="auto"/>
-          </w:tcPr>
-          <w:p>
-            <w:pPr>
-              <w:jc w:val="right"/>
-            </w:pPr>
-            <w:r>
-              <w:rPr>
-                <w:rFonts w:ascii="Ubuntu" w:hAnsi="Ubuntu"/>
-                <w:color w:val="7F7F7F"/>
-                <w:sz w:val="24"/>
-              </w:rPr>
-              <w:t xml:space="preserve"> </w:t>
-            </w:r>
-          </w:p>
-        </w:tc>
-        <w:tc>
-          <w:tcPr>
-            <w:tcW w:w="0" w:type="auto"/>
-          </w:tcPr>
-          <w:p>
-            <w:pPr>
-              <w:jc w:val="right"/>
-            </w:pPr>
-            <w:r>
-              <w:rPr>
-                <w:rFonts w:ascii="Ubuntu" w:hAnsi="Ubuntu"/>
-                <w:color w:val="7F7F7F"/>
-                <w:sz w:val="24"/>
-              </w:rPr>
-              <w:t xml:space="preserve"> </w:t>
-            </w:r>
-          </w:p>
-        </w:tc>
-        <w:tc>
-          <w:tcPr>
-            <w:tcW w:w="0" w:type="auto"/>
-          </w:tcPr>
-          <w:p>
-            <w:pPr>
-              <w:jc w:val="right"/>
-            </w:pPr>
-            <w:r>
-              <w:rPr>
-                <w:rFonts w:ascii="Ubuntu" w:hAnsi="Ubuntu"/>
-                <w:color w:val="7F7F7F"/>
-                <w:sz w:val="24"/>
-              </w:rPr>
-              <w:t xml:space="preserve"> </w:t>
-            </w:r>
-          </w:p>
-        </w:tc>
-        <w:tc>
-          <w:tcPr>
-            <w:tcW w:w="0" w:type="auto"/>
-          </w:tcPr>
-          <w:p>
-            <w:pPr>
-              <w:jc w:val="right"/>
-            </w:pPr>
-            <w:r>
-              <w:rPr>
-                <w:rFonts w:ascii="Ubuntu" w:hAnsi="Ubuntu"/>
-                <w:color w:val="7F7F7F"/>
-                <w:sz w:val="24"/>
-              </w:rPr>
-              <w:t xml:space="preserve"> </w:t>
-            </w:r>
-          </w:p>
-        </w:tc>
-        <w:tc>
-          <w:tcPr>
-            <w:tcW w:w="0" w:type="auto"/>
-          </w:tcPr>
-          <w:p>
-            <w:pPr>
+              <w:spacing w:line="285" w:lineRule="exact"/>
+              <w:jc w:val="right"/>
+            </w:pPr>
+            <w:r>
+              <w:rPr>
+                <w:rFonts w:ascii="Ubuntu" w:hAnsi="Ubuntu"/>
+                <w:color w:val="7F7F7F"/>
+                <w:sz w:val="24"/>
+              </w:rPr>
+              <w:t xml:space="preserve"> </w:t>
+            </w:r>
+          </w:p>
+        </w:tc>
+        <w:tc>
+          <w:tcPr>
+            <w:tcW w:w="0" w:type="auto"/>
+          </w:tcPr>
+          <w:p>
+            <w:pPr>
+              <w:spacing w:line="285" w:lineRule="exact"/>
+              <w:jc w:val="right"/>
+            </w:pPr>
+            <w:r>
+              <w:rPr>
+                <w:rFonts w:ascii="Ubuntu" w:hAnsi="Ubuntu"/>
+                <w:color w:val="7F7F7F"/>
+                <w:sz w:val="24"/>
+              </w:rPr>
+              <w:t xml:space="preserve"> </w:t>
+            </w:r>
+          </w:p>
+        </w:tc>
+        <w:tc>
+          <w:tcPr>
+            <w:tcW w:w="0" w:type="auto"/>
+          </w:tcPr>
+          <w:p>
+            <w:pPr>
+              <w:spacing w:line="285" w:lineRule="exact"/>
+              <w:jc w:val="right"/>
+            </w:pPr>
+            <w:r>
+              <w:rPr>
+                <w:rFonts w:ascii="Ubuntu" w:hAnsi="Ubuntu"/>
+                <w:color w:val="7F7F7F"/>
+                <w:sz w:val="24"/>
+              </w:rPr>
+              <w:t xml:space="preserve"> </w:t>
+            </w:r>
+          </w:p>
+        </w:tc>
+        <w:tc>
+          <w:tcPr>
+            <w:tcW w:w="0" w:type="auto"/>
+          </w:tcPr>
+          <w:p>
+            <w:pPr>
+              <w:spacing w:line="285" w:lineRule="exact"/>
+              <w:jc w:val="right"/>
+            </w:pPr>
+            <w:r>
+              <w:rPr>
+                <w:rFonts w:ascii="Ubuntu" w:hAnsi="Ubuntu"/>
+                <w:color w:val="7F7F7F"/>
+                <w:sz w:val="24"/>
+              </w:rPr>
+              <w:t xml:space="preserve"> </w:t>
+            </w:r>
+          </w:p>
+        </w:tc>
+        <w:tc>
+          <w:tcPr>
+            <w:tcW w:w="0" w:type="auto"/>
+          </w:tcPr>
+          <w:p>
+            <w:pPr>
+              <w:spacing w:line="285" w:lineRule="exact"/>
+              <w:jc w:val="right"/>
+            </w:pPr>
+            <w:r>
+              <w:rPr>
+                <w:rFonts w:ascii="Ubuntu" w:hAnsi="Ubuntu"/>
+                <w:color w:val="7F7F7F"/>
+                <w:sz w:val="24"/>
+              </w:rPr>
+              <w:t xml:space="preserve"> </w:t>
+            </w:r>
+          </w:p>
+        </w:tc>
+        <w:tc>
+          <w:tcPr>
+            <w:tcW w:w="0" w:type="auto"/>
+          </w:tcPr>
+          <w:p>
+            <w:pPr>
+              <w:spacing w:line="285" w:lineRule="exact"/>
+              <w:jc w:val="right"/>
+            </w:pPr>
+            <w:r>
+              <w:rPr>
+                <w:rFonts w:ascii="Ubuntu" w:hAnsi="Ubuntu"/>
+                <w:color w:val="7F7F7F"/>
+                <w:sz w:val="24"/>
+              </w:rPr>
+              <w:t xml:space="preserve"> </w:t>
+            </w:r>
+          </w:p>
+        </w:tc>
+        <w:tc>
+          <w:tcPr>
+            <w:tcW w:w="0" w:type="auto"/>
+          </w:tcPr>
+          <w:p>
+            <w:pPr>
+              <w:spacing w:line="285" w:lineRule="exact"/>
+              <w:jc w:val="right"/>
+            </w:pPr>
+            <w:r>
+              <w:rPr>
+                <w:rFonts w:ascii="Ubuntu" w:hAnsi="Ubuntu"/>
+                <w:color w:val="7F7F7F"/>
+                <w:sz w:val="24"/>
+              </w:rPr>
+              <w:t xml:space="preserve"> </w:t>
+            </w:r>
+          </w:p>
+        </w:tc>
+        <w:tc>
+          <w:tcPr>
+            <w:tcW w:w="0" w:type="auto"/>
+          </w:tcPr>
+          <w:p>
+            <w:pPr>
+              <w:spacing w:line="285" w:lineRule="exact"/>
+              <w:jc w:val="right"/>
+            </w:pPr>
+            <w:r>
+              <w:rPr>
+                <w:rFonts w:ascii="Ubuntu" w:hAnsi="Ubuntu"/>
+                <w:color w:val="7F7F7F"/>
+                <w:sz w:val="24"/>
+              </w:rPr>
+              <w:t xml:space="preserve"> </w:t>
+            </w:r>
+          </w:p>
+        </w:tc>
+        <w:tc>
+          <w:tcPr>
+            <w:tcW w:w="0" w:type="auto"/>
+          </w:tcPr>
+          <w:p>
+            <w:pPr>
+              <w:spacing w:line="285" w:lineRule="exact"/>
+              <w:jc w:val="right"/>
+            </w:pPr>
+            <w:r>
+              <w:rPr>
+                <w:rFonts w:ascii="Ubuntu" w:hAnsi="Ubuntu"/>
+                <w:color w:val="7F7F7F"/>
+                <w:sz w:val="24"/>
+              </w:rPr>
+              <w:t xml:space="preserve"> </w:t>
+            </w:r>
+          </w:p>
+        </w:tc>
+        <w:tc>
+          <w:tcPr>
+            <w:tcW w:w="0" w:type="auto"/>
+          </w:tcPr>
+          <w:p>
+            <w:pPr>
+              <w:spacing w:line="285" w:lineRule="exact"/>
+              <w:jc w:val="right"/>
+            </w:pPr>
+            <w:r>
+              <w:rPr>
+                <w:rFonts w:ascii="Ubuntu" w:hAnsi="Ubuntu"/>
+                <w:color w:val="7F7F7F"/>
+                <w:sz w:val="24"/>
+              </w:rPr>
+              <w:t xml:space="preserve"> </w:t>
+            </w:r>
+          </w:p>
+        </w:tc>
+        <w:tc>
+          <w:tcPr>
+            <w:tcW w:w="0" w:type="auto"/>
+          </w:tcPr>
+          <w:p>
+            <w:pPr>
+              <w:spacing w:line="285" w:lineRule="exact"/>
               <w:jc w:val="right"/>
             </w:pPr>
             <w:r>
@@ -3924,6 +4277,7 @@
           </w:tcPr>
           <w:p>
             <w:pPr>
+              <w:spacing w:line="285" w:lineRule="exact"/>
               <w:jc w:val="right"/>
             </w:pPr>
             <w:r>
@@ -3944,6 +4298,7 @@
           </w:tcPr>
           <w:p>
             <w:pPr>
+              <w:spacing w:line="285" w:lineRule="exact"/>
               <w:jc w:val="right"/>
             </w:pPr>
             <w:r>
@@ -3962,24 +4317,26 @@
           </w:tcPr>
           <w:p>
             <w:pPr>
-              <w:jc w:val="right"/>
-            </w:pPr>
-            <w:r>
-              <w:rPr>
-                <w:rFonts w:ascii="Ubuntu" w:hAnsi="Ubuntu"/>
-                <w:color w:val="7F7F7F"/>
-                <w:sz w:val="24"/>
-              </w:rPr>
-              <w:t xml:space="preserve"> </w:t>
-            </w:r>
-          </w:p>
-        </w:tc>
-        <w:tc>
-          <w:tcPr>
-            <w:tcW w:w="0" w:type="auto"/>
-          </w:tcPr>
-          <w:p>
-            <w:pPr>
+              <w:spacing w:line="285" w:lineRule="exact"/>
+              <w:jc w:val="right"/>
+            </w:pPr>
+            <w:r>
+              <w:rPr>
+                <w:rFonts w:ascii="Ubuntu" w:hAnsi="Ubuntu"/>
+                <w:color w:val="7F7F7F"/>
+                <w:sz w:val="24"/>
+              </w:rPr>
+              <w:t xml:space="preserve"> </w:t>
+            </w:r>
+          </w:p>
+        </w:tc>
+        <w:tc>
+          <w:tcPr>
+            <w:tcW w:w="0" w:type="auto"/>
+          </w:tcPr>
+          <w:p>
+            <w:pPr>
+              <w:spacing w:line="285" w:lineRule="exact"/>
               <w:jc w:val="right"/>
             </w:pPr>
             <w:r>
@@ -3998,24 +4355,26 @@
           </w:tcPr>
           <w:p>
             <w:pPr>
-              <w:jc w:val="right"/>
-            </w:pPr>
-            <w:r>
-              <w:rPr>
-                <w:rFonts w:ascii="Ubuntu" w:hAnsi="Ubuntu"/>
-                <w:color w:val="7F7F7F"/>
-                <w:sz w:val="24"/>
-              </w:rPr>
-              <w:t xml:space="preserve"> </w:t>
-            </w:r>
-          </w:p>
-        </w:tc>
-        <w:tc>
-          <w:tcPr>
-            <w:tcW w:w="0" w:type="auto"/>
-          </w:tcPr>
-          <w:p>
-            <w:pPr>
+              <w:spacing w:line="285" w:lineRule="exact"/>
+              <w:jc w:val="right"/>
+            </w:pPr>
+            <w:r>
+              <w:rPr>
+                <w:rFonts w:ascii="Ubuntu" w:hAnsi="Ubuntu"/>
+                <w:color w:val="7F7F7F"/>
+                <w:sz w:val="24"/>
+              </w:rPr>
+              <w:t xml:space="preserve"> </w:t>
+            </w:r>
+          </w:p>
+        </w:tc>
+        <w:tc>
+          <w:tcPr>
+            <w:tcW w:w="0" w:type="auto"/>
+          </w:tcPr>
+          <w:p>
+            <w:pPr>
+              <w:spacing w:line="285" w:lineRule="exact"/>
               <w:jc w:val="right"/>
             </w:pPr>
             <w:r>
@@ -4034,24 +4393,26 @@
           </w:tcPr>
           <w:p>
             <w:pPr>
-              <w:jc w:val="right"/>
-            </w:pPr>
-            <w:r>
-              <w:rPr>
-                <w:rFonts w:ascii="Ubuntu" w:hAnsi="Ubuntu"/>
-                <w:color w:val="7F7F7F"/>
-                <w:sz w:val="24"/>
-              </w:rPr>
-              <w:t xml:space="preserve"> </w:t>
-            </w:r>
-          </w:p>
-        </w:tc>
-        <w:tc>
-          <w:tcPr>
-            <w:tcW w:w="0" w:type="auto"/>
-          </w:tcPr>
-          <w:p>
-            <w:pPr>
+              <w:spacing w:line="285" w:lineRule="exact"/>
+              <w:jc w:val="right"/>
+            </w:pPr>
+            <w:r>
+              <w:rPr>
+                <w:rFonts w:ascii="Ubuntu" w:hAnsi="Ubuntu"/>
+                <w:color w:val="7F7F7F"/>
+                <w:sz w:val="24"/>
+              </w:rPr>
+              <w:t xml:space="preserve"> </w:t>
+            </w:r>
+          </w:p>
+        </w:tc>
+        <w:tc>
+          <w:tcPr>
+            <w:tcW w:w="0" w:type="auto"/>
+          </w:tcPr>
+          <w:p>
+            <w:pPr>
+              <w:spacing w:line="285" w:lineRule="exact"/>
               <w:jc w:val="right"/>
             </w:pPr>
             <w:r>
@@ -4070,24 +4431,26 @@
           </w:tcPr>
           <w:p>
             <w:pPr>
-              <w:jc w:val="right"/>
-            </w:pPr>
-            <w:r>
-              <w:rPr>
-                <w:rFonts w:ascii="Ubuntu" w:hAnsi="Ubuntu"/>
-                <w:color w:val="7F7F7F"/>
-                <w:sz w:val="24"/>
-              </w:rPr>
-              <w:t xml:space="preserve"> </w:t>
-            </w:r>
-          </w:p>
-        </w:tc>
-        <w:tc>
-          <w:tcPr>
-            <w:tcW w:w="0" w:type="auto"/>
-          </w:tcPr>
-          <w:p>
-            <w:pPr>
+              <w:spacing w:line="285" w:lineRule="exact"/>
+              <w:jc w:val="right"/>
+            </w:pPr>
+            <w:r>
+              <w:rPr>
+                <w:rFonts w:ascii="Ubuntu" w:hAnsi="Ubuntu"/>
+                <w:color w:val="7F7F7F"/>
+                <w:sz w:val="24"/>
+              </w:rPr>
+              <w:t xml:space="preserve"> </w:t>
+            </w:r>
+          </w:p>
+        </w:tc>
+        <w:tc>
+          <w:tcPr>
+            <w:tcW w:w="0" w:type="auto"/>
+          </w:tcPr>
+          <w:p>
+            <w:pPr>
+              <w:spacing w:line="285" w:lineRule="exact"/>
               <w:jc w:val="right"/>
             </w:pPr>
             <w:r>
@@ -4106,24 +4469,26 @@
           </w:tcPr>
           <w:p>
             <w:pPr>
-              <w:jc w:val="right"/>
-            </w:pPr>
-            <w:r>
-              <w:rPr>
-                <w:rFonts w:ascii="Ubuntu" w:hAnsi="Ubuntu"/>
-                <w:color w:val="7F7F7F"/>
-                <w:sz w:val="24"/>
-              </w:rPr>
-              <w:t xml:space="preserve"> </w:t>
-            </w:r>
-          </w:p>
-        </w:tc>
-        <w:tc>
-          <w:tcPr>
-            <w:tcW w:w="0" w:type="auto"/>
-          </w:tcPr>
-          <w:p>
-            <w:pPr>
+              <w:spacing w:line="285" w:lineRule="exact"/>
+              <w:jc w:val="right"/>
+            </w:pPr>
+            <w:r>
+              <w:rPr>
+                <w:rFonts w:ascii="Ubuntu" w:hAnsi="Ubuntu"/>
+                <w:color w:val="7F7F7F"/>
+                <w:sz w:val="24"/>
+              </w:rPr>
+              <w:t xml:space="preserve"> </w:t>
+            </w:r>
+          </w:p>
+        </w:tc>
+        <w:tc>
+          <w:tcPr>
+            <w:tcW w:w="0" w:type="auto"/>
+          </w:tcPr>
+          <w:p>
+            <w:pPr>
+              <w:spacing w:line="285" w:lineRule="exact"/>
               <w:jc w:val="right"/>
             </w:pPr>
             <w:r>
@@ -4142,6 +4507,7 @@
           </w:tcPr>
           <w:p>
             <w:pPr>
+              <w:spacing w:line="285" w:lineRule="exact"/>
               <w:jc w:val="right"/>
             </w:pPr>
             <w:r>
@@ -4161,6 +4527,7 @@
           </w:tcPr>
           <w:p>
             <w:pPr>
+              <w:spacing w:line="285" w:lineRule="exact"/>
               <w:jc w:val="right"/>
             </w:pPr>
             <w:r>
@@ -4181,6 +4548,7 @@
           </w:tcPr>
           <w:p>
             <w:pPr>
+              <w:spacing w:line="285" w:lineRule="exact"/>
               <w:jc w:val="right"/>
             </w:pPr>
             <w:r>
@@ -4199,186 +4567,197 @@
           </w:tcPr>
           <w:p>
             <w:pPr>
-              <w:jc w:val="right"/>
-            </w:pPr>
-            <w:r>
-              <w:rPr>
-                <w:rFonts w:ascii="Ubuntu" w:hAnsi="Ubuntu"/>
-                <w:color w:val="7F7F7F"/>
-                <w:sz w:val="24"/>
-              </w:rPr>
-              <w:t xml:space="preserve"> </w:t>
-            </w:r>
-          </w:p>
-        </w:tc>
-        <w:tc>
-          <w:tcPr>
-            <w:tcW w:w="0" w:type="auto"/>
-          </w:tcPr>
-          <w:p>
-            <w:pPr>
-              <w:jc w:val="right"/>
-            </w:pPr>
-            <w:r>
-              <w:rPr>
-                <w:rFonts w:ascii="Ubuntu" w:hAnsi="Ubuntu"/>
-                <w:color w:val="7F7F7F"/>
-                <w:sz w:val="24"/>
-              </w:rPr>
-              <w:t xml:space="preserve"> </w:t>
-            </w:r>
-          </w:p>
-        </w:tc>
-        <w:tc>
-          <w:tcPr>
-            <w:tcW w:w="0" w:type="auto"/>
-          </w:tcPr>
-          <w:p>
-            <w:pPr>
-              <w:jc w:val="right"/>
-            </w:pPr>
-            <w:r>
-              <w:rPr>
-                <w:rFonts w:ascii="Ubuntu" w:hAnsi="Ubuntu"/>
-                <w:color w:val="7F7F7F"/>
-                <w:sz w:val="24"/>
-              </w:rPr>
-              <w:t xml:space="preserve"> </w:t>
-            </w:r>
-          </w:p>
-        </w:tc>
-        <w:tc>
-          <w:tcPr>
-            <w:tcW w:w="0" w:type="auto"/>
-          </w:tcPr>
-          <w:p>
-            <w:pPr>
-              <w:jc w:val="right"/>
-            </w:pPr>
-            <w:r>
-              <w:rPr>
-                <w:rFonts w:ascii="Ubuntu" w:hAnsi="Ubuntu"/>
-                <w:color w:val="7F7F7F"/>
-                <w:sz w:val="24"/>
-              </w:rPr>
-              <w:t xml:space="preserve"> </w:t>
-            </w:r>
-          </w:p>
-        </w:tc>
-        <w:tc>
-          <w:tcPr>
-            <w:tcW w:w="0" w:type="auto"/>
-          </w:tcPr>
-          <w:p>
-            <w:pPr>
-              <w:jc w:val="right"/>
-            </w:pPr>
-            <w:r>
-              <w:rPr>
-                <w:rFonts w:ascii="Ubuntu" w:hAnsi="Ubuntu"/>
-                <w:color w:val="7F7F7F"/>
-                <w:sz w:val="24"/>
-              </w:rPr>
-              <w:t xml:space="preserve"> </w:t>
-            </w:r>
-          </w:p>
-        </w:tc>
-        <w:tc>
-          <w:tcPr>
-            <w:tcW w:w="0" w:type="auto"/>
-          </w:tcPr>
-          <w:p>
-            <w:pPr>
-              <w:jc w:val="right"/>
-            </w:pPr>
-            <w:r>
-              <w:rPr>
-                <w:rFonts w:ascii="Ubuntu" w:hAnsi="Ubuntu"/>
-                <w:color w:val="7F7F7F"/>
-                <w:sz w:val="24"/>
-              </w:rPr>
-              <w:t xml:space="preserve"> </w:t>
-            </w:r>
-          </w:p>
-        </w:tc>
-        <w:tc>
-          <w:tcPr>
-            <w:tcW w:w="0" w:type="auto"/>
-          </w:tcPr>
-          <w:p>
-            <w:pPr>
-              <w:jc w:val="right"/>
-            </w:pPr>
-            <w:r>
-              <w:rPr>
-                <w:rFonts w:ascii="Ubuntu" w:hAnsi="Ubuntu"/>
-                <w:color w:val="7F7F7F"/>
-                <w:sz w:val="24"/>
-              </w:rPr>
-              <w:t xml:space="preserve"> </w:t>
-            </w:r>
-          </w:p>
-        </w:tc>
-        <w:tc>
-          <w:tcPr>
-            <w:tcW w:w="0" w:type="auto"/>
-          </w:tcPr>
-          <w:p>
-            <w:pPr>
-              <w:jc w:val="right"/>
-            </w:pPr>
-            <w:r>
-              <w:rPr>
-                <w:rFonts w:ascii="Ubuntu" w:hAnsi="Ubuntu"/>
-                <w:color w:val="7F7F7F"/>
-                <w:sz w:val="24"/>
-              </w:rPr>
-              <w:t xml:space="preserve"> </w:t>
-            </w:r>
-          </w:p>
-        </w:tc>
-        <w:tc>
-          <w:tcPr>
-            <w:tcW w:w="0" w:type="auto"/>
-          </w:tcPr>
-          <w:p>
-            <w:pPr>
-              <w:jc w:val="right"/>
-            </w:pPr>
-            <w:r>
-              <w:rPr>
-                <w:rFonts w:ascii="Ubuntu" w:hAnsi="Ubuntu"/>
-                <w:color w:val="7F7F7F"/>
-                <w:sz w:val="24"/>
-              </w:rPr>
-              <w:t xml:space="preserve"> </w:t>
-            </w:r>
-          </w:p>
-        </w:tc>
-        <w:tc>
-          <w:tcPr>
-            <w:tcW w:w="0" w:type="auto"/>
-          </w:tcPr>
-          <w:p>
-            <w:pPr>
-              <w:jc w:val="right"/>
-            </w:pPr>
-            <w:r>
-              <w:rPr>
-                <w:rFonts w:ascii="Ubuntu" w:hAnsi="Ubuntu"/>
-                <w:color w:val="7F7F7F"/>
-                <w:sz w:val="24"/>
-              </w:rPr>
-              <w:t xml:space="preserve"> </w:t>
-            </w:r>
-          </w:p>
-        </w:tc>
-        <w:tc>
-          <w:tcPr>
-            <w:tcW w:w="0" w:type="auto"/>
-          </w:tcPr>
-          <w:p>
-            <w:pPr>
+              <w:spacing w:line="285" w:lineRule="exact"/>
+              <w:jc w:val="right"/>
+            </w:pPr>
+            <w:r>
+              <w:rPr>
+                <w:rFonts w:ascii="Ubuntu" w:hAnsi="Ubuntu"/>
+                <w:color w:val="7F7F7F"/>
+                <w:sz w:val="24"/>
+              </w:rPr>
+              <w:t xml:space="preserve"> </w:t>
+            </w:r>
+          </w:p>
+        </w:tc>
+        <w:tc>
+          <w:tcPr>
+            <w:tcW w:w="0" w:type="auto"/>
+          </w:tcPr>
+          <w:p>
+            <w:pPr>
+              <w:spacing w:line="285" w:lineRule="exact"/>
+              <w:jc w:val="right"/>
+            </w:pPr>
+            <w:r>
+              <w:rPr>
+                <w:rFonts w:ascii="Ubuntu" w:hAnsi="Ubuntu"/>
+                <w:color w:val="7F7F7F"/>
+                <w:sz w:val="24"/>
+              </w:rPr>
+              <w:t xml:space="preserve"> </w:t>
+            </w:r>
+          </w:p>
+        </w:tc>
+        <w:tc>
+          <w:tcPr>
+            <w:tcW w:w="0" w:type="auto"/>
+          </w:tcPr>
+          <w:p>
+            <w:pPr>
+              <w:spacing w:line="285" w:lineRule="exact"/>
+              <w:jc w:val="right"/>
+            </w:pPr>
+            <w:r>
+              <w:rPr>
+                <w:rFonts w:ascii="Ubuntu" w:hAnsi="Ubuntu"/>
+                <w:color w:val="7F7F7F"/>
+                <w:sz w:val="24"/>
+              </w:rPr>
+              <w:t xml:space="preserve"> </w:t>
+            </w:r>
+          </w:p>
+        </w:tc>
+        <w:tc>
+          <w:tcPr>
+            <w:tcW w:w="0" w:type="auto"/>
+          </w:tcPr>
+          <w:p>
+            <w:pPr>
+              <w:spacing w:line="285" w:lineRule="exact"/>
+              <w:jc w:val="right"/>
+            </w:pPr>
+            <w:r>
+              <w:rPr>
+                <w:rFonts w:ascii="Ubuntu" w:hAnsi="Ubuntu"/>
+                <w:color w:val="7F7F7F"/>
+                <w:sz w:val="24"/>
+              </w:rPr>
+              <w:t xml:space="preserve"> </w:t>
+            </w:r>
+          </w:p>
+        </w:tc>
+        <w:tc>
+          <w:tcPr>
+            <w:tcW w:w="0" w:type="auto"/>
+          </w:tcPr>
+          <w:p>
+            <w:pPr>
+              <w:spacing w:line="285" w:lineRule="exact"/>
+              <w:jc w:val="right"/>
+            </w:pPr>
+            <w:r>
+              <w:rPr>
+                <w:rFonts w:ascii="Ubuntu" w:hAnsi="Ubuntu"/>
+                <w:color w:val="7F7F7F"/>
+                <w:sz w:val="24"/>
+              </w:rPr>
+              <w:t xml:space="preserve"> </w:t>
+            </w:r>
+          </w:p>
+        </w:tc>
+        <w:tc>
+          <w:tcPr>
+            <w:tcW w:w="0" w:type="auto"/>
+          </w:tcPr>
+          <w:p>
+            <w:pPr>
+              <w:spacing w:line="285" w:lineRule="exact"/>
+              <w:jc w:val="right"/>
+            </w:pPr>
+            <w:r>
+              <w:rPr>
+                <w:rFonts w:ascii="Ubuntu" w:hAnsi="Ubuntu"/>
+                <w:color w:val="7F7F7F"/>
+                <w:sz w:val="24"/>
+              </w:rPr>
+              <w:t xml:space="preserve"> </w:t>
+            </w:r>
+          </w:p>
+        </w:tc>
+        <w:tc>
+          <w:tcPr>
+            <w:tcW w:w="0" w:type="auto"/>
+          </w:tcPr>
+          <w:p>
+            <w:pPr>
+              <w:spacing w:line="285" w:lineRule="exact"/>
+              <w:jc w:val="right"/>
+            </w:pPr>
+            <w:r>
+              <w:rPr>
+                <w:rFonts w:ascii="Ubuntu" w:hAnsi="Ubuntu"/>
+                <w:color w:val="7F7F7F"/>
+                <w:sz w:val="24"/>
+              </w:rPr>
+              <w:t xml:space="preserve"> </w:t>
+            </w:r>
+          </w:p>
+        </w:tc>
+        <w:tc>
+          <w:tcPr>
+            <w:tcW w:w="0" w:type="auto"/>
+          </w:tcPr>
+          <w:p>
+            <w:pPr>
+              <w:spacing w:line="285" w:lineRule="exact"/>
+              <w:jc w:val="right"/>
+            </w:pPr>
+            <w:r>
+              <w:rPr>
+                <w:rFonts w:ascii="Ubuntu" w:hAnsi="Ubuntu"/>
+                <w:color w:val="7F7F7F"/>
+                <w:sz w:val="24"/>
+              </w:rPr>
+              <w:t xml:space="preserve"> </w:t>
+            </w:r>
+          </w:p>
+        </w:tc>
+        <w:tc>
+          <w:tcPr>
+            <w:tcW w:w="0" w:type="auto"/>
+          </w:tcPr>
+          <w:p>
+            <w:pPr>
+              <w:spacing w:line="285" w:lineRule="exact"/>
+              <w:jc w:val="right"/>
+            </w:pPr>
+            <w:r>
+              <w:rPr>
+                <w:rFonts w:ascii="Ubuntu" w:hAnsi="Ubuntu"/>
+                <w:color w:val="7F7F7F"/>
+                <w:sz w:val="24"/>
+              </w:rPr>
+              <w:t xml:space="preserve"> </w:t>
+            </w:r>
+          </w:p>
+        </w:tc>
+        <w:tc>
+          <w:tcPr>
+            <w:tcW w:w="0" w:type="auto"/>
+          </w:tcPr>
+          <w:p>
+            <w:pPr>
+              <w:spacing w:line="285" w:lineRule="exact"/>
+              <w:jc w:val="right"/>
+            </w:pPr>
+            <w:r>
+              <w:rPr>
+                <w:rFonts w:ascii="Ubuntu" w:hAnsi="Ubuntu"/>
+                <w:color w:val="7F7F7F"/>
+                <w:sz w:val="24"/>
+              </w:rPr>
+              <w:t xml:space="preserve"> </w:t>
+            </w:r>
+          </w:p>
+        </w:tc>
+        <w:tc>
+          <w:tcPr>
+            <w:tcW w:w="0" w:type="auto"/>
+          </w:tcPr>
+          <w:p>
+            <w:pPr>
+              <w:spacing w:line="285" w:lineRule="exact"/>
               <w:jc w:val="right"/>
             </w:pPr>
             <w:r>
@@ -4398,6 +4777,7 @@
           </w:tcPr>
           <w:p>
             <w:pPr>
+              <w:spacing w:line="285" w:lineRule="exact"/>
               <w:jc w:val="right"/>
             </w:pPr>
             <w:r>
@@ -4418,6 +4798,7 @@
           </w:tcPr>
           <w:p>
             <w:pPr>
+              <w:spacing w:line="285" w:lineRule="exact"/>
               <w:jc w:val="right"/>
             </w:pPr>
             <w:r>
@@ -4436,24 +4817,26 @@
           </w:tcPr>
           <w:p>
             <w:pPr>
-              <w:jc w:val="right"/>
-            </w:pPr>
-            <w:r>
-              <w:rPr>
-                <w:rFonts w:ascii="Ubuntu" w:hAnsi="Ubuntu"/>
-                <w:color w:val="7F7F7F"/>
-                <w:sz w:val="24"/>
-              </w:rPr>
-              <w:t xml:space="preserve"> </w:t>
-            </w:r>
-          </w:p>
-        </w:tc>
-        <w:tc>
-          <w:tcPr>
-            <w:tcW w:w="0" w:type="auto"/>
-          </w:tcPr>
-          <w:p>
-            <w:pPr>
+              <w:spacing w:line="285" w:lineRule="exact"/>
+              <w:jc w:val="right"/>
+            </w:pPr>
+            <w:r>
+              <w:rPr>
+                <w:rFonts w:ascii="Ubuntu" w:hAnsi="Ubuntu"/>
+                <w:color w:val="7F7F7F"/>
+                <w:sz w:val="24"/>
+              </w:rPr>
+              <w:t xml:space="preserve"> </w:t>
+            </w:r>
+          </w:p>
+        </w:tc>
+        <w:tc>
+          <w:tcPr>
+            <w:tcW w:w="0" w:type="auto"/>
+          </w:tcPr>
+          <w:p>
+            <w:pPr>
+              <w:spacing w:line="285" w:lineRule="exact"/>
               <w:jc w:val="right"/>
             </w:pPr>
             <w:r>
@@ -4472,24 +4855,26 @@
           </w:tcPr>
           <w:p>
             <w:pPr>
-              <w:jc w:val="right"/>
-            </w:pPr>
-            <w:r>
-              <w:rPr>
-                <w:rFonts w:ascii="Ubuntu" w:hAnsi="Ubuntu"/>
-                <w:color w:val="7F7F7F"/>
-                <w:sz w:val="24"/>
-              </w:rPr>
-              <w:t xml:space="preserve"> </w:t>
-            </w:r>
-          </w:p>
-        </w:tc>
-        <w:tc>
-          <w:tcPr>
-            <w:tcW w:w="0" w:type="auto"/>
-          </w:tcPr>
-          <w:p>
-            <w:pPr>
+              <w:spacing w:line="285" w:lineRule="exact"/>
+              <w:jc w:val="right"/>
+            </w:pPr>
+            <w:r>
+              <w:rPr>
+                <w:rFonts w:ascii="Ubuntu" w:hAnsi="Ubuntu"/>
+                <w:color w:val="7F7F7F"/>
+                <w:sz w:val="24"/>
+              </w:rPr>
+              <w:t xml:space="preserve"> </w:t>
+            </w:r>
+          </w:p>
+        </w:tc>
+        <w:tc>
+          <w:tcPr>
+            <w:tcW w:w="0" w:type="auto"/>
+          </w:tcPr>
+          <w:p>
+            <w:pPr>
+              <w:spacing w:line="285" w:lineRule="exact"/>
               <w:jc w:val="right"/>
             </w:pPr>
             <w:r>
@@ -4508,24 +4893,26 @@
           </w:tcPr>
           <w:p>
             <w:pPr>
-              <w:jc w:val="right"/>
-            </w:pPr>
-            <w:r>
-              <w:rPr>
-                <w:rFonts w:ascii="Ubuntu" w:hAnsi="Ubuntu"/>
-                <w:color w:val="7F7F7F"/>
-                <w:sz w:val="24"/>
-              </w:rPr>
-              <w:t xml:space="preserve"> </w:t>
-            </w:r>
-          </w:p>
-        </w:tc>
-        <w:tc>
-          <w:tcPr>
-            <w:tcW w:w="0" w:type="auto"/>
-          </w:tcPr>
-          <w:p>
-            <w:pPr>
+              <w:spacing w:line="285" w:lineRule="exact"/>
+              <w:jc w:val="right"/>
+            </w:pPr>
+            <w:r>
+              <w:rPr>
+                <w:rFonts w:ascii="Ubuntu" w:hAnsi="Ubuntu"/>
+                <w:color w:val="7F7F7F"/>
+                <w:sz w:val="24"/>
+              </w:rPr>
+              <w:t xml:space="preserve"> </w:t>
+            </w:r>
+          </w:p>
+        </w:tc>
+        <w:tc>
+          <w:tcPr>
+            <w:tcW w:w="0" w:type="auto"/>
+          </w:tcPr>
+          <w:p>
+            <w:pPr>
+              <w:spacing w:line="285" w:lineRule="exact"/>
               <w:jc w:val="right"/>
             </w:pPr>
             <w:r>
@@ -4544,24 +4931,26 @@
           </w:tcPr>
           <w:p>
             <w:pPr>
-              <w:jc w:val="right"/>
-            </w:pPr>
-            <w:r>
-              <w:rPr>
-                <w:rFonts w:ascii="Ubuntu" w:hAnsi="Ubuntu"/>
-                <w:color w:val="7F7F7F"/>
-                <w:sz w:val="24"/>
-              </w:rPr>
-              <w:t xml:space="preserve"> </w:t>
-            </w:r>
-          </w:p>
-        </w:tc>
-        <w:tc>
-          <w:tcPr>
-            <w:tcW w:w="0" w:type="auto"/>
-          </w:tcPr>
-          <w:p>
-            <w:pPr>
+              <w:spacing w:line="285" w:lineRule="exact"/>
+              <w:jc w:val="right"/>
+            </w:pPr>
+            <w:r>
+              <w:rPr>
+                <w:rFonts w:ascii="Ubuntu" w:hAnsi="Ubuntu"/>
+                <w:color w:val="7F7F7F"/>
+                <w:sz w:val="24"/>
+              </w:rPr>
+              <w:t xml:space="preserve"> </w:t>
+            </w:r>
+          </w:p>
+        </w:tc>
+        <w:tc>
+          <w:tcPr>
+            <w:tcW w:w="0" w:type="auto"/>
+          </w:tcPr>
+          <w:p>
+            <w:pPr>
+              <w:spacing w:line="285" w:lineRule="exact"/>
               <w:jc w:val="right"/>
             </w:pPr>
             <w:r>
@@ -4580,24 +4969,26 @@
           </w:tcPr>
           <w:p>
             <w:pPr>
-              <w:jc w:val="right"/>
-            </w:pPr>
-            <w:r>
-              <w:rPr>
-                <w:rFonts w:ascii="Ubuntu" w:hAnsi="Ubuntu"/>
-                <w:color w:val="7F7F7F"/>
-                <w:sz w:val="24"/>
-              </w:rPr>
-              <w:t xml:space="preserve"> </w:t>
-            </w:r>
-          </w:p>
-        </w:tc>
-        <w:tc>
-          <w:tcPr>
-            <w:tcW w:w="0" w:type="auto"/>
-          </w:tcPr>
-          <w:p>
-            <w:pPr>
+              <w:spacing w:line="285" w:lineRule="exact"/>
+              <w:jc w:val="right"/>
+            </w:pPr>
+            <w:r>
+              <w:rPr>
+                <w:rFonts w:ascii="Ubuntu" w:hAnsi="Ubuntu"/>
+                <w:color w:val="7F7F7F"/>
+                <w:sz w:val="24"/>
+              </w:rPr>
+              <w:t xml:space="preserve"> </w:t>
+            </w:r>
+          </w:p>
+        </w:tc>
+        <w:tc>
+          <w:tcPr>
+            <w:tcW w:w="0" w:type="auto"/>
+          </w:tcPr>
+          <w:p>
+            <w:pPr>
+              <w:spacing w:line="285" w:lineRule="exact"/>
               <w:jc w:val="right"/>
             </w:pPr>
             <w:r>
@@ -4616,6 +5007,7 @@
           </w:tcPr>
           <w:p>
             <w:pPr>
+              <w:spacing w:line="285" w:lineRule="exact"/>
               <w:jc w:val="right"/>
             </w:pPr>
             <w:r>
@@ -4635,6 +5027,7 @@
           </w:tcPr>
           <w:p>
             <w:pPr>
+              <w:spacing w:line="285" w:lineRule="exact"/>
               <w:jc w:val="right"/>
             </w:pPr>
             <w:r>
@@ -4655,6 +5048,7 @@
           </w:tcPr>
           <w:p>
             <w:pPr>
+              <w:spacing w:line="285" w:lineRule="exact"/>
               <w:jc w:val="right"/>
             </w:pPr>
             <w:r>
@@ -4673,186 +5067,197 @@
           </w:tcPr>
           <w:p>
             <w:pPr>
-              <w:jc w:val="right"/>
-            </w:pPr>
-            <w:r>
-              <w:rPr>
-                <w:rFonts w:ascii="Ubuntu" w:hAnsi="Ubuntu"/>
-                <w:color w:val="7F7F7F"/>
-                <w:sz w:val="24"/>
-              </w:rPr>
-              <w:t xml:space="preserve"> </w:t>
-            </w:r>
-          </w:p>
-        </w:tc>
-        <w:tc>
-          <w:tcPr>
-            <w:tcW w:w="0" w:type="auto"/>
-          </w:tcPr>
-          <w:p>
-            <w:pPr>
-              <w:jc w:val="right"/>
-            </w:pPr>
-            <w:r>
-              <w:rPr>
-                <w:rFonts w:ascii="Ubuntu" w:hAnsi="Ubuntu"/>
-                <w:color w:val="7F7F7F"/>
-                <w:sz w:val="24"/>
-              </w:rPr>
-              <w:t xml:space="preserve"> </w:t>
-            </w:r>
-          </w:p>
-        </w:tc>
-        <w:tc>
-          <w:tcPr>
-            <w:tcW w:w="0" w:type="auto"/>
-          </w:tcPr>
-          <w:p>
-            <w:pPr>
-              <w:jc w:val="right"/>
-            </w:pPr>
-            <w:r>
-              <w:rPr>
-                <w:rFonts w:ascii="Ubuntu" w:hAnsi="Ubuntu"/>
-                <w:color w:val="7F7F7F"/>
-                <w:sz w:val="24"/>
-              </w:rPr>
-              <w:t xml:space="preserve"> </w:t>
-            </w:r>
-          </w:p>
-        </w:tc>
-        <w:tc>
-          <w:tcPr>
-            <w:tcW w:w="0" w:type="auto"/>
-          </w:tcPr>
-          <w:p>
-            <w:pPr>
-              <w:jc w:val="right"/>
-            </w:pPr>
-            <w:r>
-              <w:rPr>
-                <w:rFonts w:ascii="Ubuntu" w:hAnsi="Ubuntu"/>
-                <w:color w:val="7F7F7F"/>
-                <w:sz w:val="24"/>
-              </w:rPr>
-              <w:t xml:space="preserve"> </w:t>
-            </w:r>
-          </w:p>
-        </w:tc>
-        <w:tc>
-          <w:tcPr>
-            <w:tcW w:w="0" w:type="auto"/>
-          </w:tcPr>
-          <w:p>
-            <w:pPr>
-              <w:jc w:val="right"/>
-            </w:pPr>
-            <w:r>
-              <w:rPr>
-                <w:rFonts w:ascii="Ubuntu" w:hAnsi="Ubuntu"/>
-                <w:color w:val="7F7F7F"/>
-                <w:sz w:val="24"/>
-              </w:rPr>
-              <w:t xml:space="preserve"> </w:t>
-            </w:r>
-          </w:p>
-        </w:tc>
-        <w:tc>
-          <w:tcPr>
-            <w:tcW w:w="0" w:type="auto"/>
-          </w:tcPr>
-          <w:p>
-            <w:pPr>
-              <w:jc w:val="right"/>
-            </w:pPr>
-            <w:r>
-              <w:rPr>
-                <w:rFonts w:ascii="Ubuntu" w:hAnsi="Ubuntu"/>
-                <w:color w:val="7F7F7F"/>
-                <w:sz w:val="24"/>
-              </w:rPr>
-              <w:t xml:space="preserve"> </w:t>
-            </w:r>
-          </w:p>
-        </w:tc>
-        <w:tc>
-          <w:tcPr>
-            <w:tcW w:w="0" w:type="auto"/>
-          </w:tcPr>
-          <w:p>
-            <w:pPr>
-              <w:jc w:val="right"/>
-            </w:pPr>
-            <w:r>
-              <w:rPr>
-                <w:rFonts w:ascii="Ubuntu" w:hAnsi="Ubuntu"/>
-                <w:color w:val="7F7F7F"/>
-                <w:sz w:val="24"/>
-              </w:rPr>
-              <w:t xml:space="preserve"> </w:t>
-            </w:r>
-          </w:p>
-        </w:tc>
-        <w:tc>
-          <w:tcPr>
-            <w:tcW w:w="0" w:type="auto"/>
-          </w:tcPr>
-          <w:p>
-            <w:pPr>
-              <w:jc w:val="right"/>
-            </w:pPr>
-            <w:r>
-              <w:rPr>
-                <w:rFonts w:ascii="Ubuntu" w:hAnsi="Ubuntu"/>
-                <w:color w:val="7F7F7F"/>
-                <w:sz w:val="24"/>
-              </w:rPr>
-              <w:t xml:space="preserve"> </w:t>
-            </w:r>
-          </w:p>
-        </w:tc>
-        <w:tc>
-          <w:tcPr>
-            <w:tcW w:w="0" w:type="auto"/>
-          </w:tcPr>
-          <w:p>
-            <w:pPr>
-              <w:jc w:val="right"/>
-            </w:pPr>
-            <w:r>
-              <w:rPr>
-                <w:rFonts w:ascii="Ubuntu" w:hAnsi="Ubuntu"/>
-                <w:color w:val="7F7F7F"/>
-                <w:sz w:val="24"/>
-              </w:rPr>
-              <w:t xml:space="preserve"> </w:t>
-            </w:r>
-          </w:p>
-        </w:tc>
-        <w:tc>
-          <w:tcPr>
-            <w:tcW w:w="0" w:type="auto"/>
-          </w:tcPr>
-          <w:p>
-            <w:pPr>
-              <w:jc w:val="right"/>
-            </w:pPr>
-            <w:r>
-              <w:rPr>
-                <w:rFonts w:ascii="Ubuntu" w:hAnsi="Ubuntu"/>
-                <w:color w:val="7F7F7F"/>
-                <w:sz w:val="24"/>
-              </w:rPr>
-              <w:t xml:space="preserve"> </w:t>
-            </w:r>
-          </w:p>
-        </w:tc>
-        <w:tc>
-          <w:tcPr>
-            <w:tcW w:w="0" w:type="auto"/>
-          </w:tcPr>
-          <w:p>
-            <w:pPr>
+              <w:spacing w:line="285" w:lineRule="exact"/>
+              <w:jc w:val="right"/>
+            </w:pPr>
+            <w:r>
+              <w:rPr>
+                <w:rFonts w:ascii="Ubuntu" w:hAnsi="Ubuntu"/>
+                <w:color w:val="7F7F7F"/>
+                <w:sz w:val="24"/>
+              </w:rPr>
+              <w:t xml:space="preserve"> </w:t>
+            </w:r>
+          </w:p>
+        </w:tc>
+        <w:tc>
+          <w:tcPr>
+            <w:tcW w:w="0" w:type="auto"/>
+          </w:tcPr>
+          <w:p>
+            <w:pPr>
+              <w:spacing w:line="285" w:lineRule="exact"/>
+              <w:jc w:val="right"/>
+            </w:pPr>
+            <w:r>
+              <w:rPr>
+                <w:rFonts w:ascii="Ubuntu" w:hAnsi="Ubuntu"/>
+                <w:color w:val="7F7F7F"/>
+                <w:sz w:val="24"/>
+              </w:rPr>
+              <w:t xml:space="preserve"> </w:t>
+            </w:r>
+          </w:p>
+        </w:tc>
+        <w:tc>
+          <w:tcPr>
+            <w:tcW w:w="0" w:type="auto"/>
+          </w:tcPr>
+          <w:p>
+            <w:pPr>
+              <w:spacing w:line="285" w:lineRule="exact"/>
+              <w:jc w:val="right"/>
+            </w:pPr>
+            <w:r>
+              <w:rPr>
+                <w:rFonts w:ascii="Ubuntu" w:hAnsi="Ubuntu"/>
+                <w:color w:val="7F7F7F"/>
+                <w:sz w:val="24"/>
+              </w:rPr>
+              <w:t xml:space="preserve"> </w:t>
+            </w:r>
+          </w:p>
+        </w:tc>
+        <w:tc>
+          <w:tcPr>
+            <w:tcW w:w="0" w:type="auto"/>
+          </w:tcPr>
+          <w:p>
+            <w:pPr>
+              <w:spacing w:line="285" w:lineRule="exact"/>
+              <w:jc w:val="right"/>
+            </w:pPr>
+            <w:r>
+              <w:rPr>
+                <w:rFonts w:ascii="Ubuntu" w:hAnsi="Ubuntu"/>
+                <w:color w:val="7F7F7F"/>
+                <w:sz w:val="24"/>
+              </w:rPr>
+              <w:t xml:space="preserve"> </w:t>
+            </w:r>
+          </w:p>
+        </w:tc>
+        <w:tc>
+          <w:tcPr>
+            <w:tcW w:w="0" w:type="auto"/>
+          </w:tcPr>
+          <w:p>
+            <w:pPr>
+              <w:spacing w:line="285" w:lineRule="exact"/>
+              <w:jc w:val="right"/>
+            </w:pPr>
+            <w:r>
+              <w:rPr>
+                <w:rFonts w:ascii="Ubuntu" w:hAnsi="Ubuntu"/>
+                <w:color w:val="7F7F7F"/>
+                <w:sz w:val="24"/>
+              </w:rPr>
+              <w:t xml:space="preserve"> </w:t>
+            </w:r>
+          </w:p>
+        </w:tc>
+        <w:tc>
+          <w:tcPr>
+            <w:tcW w:w="0" w:type="auto"/>
+          </w:tcPr>
+          <w:p>
+            <w:pPr>
+              <w:spacing w:line="285" w:lineRule="exact"/>
+              <w:jc w:val="right"/>
+            </w:pPr>
+            <w:r>
+              <w:rPr>
+                <w:rFonts w:ascii="Ubuntu" w:hAnsi="Ubuntu"/>
+                <w:color w:val="7F7F7F"/>
+                <w:sz w:val="24"/>
+              </w:rPr>
+              <w:t xml:space="preserve"> </w:t>
+            </w:r>
+          </w:p>
+        </w:tc>
+        <w:tc>
+          <w:tcPr>
+            <w:tcW w:w="0" w:type="auto"/>
+          </w:tcPr>
+          <w:p>
+            <w:pPr>
+              <w:spacing w:line="285" w:lineRule="exact"/>
+              <w:jc w:val="right"/>
+            </w:pPr>
+            <w:r>
+              <w:rPr>
+                <w:rFonts w:ascii="Ubuntu" w:hAnsi="Ubuntu"/>
+                <w:color w:val="7F7F7F"/>
+                <w:sz w:val="24"/>
+              </w:rPr>
+              <w:t xml:space="preserve"> </w:t>
+            </w:r>
+          </w:p>
+        </w:tc>
+        <w:tc>
+          <w:tcPr>
+            <w:tcW w:w="0" w:type="auto"/>
+          </w:tcPr>
+          <w:p>
+            <w:pPr>
+              <w:spacing w:line="285" w:lineRule="exact"/>
+              <w:jc w:val="right"/>
+            </w:pPr>
+            <w:r>
+              <w:rPr>
+                <w:rFonts w:ascii="Ubuntu" w:hAnsi="Ubuntu"/>
+                <w:color w:val="7F7F7F"/>
+                <w:sz w:val="24"/>
+              </w:rPr>
+              <w:t xml:space="preserve"> </w:t>
+            </w:r>
+          </w:p>
+        </w:tc>
+        <w:tc>
+          <w:tcPr>
+            <w:tcW w:w="0" w:type="auto"/>
+          </w:tcPr>
+          <w:p>
+            <w:pPr>
+              <w:spacing w:line="285" w:lineRule="exact"/>
+              <w:jc w:val="right"/>
+            </w:pPr>
+            <w:r>
+              <w:rPr>
+                <w:rFonts w:ascii="Ubuntu" w:hAnsi="Ubuntu"/>
+                <w:color w:val="7F7F7F"/>
+                <w:sz w:val="24"/>
+              </w:rPr>
+              <w:t xml:space="preserve"> </w:t>
+            </w:r>
+          </w:p>
+        </w:tc>
+        <w:tc>
+          <w:tcPr>
+            <w:tcW w:w="0" w:type="auto"/>
+          </w:tcPr>
+          <w:p>
+            <w:pPr>
+              <w:spacing w:line="285" w:lineRule="exact"/>
+              <w:jc w:val="right"/>
+            </w:pPr>
+            <w:r>
+              <w:rPr>
+                <w:rFonts w:ascii="Ubuntu" w:hAnsi="Ubuntu"/>
+                <w:color w:val="7F7F7F"/>
+                <w:sz w:val="24"/>
+              </w:rPr>
+              <w:t xml:space="preserve"> </w:t>
+            </w:r>
+          </w:p>
+        </w:tc>
+        <w:tc>
+          <w:tcPr>
+            <w:tcW w:w="0" w:type="auto"/>
+          </w:tcPr>
+          <w:p>
+            <w:pPr>
+              <w:spacing w:line="285" w:lineRule="exact"/>
               <w:jc w:val="right"/>
             </w:pPr>
             <w:r>
@@ -4872,6 +5277,7 @@
           </w:tcPr>
           <w:p>
             <w:pPr>
+              <w:spacing w:line="285" w:lineRule="exact"/>
               <w:jc w:val="right"/>
             </w:pPr>
             <w:r>
@@ -4892,6 +5298,7 @@
           </w:tcPr>
           <w:p>
             <w:pPr>
+              <w:spacing w:line="285" w:lineRule="exact"/>
               <w:jc w:val="right"/>
             </w:pPr>
             <w:r>
@@ -4910,24 +5317,26 @@
           </w:tcPr>
           <w:p>
             <w:pPr>
-              <w:jc w:val="right"/>
-            </w:pPr>
-            <w:r>
-              <w:rPr>
-                <w:rFonts w:ascii="Ubuntu" w:hAnsi="Ubuntu"/>
-                <w:color w:val="7F7F7F"/>
-                <w:sz w:val="24"/>
-              </w:rPr>
-              <w:t xml:space="preserve"> </w:t>
-            </w:r>
-          </w:p>
-        </w:tc>
-        <w:tc>
-          <w:tcPr>
-            <w:tcW w:w="0" w:type="auto"/>
-          </w:tcPr>
-          <w:p>
-            <w:pPr>
+              <w:spacing w:line="285" w:lineRule="exact"/>
+              <w:jc w:val="right"/>
+            </w:pPr>
+            <w:r>
+              <w:rPr>
+                <w:rFonts w:ascii="Ubuntu" w:hAnsi="Ubuntu"/>
+                <w:color w:val="7F7F7F"/>
+                <w:sz w:val="24"/>
+              </w:rPr>
+              <w:t xml:space="preserve"> </w:t>
+            </w:r>
+          </w:p>
+        </w:tc>
+        <w:tc>
+          <w:tcPr>
+            <w:tcW w:w="0" w:type="auto"/>
+          </w:tcPr>
+          <w:p>
+            <w:pPr>
+              <w:spacing w:line="285" w:lineRule="exact"/>
               <w:jc w:val="right"/>
             </w:pPr>
             <w:r>
@@ -4946,150 +5355,159 @@
           </w:tcPr>
           <w:p>
             <w:pPr>
-              <w:jc w:val="right"/>
-            </w:pPr>
-            <w:r>
-              <w:rPr>
-                <w:rFonts w:ascii="Ubuntu" w:hAnsi="Ubuntu"/>
-                <w:color w:val="7F7F7F"/>
-                <w:sz w:val="24"/>
-              </w:rPr>
-              <w:t xml:space="preserve"> </w:t>
-            </w:r>
-          </w:p>
-        </w:tc>
-        <w:tc>
-          <w:tcPr>
-            <w:tcW w:w="0" w:type="auto"/>
-          </w:tcPr>
-          <w:p>
-            <w:pPr>
-              <w:jc w:val="right"/>
-            </w:pPr>
-            <w:r>
-              <w:rPr>
-                <w:rFonts w:ascii="Ubuntu" w:hAnsi="Ubuntu"/>
-                <w:color w:val="7F7F7F"/>
-                <w:sz w:val="24"/>
-              </w:rPr>
-              <w:t xml:space="preserve"> </w:t>
-            </w:r>
-          </w:p>
-        </w:tc>
-        <w:tc>
-          <w:tcPr>
-            <w:tcW w:w="0" w:type="auto"/>
-          </w:tcPr>
-          <w:p>
-            <w:pPr>
-              <w:jc w:val="right"/>
-            </w:pPr>
-            <w:r>
-              <w:rPr>
-                <w:rFonts w:ascii="Ubuntu" w:hAnsi="Ubuntu"/>
-                <w:color w:val="7F7F7F"/>
-                <w:sz w:val="24"/>
-              </w:rPr>
-              <w:t xml:space="preserve"> </w:t>
-            </w:r>
-          </w:p>
-        </w:tc>
-        <w:tc>
-          <w:tcPr>
-            <w:tcW w:w="0" w:type="auto"/>
-          </w:tcPr>
-          <w:p>
-            <w:pPr>
-              <w:jc w:val="right"/>
-            </w:pPr>
-            <w:r>
-              <w:rPr>
-                <w:rFonts w:ascii="Ubuntu" w:hAnsi="Ubuntu"/>
-                <w:color w:val="7F7F7F"/>
-                <w:sz w:val="24"/>
-              </w:rPr>
-              <w:t xml:space="preserve"> </w:t>
-            </w:r>
-          </w:p>
-        </w:tc>
-        <w:tc>
-          <w:tcPr>
-            <w:tcW w:w="0" w:type="auto"/>
-          </w:tcPr>
-          <w:p>
-            <w:pPr>
-              <w:jc w:val="right"/>
-            </w:pPr>
-            <w:r>
-              <w:rPr>
-                <w:rFonts w:ascii="Ubuntu" w:hAnsi="Ubuntu"/>
-                <w:color w:val="7F7F7F"/>
-                <w:sz w:val="24"/>
-              </w:rPr>
-              <w:t xml:space="preserve"> </w:t>
-            </w:r>
-          </w:p>
-        </w:tc>
-        <w:tc>
-          <w:tcPr>
-            <w:tcW w:w="0" w:type="auto"/>
-          </w:tcPr>
-          <w:p>
-            <w:pPr>
-              <w:jc w:val="right"/>
-            </w:pPr>
-            <w:r>
-              <w:rPr>
-                <w:rFonts w:ascii="Ubuntu" w:hAnsi="Ubuntu"/>
-                <w:color w:val="7F7F7F"/>
-                <w:sz w:val="24"/>
-              </w:rPr>
-              <w:t xml:space="preserve"> </w:t>
-            </w:r>
-          </w:p>
-        </w:tc>
-        <w:tc>
-          <w:tcPr>
-            <w:tcW w:w="0" w:type="auto"/>
-          </w:tcPr>
-          <w:p>
-            <w:pPr>
-              <w:jc w:val="right"/>
-            </w:pPr>
-            <w:r>
-              <w:rPr>
-                <w:rFonts w:ascii="Ubuntu" w:hAnsi="Ubuntu"/>
-                <w:color w:val="7F7F7F"/>
-                <w:sz w:val="24"/>
-              </w:rPr>
-              <w:t xml:space="preserve"> </w:t>
-            </w:r>
-          </w:p>
-        </w:tc>
-        <w:tc>
-          <w:tcPr>
-            <w:tcW w:w="0" w:type="auto"/>
-          </w:tcPr>
-          <w:p>
-            <w:pPr>
-              <w:jc w:val="right"/>
-            </w:pPr>
-            <w:r>
-              <w:rPr>
-                <w:rFonts w:ascii="Ubuntu" w:hAnsi="Ubuntu"/>
-                <w:color w:val="7F7F7F"/>
-                <w:sz w:val="24"/>
-              </w:rPr>
-              <w:t xml:space="preserve"> </w:t>
-            </w:r>
-          </w:p>
-        </w:tc>
-        <w:tc>
-          <w:tcPr>
-            <w:tcW w:w="0" w:type="auto"/>
-          </w:tcPr>
-          <w:p>
-            <w:pPr>
+              <w:spacing w:line="285" w:lineRule="exact"/>
+              <w:jc w:val="right"/>
+            </w:pPr>
+            <w:r>
+              <w:rPr>
+                <w:rFonts w:ascii="Ubuntu" w:hAnsi="Ubuntu"/>
+                <w:color w:val="7F7F7F"/>
+                <w:sz w:val="24"/>
+              </w:rPr>
+              <w:t xml:space="preserve"> </w:t>
+            </w:r>
+          </w:p>
+        </w:tc>
+        <w:tc>
+          <w:tcPr>
+            <w:tcW w:w="0" w:type="auto"/>
+          </w:tcPr>
+          <w:p>
+            <w:pPr>
+              <w:spacing w:line="285" w:lineRule="exact"/>
+              <w:jc w:val="right"/>
+            </w:pPr>
+            <w:r>
+              <w:rPr>
+                <w:rFonts w:ascii="Ubuntu" w:hAnsi="Ubuntu"/>
+                <w:color w:val="7F7F7F"/>
+                <w:sz w:val="24"/>
+              </w:rPr>
+              <w:t xml:space="preserve"> </w:t>
+            </w:r>
+          </w:p>
+        </w:tc>
+        <w:tc>
+          <w:tcPr>
+            <w:tcW w:w="0" w:type="auto"/>
+          </w:tcPr>
+          <w:p>
+            <w:pPr>
+              <w:spacing w:line="285" w:lineRule="exact"/>
+              <w:jc w:val="right"/>
+            </w:pPr>
+            <w:r>
+              <w:rPr>
+                <w:rFonts w:ascii="Ubuntu" w:hAnsi="Ubuntu"/>
+                <w:color w:val="7F7F7F"/>
+                <w:sz w:val="24"/>
+              </w:rPr>
+              <w:t xml:space="preserve"> </w:t>
+            </w:r>
+          </w:p>
+        </w:tc>
+        <w:tc>
+          <w:tcPr>
+            <w:tcW w:w="0" w:type="auto"/>
+          </w:tcPr>
+          <w:p>
+            <w:pPr>
+              <w:spacing w:line="285" w:lineRule="exact"/>
+              <w:jc w:val="right"/>
+            </w:pPr>
+            <w:r>
+              <w:rPr>
+                <w:rFonts w:ascii="Ubuntu" w:hAnsi="Ubuntu"/>
+                <w:color w:val="7F7F7F"/>
+                <w:sz w:val="24"/>
+              </w:rPr>
+              <w:t xml:space="preserve"> </w:t>
+            </w:r>
+          </w:p>
+        </w:tc>
+        <w:tc>
+          <w:tcPr>
+            <w:tcW w:w="0" w:type="auto"/>
+          </w:tcPr>
+          <w:p>
+            <w:pPr>
+              <w:spacing w:line="285" w:lineRule="exact"/>
+              <w:jc w:val="right"/>
+            </w:pPr>
+            <w:r>
+              <w:rPr>
+                <w:rFonts w:ascii="Ubuntu" w:hAnsi="Ubuntu"/>
+                <w:color w:val="7F7F7F"/>
+                <w:sz w:val="24"/>
+              </w:rPr>
+              <w:t xml:space="preserve"> </w:t>
+            </w:r>
+          </w:p>
+        </w:tc>
+        <w:tc>
+          <w:tcPr>
+            <w:tcW w:w="0" w:type="auto"/>
+          </w:tcPr>
+          <w:p>
+            <w:pPr>
+              <w:spacing w:line="285" w:lineRule="exact"/>
+              <w:jc w:val="right"/>
+            </w:pPr>
+            <w:r>
+              <w:rPr>
+                <w:rFonts w:ascii="Ubuntu" w:hAnsi="Ubuntu"/>
+                <w:color w:val="7F7F7F"/>
+                <w:sz w:val="24"/>
+              </w:rPr>
+              <w:t xml:space="preserve"> </w:t>
+            </w:r>
+          </w:p>
+        </w:tc>
+        <w:tc>
+          <w:tcPr>
+            <w:tcW w:w="0" w:type="auto"/>
+          </w:tcPr>
+          <w:p>
+            <w:pPr>
+              <w:spacing w:line="285" w:lineRule="exact"/>
+              <w:jc w:val="right"/>
+            </w:pPr>
+            <w:r>
+              <w:rPr>
+                <w:rFonts w:ascii="Ubuntu" w:hAnsi="Ubuntu"/>
+                <w:color w:val="7F7F7F"/>
+                <w:sz w:val="24"/>
+              </w:rPr>
+              <w:t xml:space="preserve"> </w:t>
+            </w:r>
+          </w:p>
+        </w:tc>
+        <w:tc>
+          <w:tcPr>
+            <w:tcW w:w="0" w:type="auto"/>
+          </w:tcPr>
+          <w:p>
+            <w:pPr>
+              <w:spacing w:line="285" w:lineRule="exact"/>
+              <w:jc w:val="right"/>
+            </w:pPr>
+            <w:r>
+              <w:rPr>
+                <w:rFonts w:ascii="Ubuntu" w:hAnsi="Ubuntu"/>
+                <w:color w:val="7F7F7F"/>
+                <w:sz w:val="24"/>
+              </w:rPr>
+              <w:t xml:space="preserve"> </w:t>
+            </w:r>
+          </w:p>
+        </w:tc>
+        <w:tc>
+          <w:tcPr>
+            <w:tcW w:w="0" w:type="auto"/>
+          </w:tcPr>
+          <w:p>
+            <w:pPr>
+              <w:spacing w:line="285" w:lineRule="exact"/>
               <w:jc w:val="right"/>
             </w:pPr>
             <w:r>
@@ -5109,6 +5527,7 @@
           </w:tcPr>
           <w:p>
             <w:pPr>
+              <w:spacing w:line="285" w:lineRule="exact"/>
               <w:jc w:val="right"/>
             </w:pPr>
             <w:r>
@@ -5131,6 +5550,7 @@
     <w:p>
       <w:pPr>
         <w:pStyle w:val="Heading1"/>
+        <w:spacing w:before="0" w:after="0" w:line="216" w:lineRule="auto"/>
       </w:pPr>
       <w:bookmarkStart w:id="3" w:name="structural_elements"/>
       <w:r>
@@ -5146,6 +5566,7 @@
     </w:p>
     <w:p>
       <w:pPr>
+        <w:spacing w:before="200" w:after="0" w:line="216" w:lineRule="auto"/>
         <w:ind w:left="360" w:hanging="360"/>
       </w:pPr>
       <w:r>
@@ -5175,6 +5596,7 @@
     </w:p>
     <w:p>
       <w:pPr>
+        <w:spacing w:before="200" w:after="0" w:line="216" w:lineRule="auto"/>
         <w:ind w:left="360" w:hanging="360"/>
       </w:pPr>
       <w:r>
@@ -5189,6 +5611,7 @@
     </w:p>
     <w:p>
       <w:pPr>
+        <w:spacing w:before="200" w:after="0" w:line="216" w:lineRule="auto"/>
         <w:ind w:left="360" w:hanging="360"/>
       </w:pPr>
       <w:r>
@@ -5266,6 +5689,7 @@
     </w:p>
     <w:p>
       <w:pPr>
+        <w:spacing w:before="200" w:after="0" w:line="216" w:lineRule="auto"/>
         <w:ind w:left="360" w:hanging="360"/>
       </w:pPr>
       <w:r>
@@ -5280,6 +5704,7 @@
     </w:p>
     <w:p>
       <w:pPr>
+        <w:spacing w:before="200" w:after="0" w:line="216" w:lineRule="auto"/>
         <w:ind w:left="360" w:hanging="360"/>
       </w:pPr>
       <w:r>
@@ -5293,6 +5718,7 @@
     </w:p>
     <w:p>
       <w:pPr>
+        <w:spacing w:before="200" w:after="0" w:line="216" w:lineRule="auto"/>
         <w:ind w:left="360" w:hanging="360"/>
       </w:pPr>
       <w:r>
@@ -5322,6 +5748,7 @@
     </w:p>
     <w:p>
       <w:pPr>
+        <w:spacing w:before="200" w:after="0" w:line="216" w:lineRule="auto"/>
         <w:ind w:left="360" w:hanging="360"/>
       </w:pPr>
       <w:r>
@@ -5336,6 +5763,7 @@
     </w:p>
     <w:p>
       <w:pPr>
+        <w:spacing w:before="200" w:after="0" w:line="216" w:lineRule="auto"/>
         <w:ind w:left="360" w:hanging="360"/>
       </w:pPr>
       <w:r>
@@ -5403,7 +5831,11 @@
         <w:t xml:space="preserve"> in this document.</w:t>
       </w:r>
     </w:p>
-    <w:p/>
+    <w:p>
+      <w:pPr>
+        <w:spacing w:before="200" w:after="0" w:line="216" w:lineRule="auto"/>
+      </w:pPr>
+    </w:p>
     <w:p>
       <w:r>
         <w:br w:type="page"/>
@@ -5412,6 +5844,7 @@
     <w:p>
       <w:pPr>
         <w:pStyle w:val="Heading1"/>
+        <w:spacing w:before="0" w:after="0" w:line="216" w:lineRule="auto"/>
       </w:pPr>
       <w:bookmarkStart w:id="4" w:name="images"/>
       <w:r>
@@ -5427,6 +5860,7 @@
     </w:p>
     <w:p>
       <w:pPr>
+        <w:spacing w:before="200" w:after="0" w:line="216" w:lineRule="auto"/>
         <w:ind w:left="360" w:hanging="360"/>
       </w:pPr>
       <w:r>
@@ -5476,6 +5910,9 @@
       </w:r>
     </w:p>
     <w:p>
+      <w:pPr>
+        <w:spacing w:before="0" w:after="0"/>
+      </w:pPr>
       <w:r>
         <w:rPr>
           <w:rFonts w:ascii="Ubuntu" w:hAnsi="Ubuntu"/>
@@ -5504,6 +5941,7 @@
     </w:p>
     <w:p>
       <w:pPr>
+        <w:spacing w:before="0" w:after="0"/>
         <w:jc w:val="center"/>
       </w:pPr>
     </w:p>
@@ -5514,6 +5952,7 @@
     </w:p>
     <w:p>
       <w:pPr>
+        <w:spacing w:before="200" w:after="0" w:line="216" w:lineRule="auto"/>
         <w:ind w:left="360" w:hanging="360"/>
         <w:jc w:val="center"/>
       </w:pPr>
@@ -5529,6 +5968,7 @@
     </w:p>
     <w:p>
       <w:pPr>
+        <w:spacing w:before="200" w:after="0" w:line="216" w:lineRule="auto"/>
         <w:ind w:left="360" w:hanging="360"/>
       </w:pPr>
       <w:r>
@@ -5542,6 +5982,7 @@
     </w:p>
     <w:p>
       <w:pPr>
+        <w:spacing w:before="200" w:after="0" w:line="216" w:lineRule="auto"/>
         <w:ind w:left="360" w:hanging="360"/>
       </w:pPr>
       <w:r>
@@ -5590,11 +6031,15 @@
     </w:p>
     <w:p>
       <w:pPr>
+        <w:spacing w:before="200" w:after="0" w:line="216" w:lineRule="auto"/>
         <w:ind w:left="360" w:hanging="360"/>
         <w:jc w:val="center"/>
       </w:pPr>
     </w:p>
     <w:p>
+      <w:pPr>
+        <w:spacing w:before="0" w:after="0"/>
+      </w:pPr>
       <w:r>
         <w:rPr>
           <w:rFonts w:ascii="Ubuntu" w:hAnsi="Ubuntu"/>
@@ -5640,6 +6085,9 @@
       </w:r>
     </w:p>
     <w:p>
+      <w:pPr>
+        <w:spacing w:before="0" w:after="0"/>
+      </w:pPr>
       <w:r>
         <w:rPr>
           <w:rFonts w:ascii="Ubuntu" w:hAnsi="Ubuntu"/>
@@ -5752,8 +6200,15 @@
         <w:t xml:space="preserve">Six</w:t>
       </w:r>
     </w:p>
-    <w:p/>
-    <w:p>
+    <w:p>
+      <w:pPr>
+        <w:spacing w:before="0" w:after="0"/>
+      </w:pPr>
+    </w:p>
+    <w:p>
+      <w:pPr>
+        <w:spacing w:before="0" w:after="0"/>
+      </w:pPr>
       <w:r>
         <w:rPr>
           <w:rFonts w:ascii="Ubuntu" w:hAnsi="Ubuntu"/>
@@ -5849,6 +6304,9 @@
       </w:r>
     </w:p>
     <w:p>
+      <w:pPr>
+        <w:spacing w:before="0" w:after="0"/>
+      </w:pPr>
       <w:r>
         <w:rPr>
           <w:rFonts w:ascii="Ubuntu" w:hAnsi="Ubuntu"/>
@@ -5945,6 +6403,7 @@
     <w:p>
       <w:pPr>
         <w:pStyle w:val="Heading1"/>
+        <w:spacing w:before="0" w:after="0" w:line="216" w:lineRule="auto"/>
       </w:pPr>
       <w:bookmarkStart w:id="6" w:name="charts"/>
       <w:r>

--- a/test/generator/baseline/gen.odp.to.docx.docx
+++ b/test/generator/baseline/gen.odp.to.docx.docx
@@ -6828,6 +6828,174 @@
       </w:pPr>
     </w:lvl>
   </w:abstractNum>
+  <w:abstractNum w:abstractNumId="2">
+    <w:multiLevelType w:val="multilevel"/>
+    <w:lvl w:ilvl="0">
+      <w:start w:val="1"/>
+      <w:numFmt w:val="bullet"/>
+      <w:lvlText w:val="▪"/>
+      <w:lvlJc w:val="left"/>
+      <w:pPr>
+        <w:ind w:left="720" w:hanging="360"/>
+      </w:pPr>
+    </w:lvl>
+    <w:lvl w:ilvl="1">
+      <w:start w:val="1"/>
+      <w:numFmt w:val="bullet"/>
+      <w:lvlText w:val="•"/>
+      <w:lvlJc w:val="left"/>
+      <w:pPr>
+        <w:ind w:left="1440" w:hanging="360"/>
+      </w:pPr>
+    </w:lvl>
+    <w:lvl w:ilvl="2">
+      <w:start w:val="1"/>
+      <w:numFmt w:val="bullet"/>
+      <w:lvlText w:val="•"/>
+      <w:lvlJc w:val="left"/>
+      <w:pPr>
+        <w:ind w:left="2160" w:hanging="360"/>
+      </w:pPr>
+    </w:lvl>
+    <w:lvl w:ilvl="3">
+      <w:start w:val="1"/>
+      <w:numFmt w:val="bullet"/>
+      <w:lvlText w:val="○"/>
+      <w:lvlJc w:val="left"/>
+      <w:pPr>
+        <w:ind w:left="2880" w:hanging="360"/>
+      </w:pPr>
+    </w:lvl>
+    <w:lvl w:ilvl="4">
+      <w:start w:val="1"/>
+      <w:numFmt w:val="bullet"/>
+      <w:lvlText w:val="▪"/>
+      <w:lvlJc w:val="left"/>
+      <w:pPr>
+        <w:ind w:left="3600" w:hanging="360"/>
+      </w:pPr>
+    </w:lvl>
+    <w:lvl w:ilvl="5">
+      <w:start w:val="1"/>
+      <w:numFmt w:val="bullet"/>
+      <w:lvlText w:val="▪"/>
+      <w:lvlJc w:val="left"/>
+      <w:pPr>
+        <w:ind w:left="4320" w:hanging="360"/>
+      </w:pPr>
+    </w:lvl>
+    <w:lvl w:ilvl="6">
+      <w:start w:val="1"/>
+      <w:numFmt w:val="bullet"/>
+      <w:lvlText w:val="▪"/>
+      <w:lvlJc w:val="left"/>
+      <w:pPr>
+        <w:ind w:left="5040" w:hanging="360"/>
+      </w:pPr>
+    </w:lvl>
+    <w:lvl w:ilvl="7">
+      <w:start w:val="1"/>
+      <w:numFmt w:val="bullet"/>
+      <w:lvlText w:val="▪"/>
+      <w:lvlJc w:val="left"/>
+      <w:pPr>
+        <w:ind w:left="5760" w:hanging="360"/>
+      </w:pPr>
+    </w:lvl>
+    <w:lvl w:ilvl="8">
+      <w:start w:val="1"/>
+      <w:numFmt w:val="bullet"/>
+      <w:lvlText w:val="▪"/>
+      <w:lvlJc w:val="left"/>
+      <w:pPr>
+        <w:ind w:left="6480" w:hanging="360"/>
+      </w:pPr>
+    </w:lvl>
+  </w:abstractNum>
+  <w:abstractNum w:abstractNumId="3">
+    <w:multiLevelType w:val="multilevel"/>
+    <w:lvl w:ilvl="0">
+      <w:start w:val="1"/>
+      <w:numFmt w:val="lowerRoman"/>
+      <w:lvlText w:val="%1."/>
+      <w:lvlJc w:val="left"/>
+      <w:pPr>
+        <w:ind w:left="720" w:hanging="360"/>
+      </w:pPr>
+    </w:lvl>
+    <w:lvl w:ilvl="1">
+      <w:start w:val="1"/>
+      <w:numFmt w:val="lowerRoman"/>
+      <w:lvlText w:val="%2."/>
+      <w:lvlJc w:val="left"/>
+      <w:pPr>
+        <w:ind w:left="1440" w:hanging="360"/>
+      </w:pPr>
+    </w:lvl>
+    <w:lvl w:ilvl="2">
+      <w:start w:val="1"/>
+      <w:numFmt w:val="lowerRoman"/>
+      <w:lvlText w:val="%3."/>
+      <w:lvlJc w:val="left"/>
+      <w:pPr>
+        <w:ind w:left="2160" w:hanging="360"/>
+      </w:pPr>
+    </w:lvl>
+    <w:lvl w:ilvl="3">
+      <w:start w:val="1"/>
+      <w:numFmt w:val="lowerRoman"/>
+      <w:lvlText w:val="%4."/>
+      <w:lvlJc w:val="left"/>
+      <w:pPr>
+        <w:ind w:left="2880" w:hanging="360"/>
+      </w:pPr>
+    </w:lvl>
+    <w:lvl w:ilvl="4">
+      <w:start w:val="1"/>
+      <w:numFmt w:val="lowerRoman"/>
+      <w:lvlText w:val="%5."/>
+      <w:lvlJc w:val="left"/>
+      <w:pPr>
+        <w:ind w:left="3600" w:hanging="360"/>
+      </w:pPr>
+    </w:lvl>
+    <w:lvl w:ilvl="5">
+      <w:start w:val="1"/>
+      <w:numFmt w:val="lowerRoman"/>
+      <w:lvlText w:val="%6."/>
+      <w:lvlJc w:val="left"/>
+      <w:pPr>
+        <w:ind w:left="4320" w:hanging="360"/>
+      </w:pPr>
+    </w:lvl>
+    <w:lvl w:ilvl="6">
+      <w:start w:val="1"/>
+      <w:numFmt w:val="lowerRoman"/>
+      <w:lvlText w:val="%7."/>
+      <w:lvlJc w:val="left"/>
+      <w:pPr>
+        <w:ind w:left="5040" w:hanging="360"/>
+      </w:pPr>
+    </w:lvl>
+    <w:lvl w:ilvl="7">
+      <w:start w:val="1"/>
+      <w:numFmt w:val="lowerRoman"/>
+      <w:lvlText w:val="%8."/>
+      <w:lvlJc w:val="left"/>
+      <w:pPr>
+        <w:ind w:left="5760" w:hanging="360"/>
+      </w:pPr>
+    </w:lvl>
+    <w:lvl w:ilvl="8">
+      <w:start w:val="1"/>
+      <w:numFmt w:val="lowerRoman"/>
+      <w:lvlText w:val="%9."/>
+      <w:lvlJc w:val="left"/>
+      <w:pPr>
+        <w:ind w:left="6480" w:hanging="360"/>
+      </w:pPr>
+    </w:lvl>
+  </w:abstractNum>
   <w:num w:numId="1">
     <w:abstractNumId w:val="0"/>
   </w:num>
@@ -6850,10 +7018,10 @@
     </w:lvlOverride>
   </w:num>
   <w:num w:numId="4">
-    <w:abstractNumId w:val="0"/>
+    <w:abstractNumId w:val="2"/>
   </w:num>
   <w:num w:numId="5">
-    <w:abstractNumId w:val="1"/>
+    <w:abstractNumId w:val="3"/>
     <w:lvlOverride w:ilvl="0">
       <w:startOverride w:val="1"/>
     </w:lvlOverride>

--- a/test/generator/baseline/gen.odp.to.docx.docx
+++ b/test/generator/baseline/gen.odp.to.docx.docx
@@ -705,8 +705,8 @@
         </w:tblBorders>
       </w:tblPr>
       <w:tblGrid>
-        <w:gridCol w:w="4513"/>
-        <w:gridCol w:w="4513"/>
+        <w:gridCol w:w="8160"/>
+        <w:gridCol w:w="8160"/>
       </w:tblGrid>
       <w:tr>
         <w:tc>
@@ -1001,12 +1001,12 @@
         </w:tblBorders>
       </w:tblPr>
       <w:tblGrid>
-        <w:gridCol w:w="1504"/>
-        <w:gridCol w:w="1504"/>
-        <w:gridCol w:w="1504"/>
-        <w:gridCol w:w="1504"/>
-        <w:gridCol w:w="1504"/>
-        <w:gridCol w:w="1504"/>
+        <w:gridCol w:w="2720"/>
+        <w:gridCol w:w="2720"/>
+        <w:gridCol w:w="2720"/>
+        <w:gridCol w:w="2720"/>
+        <w:gridCol w:w="2720"/>
+        <w:gridCol w:w="2720"/>
       </w:tblGrid>
       <w:tr>
         <w:tc>
@@ -1651,10 +1651,10 @@
         </w:tblBorders>
       </w:tblPr>
       <w:tblGrid>
-        <w:gridCol w:w="2256"/>
-        <w:gridCol w:w="2256"/>
-        <w:gridCol w:w="2256"/>
-        <w:gridCol w:w="2256"/>
+        <w:gridCol w:w="4080"/>
+        <w:gridCol w:w="4080"/>
+        <w:gridCol w:w="4080"/>
+        <w:gridCol w:w="4080"/>
       </w:tblGrid>
       <w:tr>
         <w:tc>
@@ -2318,8 +2318,8 @@
         </w:tblBorders>
       </w:tblPr>
       <w:tblGrid>
-        <w:gridCol w:w="4513"/>
-        <w:gridCol w:w="4513"/>
+        <w:gridCol w:w="8160"/>
+        <w:gridCol w:w="8160"/>
       </w:tblGrid>
       <w:tr>
         <w:tc>
@@ -2411,8 +2411,8 @@
         </w:tblBorders>
       </w:tblPr>
       <w:tblGrid>
-        <w:gridCol w:w="4513"/>
-        <w:gridCol w:w="4513"/>
+        <w:gridCol w:w="8160"/>
+        <w:gridCol w:w="8160"/>
       </w:tblGrid>
       <w:tr>
         <w:tc>
@@ -2498,20 +2498,20 @@
         </w:tblBorders>
       </w:tblPr>
       <w:tblGrid>
-        <w:gridCol w:w="644"/>
-        <w:gridCol w:w="644"/>
-        <w:gridCol w:w="644"/>
-        <w:gridCol w:w="644"/>
-        <w:gridCol w:w="644"/>
-        <w:gridCol w:w="644"/>
-        <w:gridCol w:w="644"/>
-        <w:gridCol w:w="644"/>
-        <w:gridCol w:w="644"/>
-        <w:gridCol w:w="644"/>
-        <w:gridCol w:w="644"/>
-        <w:gridCol w:w="644"/>
-        <w:gridCol w:w="644"/>
-        <w:gridCol w:w="644"/>
+        <w:gridCol w:w="1165"/>
+        <w:gridCol w:w="1165"/>
+        <w:gridCol w:w="1165"/>
+        <w:gridCol w:w="1165"/>
+        <w:gridCol w:w="1165"/>
+        <w:gridCol w:w="1165"/>
+        <w:gridCol w:w="1165"/>
+        <w:gridCol w:w="1165"/>
+        <w:gridCol w:w="1165"/>
+        <w:gridCol w:w="1165"/>
+        <w:gridCol w:w="1165"/>
+        <w:gridCol w:w="1165"/>
+        <w:gridCol w:w="1165"/>
+        <w:gridCol w:w="1165"/>
       </w:tblGrid>
       <w:tr>
         <w:tc>
@@ -5878,7 +5878,7 @@
       <w:r>
         <w:drawing>
           <wp:inline distT="0" distB="0" distL="0" distR="0">
-            <wp:extent cx="5731510" cy="5731510"/>
+            <wp:extent cx="10287000" cy="10287000"/>
             <wp:docPr id="1" name="image1" descr="165 Inspirational Quotes To Keep You Motivated In Life"/>
             <a:graphic xmlns:a="http://schemas.openxmlformats.org/drawingml/2006/main">
               <a:graphicData uri="http://schemas.openxmlformats.org/drawingml/2006/picture">
@@ -5896,7 +5896,7 @@
                   <pic:spPr>
                     <a:xfrm>
                       <a:off x="0" y="0"/>
-                      <a:ext cx="5731510" cy="5731510"/>
+                      <a:ext cx="10287000" cy="10287000"/>
                     </a:xfrm>
                     <a:prstGeom prst="rect">
                       <a:avLst/>
@@ -6438,10 +6438,10 @@
         </w:tblBorders>
       </w:tblPr>
       <w:tblGrid>
-        <w:gridCol w:w="2256"/>
-        <w:gridCol w:w="2256"/>
-        <w:gridCol w:w="2256"/>
-        <w:gridCol w:w="2256"/>
+        <w:gridCol w:w="4080"/>
+        <w:gridCol w:w="4080"/>
+        <w:gridCol w:w="4080"/>
+        <w:gridCol w:w="4080"/>
       </w:tblGrid>
       <w:tr>
         <w:tc>
@@ -6651,7 +6651,7 @@
       </w:tr>
     </w:tbl>
     <w:sectPr>
-      <w:pgSz w:w="11906" w:h="16838"/>
+      <w:pgSz w:w="19200" w:h="10800" w:orient="landscape"/>
       <w:pgMar w:top="1440" w:right="1440" w:bottom="1440" w:left="1440" w:header="708" w:footer="708" w:gutter="0"/>
     </w:sectPr>
   </w:body>

--- a/test/generator/baseline/gen.odp.to.docx.docx
+++ b/test/generator/baseline/gen.odp.to.docx.docx
@@ -5878,7 +5878,7 @@
       <w:r>
         <w:drawing>
           <wp:inline distT="0" distB="0" distL="0" distR="0">
-            <wp:extent cx="10287000" cy="10287000"/>
+            <wp:extent cx="3574542" cy="3605530"/>
             <wp:docPr id="1" name="image1" descr="165 Inspirational Quotes To Keep You Motivated In Life"/>
             <a:graphic xmlns:a="http://schemas.openxmlformats.org/drawingml/2006/main">
               <a:graphicData uri="http://schemas.openxmlformats.org/drawingml/2006/picture">
@@ -5896,7 +5896,7 @@
                   <pic:spPr>
                     <a:xfrm>
                       <a:off x="0" y="0"/>
-                      <a:ext cx="10287000" cy="10287000"/>
+                      <a:ext cx="3574542" cy="3605530"/>
                     </a:xfrm>
                     <a:prstGeom prst="rect">
                       <a:avLst/>
